--- a/DMDA MICRO.docx
+++ b/DMDA MICRO.docx
@@ -1,9 +1,10 @@
 
 <file path=word/document.xml><?xml version="1.0" encoding="utf-8"?>
-<w:document xmlns:wpc="http://schemas.microsoft.com/office/word/2010/wordprocessingCanvas" xmlns:cx="http://schemas.microsoft.com/office/drawing/2014/chartex" xmlns:cx1="http://schemas.microsoft.com/office/drawing/2015/9/8/chartex" xmlns:cx2="http://schemas.microsoft.com/office/drawing/2015/10/21/chartex" xmlns:cx3="http://schemas.microsoft.com/office/drawing/2016/5/9/chartex" xmlns:cx4="http://schemas.microsoft.com/office/drawing/2016/5/10/chartex" xmlns:cx5="http://schemas.microsoft.com/office/drawing/2016/5/11/chartex" xmlns:cx6="http://schemas.microsoft.com/office/drawing/2016/5/12/chartex" xmlns:cx7="http://schemas.microsoft.com/office/drawing/2016/5/13/chartex" xmlns:cx8="http://schemas.microsoft.com/office/drawing/2016/5/14/chartex" xmlns:mc="http://schemas.openxmlformats.org/markup-compatibility/2006" xmlns:aink="http://schemas.microsoft.com/office/drawing/2016/ink" xmlns:am3d="http://schemas.microsoft.com/office/drawing/2017/model3d" xmlns:o="urn:schemas-microsoft-com:office:office" xmlns:oel="http://schemas.microsoft.com/office/2019/extlst" xmlns:r="http://schemas.openxmlformats.org/officeDocument/2006/relationships" xmlns:m="http://schemas.openxmlformats.org/officeDocument/2006/math" xmlns:v="urn:schemas-microsoft-com:vml" xmlns:wp14="http://schemas.microsoft.com/office/word/2010/wordprocessingDrawing" xmlns:wp="http://schemas.openxmlformats.org/drawingml/2006/wordprocessingDrawing" xmlns:w10="urn:schemas-microsoft-com:office:word" xmlns:w="http://schemas.openxmlformats.org/wordprocessingml/2006/main" xmlns:w14="http://schemas.microsoft.com/office/word/2010/wordml" xmlns:w15="http://schemas.microsoft.com/office/word/2012/wordml" xmlns:w16cex="http://schemas.microsoft.com/office/word/2018/wordml/cex" xmlns:w16cid="http://schemas.microsoft.com/office/word/2016/wordml/cid" xmlns:w16="http://schemas.microsoft.com/office/word/2018/wordml" xmlns:w16du="http://schemas.microsoft.com/office/word/2023/wordml/word16du" xmlns:w16sdtdh="http://schemas.microsoft.com/office/word/2020/wordml/sdtdatahash" xmlns:w16sdtfl="http://schemas.microsoft.com/office/word/2024/wordml/sdtformatlock" xmlns:w16se="http://schemas.microsoft.com/office/word/2015/wordml/symex" xmlns:wpg="http://schemas.microsoft.com/office/word/2010/wordprocessingGroup" xmlns:wpi="http://schemas.microsoft.com/office/word/2010/wordprocessingInk" xmlns:wne="http://schemas.microsoft.com/office/word/2006/wordml" xmlns:wps="http://schemas.microsoft.com/office/word/2010/wordprocessingShape" mc:Ignorable="w14 w15 w16se w16cid w16 w16cex w16sdtdh w16sdtfl w16du wp14">
+<w:document xmlns:w="http://schemas.openxmlformats.org/wordprocessingml/2006/main" xmlns:wp="http://schemas.openxmlformats.org/drawingml/2006/wordprocessingDrawing" xmlns:r="http://schemas.openxmlformats.org/officeDocument/2006/relationships" xmlns:v="urn:schemas-microsoft-com:vml" xmlns:w10="urn:schemas-microsoft-com:office:word" xmlns:o="urn:schemas-microsoft-com:office:office" xmlns:wp14="http://schemas.microsoft.com/office/word/2010/wordprocessingDrawing" xmlns:w14="http://schemas.microsoft.com/office/word/2010/wordml" xmlns:mc="http://schemas.openxmlformats.org/markup-compatibility/2006" xmlns:m="http://schemas.openxmlformats.org/officeDocument/2006/math" xmlns:wps="http://schemas.microsoft.com/office/word/2010/wordprocessingShape" xmlns:wpg="http://schemas.microsoft.com/office/word/2010/wordprocessingGroup" xmlns:wpi="http://schemas.microsoft.com/office/word/2010/wordprocessingInk" xmlns:wpc="http://schemas.microsoft.com/office/word/2010/wordprocessingCanvas" xmlns:wpsCustomData="http://www.wps.cn/officeDocument/2013/wpsCustomData" mc:Ignorable="w14 wp14">
   <w:body>
     <w:p>
       <w:pPr>
+        <w:pStyle w:val="style0"/>
         <w:rPr>
           <w:b/>
           <w:bCs/>
@@ -20,126 +21,218 @@
       </w:r>
     </w:p>
     <w:p>
+      <w:pPr>
+        <w:pStyle w:val="style0"/>
+        <w:rPr/>
+      </w:pPr>
       <w:r>
         <w:t>@relation student</w:t>
       </w:r>
     </w:p>
     <w:p>
+      <w:pPr>
+        <w:pStyle w:val="style0"/>
+        <w:rPr/>
+      </w:pPr>
       <w:r>
         <w:t>@attribute age {&lt;30, 30-40, &gt;40}</w:t>
       </w:r>
     </w:p>
     <w:p>
+      <w:pPr>
+        <w:pStyle w:val="style0"/>
+        <w:rPr/>
+      </w:pPr>
       <w:r>
         <w:t>@attribute income {low, medium, high}</w:t>
       </w:r>
     </w:p>
     <w:p>
+      <w:pPr>
+        <w:pStyle w:val="style0"/>
+        <w:rPr/>
+      </w:pPr>
       <w:r>
         <w:t>@attribute student {yes, no}</w:t>
       </w:r>
     </w:p>
     <w:p>
+      <w:pPr>
+        <w:pStyle w:val="style0"/>
+        <w:rPr/>
+      </w:pPr>
       <w:r>
         <w:t>@attribute credit-rating {fair, excellent}</w:t>
       </w:r>
     </w:p>
     <w:p>
+      <w:pPr>
+        <w:pStyle w:val="style0"/>
+        <w:rPr/>
+      </w:pPr>
       <w:r>
         <w:t>@attribute marks numeric</w:t>
       </w:r>
     </w:p>
     <w:p>
+      <w:pPr>
+        <w:pStyle w:val="style0"/>
+        <w:rPr/>
+      </w:pPr>
       <w:r>
         <w:t xml:space="preserve">@attribute </w:t>
       </w:r>
-      <w:proofErr w:type="spellStart"/>
       <w:r>
         <w:t>buyspc</w:t>
       </w:r>
-      <w:proofErr w:type="spellEnd"/>
       <w:r>
         <w:t xml:space="preserve"> {yes, no}</w:t>
       </w:r>
     </w:p>
     <w:p>
+      <w:pPr>
+        <w:pStyle w:val="style0"/>
+        <w:rPr/>
+      </w:pPr>
       <w:r>
         <w:t>@data</w:t>
       </w:r>
     </w:p>
     <w:p>
+      <w:pPr>
+        <w:pStyle w:val="style0"/>
+        <w:rPr/>
+      </w:pPr>
       <w:r>
         <w:t>&lt;30, high, no, fair, 80, no</w:t>
       </w:r>
     </w:p>
     <w:p>
+      <w:pPr>
+        <w:pStyle w:val="style0"/>
+        <w:rPr/>
+      </w:pPr>
       <w:r>
         <w:t>&lt;30, high, no, excellent, 40, no</w:t>
       </w:r>
     </w:p>
     <w:p>
+      <w:pPr>
+        <w:pStyle w:val="style0"/>
+        <w:rPr/>
+      </w:pPr>
       <w:r>
         <w:t>30-40, high, no, excellent, 40, no</w:t>
       </w:r>
     </w:p>
     <w:p>
+      <w:pPr>
+        <w:pStyle w:val="style0"/>
+        <w:rPr/>
+      </w:pPr>
       <w:r>
         <w:t>&gt;40, medium, no, fair, 90, yes</w:t>
       </w:r>
     </w:p>
     <w:p>
+      <w:pPr>
+        <w:pStyle w:val="style0"/>
+        <w:rPr/>
+      </w:pPr>
       <w:r>
         <w:t>&gt;40, low, yes, excellent, 99, no</w:t>
       </w:r>
     </w:p>
     <w:p>
+      <w:pPr>
+        <w:pStyle w:val="style0"/>
+        <w:rPr/>
+      </w:pPr>
       <w:r>
         <w:t>&gt;40, low, yes, fair, 99, no</w:t>
       </w:r>
     </w:p>
     <w:p>
+      <w:pPr>
+        <w:pStyle w:val="style0"/>
+        <w:rPr/>
+      </w:pPr>
       <w:r>
         <w:t>30-40, low, yes, excellent, 70, yes</w:t>
       </w:r>
     </w:p>
     <w:p>
+      <w:pPr>
+        <w:pStyle w:val="style0"/>
+        <w:rPr/>
+      </w:pPr>
       <w:r>
         <w:t>&lt;30, medium, no, fair, 75, no</w:t>
       </w:r>
     </w:p>
     <w:p>
+      <w:pPr>
+        <w:pStyle w:val="style0"/>
+        <w:rPr/>
+      </w:pPr>
       <w:r>
         <w:t>&lt;30, low, yes, fair, 80, no</w:t>
       </w:r>
     </w:p>
     <w:p>
+      <w:pPr>
+        <w:pStyle w:val="style0"/>
+        <w:rPr/>
+      </w:pPr>
       <w:r>
         <w:t>&gt;40, medium, yes, fair, 55, yes</w:t>
       </w:r>
     </w:p>
     <w:p>
+      <w:pPr>
+        <w:pStyle w:val="style0"/>
+        <w:rPr/>
+      </w:pPr>
       <w:r>
         <w:t>&gt;30, medium, yes, excellent, 88, yes</w:t>
       </w:r>
     </w:p>
     <w:p>
+      <w:pPr>
+        <w:pStyle w:val="style0"/>
+        <w:rPr/>
+      </w:pPr>
       <w:r>
         <w:t>30-40, medium, no, excellent, 78, yes</w:t>
       </w:r>
     </w:p>
     <w:p>
+      <w:pPr>
+        <w:pStyle w:val="style0"/>
+        <w:rPr/>
+      </w:pPr>
       <w:r>
         <w:t>30-40, high, yes, fair, 45, yes</w:t>
       </w:r>
     </w:p>
     <w:p>
+      <w:pPr>
+        <w:pStyle w:val="style0"/>
+        <w:rPr/>
+      </w:pPr>
       <w:r>
         <w:t>&gt;40, medium, no, excellent, 40, no</w:t>
       </w:r>
     </w:p>
-    <w:p/>
-    <w:p>
-      <w:pPr>
+    <w:p>
+      <w:pPr>
+        <w:pStyle w:val="style0"/>
+        <w:rPr/>
+      </w:pPr>
+    </w:p>
+    <w:p>
+      <w:pPr>
+        <w:pStyle w:val="style0"/>
         <w:rPr>
           <w:b/>
           <w:bCs/>
@@ -156,328 +249,413 @@
       </w:r>
     </w:p>
     <w:p>
+      <w:pPr>
+        <w:pStyle w:val="style0"/>
+        <w:rPr/>
+      </w:pPr>
       <w:r>
         <w:t>@relation contact-lenses</w:t>
       </w:r>
     </w:p>
     <w:p>
+      <w:pPr>
+        <w:pStyle w:val="style0"/>
+        <w:rPr/>
+      </w:pPr>
       <w:r>
         <w:t>@attribute age {young, pre-presbyopic, presbyopic}</w:t>
       </w:r>
     </w:p>
     <w:p>
+      <w:pPr>
+        <w:pStyle w:val="style0"/>
+        <w:rPr/>
+      </w:pPr>
       <w:r>
         <w:t>@attribute spectacle-prescript {</w:t>
       </w:r>
-      <w:proofErr w:type="spellStart"/>
       <w:r>
         <w:t>myope</w:t>
       </w:r>
-      <w:proofErr w:type="spellEnd"/>
       <w:r>
         <w:t xml:space="preserve">, </w:t>
       </w:r>
-      <w:proofErr w:type="spellStart"/>
       <w:r>
         <w:t>hypermetrope</w:t>
       </w:r>
-      <w:proofErr w:type="spellEnd"/>
       <w:r>
         <w:t>}</w:t>
       </w:r>
     </w:p>
     <w:p>
-      <w:r>
-        <w:lastRenderedPageBreak/>
+      <w:pPr>
+        <w:pStyle w:val="style0"/>
+        <w:rPr/>
+      </w:pPr>
+      <w:r>
         <w:t>@attribute astigmatism {no, yes}</w:t>
       </w:r>
     </w:p>
     <w:p>
+      <w:pPr>
+        <w:pStyle w:val="style0"/>
+        <w:rPr/>
+      </w:pPr>
       <w:r>
         <w:t>@attribute tear-prod-rate {reduced, normal}</w:t>
       </w:r>
     </w:p>
     <w:p>
+      <w:pPr>
+        <w:pStyle w:val="style0"/>
+        <w:rPr/>
+      </w:pPr>
       <w:r>
         <w:t>@attribute contact-lenses {soft, hard, none}</w:t>
       </w:r>
     </w:p>
     <w:p>
+      <w:pPr>
+        <w:pStyle w:val="style0"/>
+        <w:rPr/>
+      </w:pPr>
       <w:r>
         <w:t>@data</w:t>
       </w:r>
     </w:p>
     <w:p>
+      <w:pPr>
+        <w:pStyle w:val="style0"/>
+        <w:rPr/>
+      </w:pPr>
       <w:r>
         <w:t>young, myope, no, reduced, none</w:t>
       </w:r>
     </w:p>
     <w:p>
+      <w:pPr>
+        <w:pStyle w:val="style0"/>
+        <w:rPr/>
+      </w:pPr>
       <w:r>
         <w:t>young, myope, no, normal, soft</w:t>
       </w:r>
     </w:p>
     <w:p>
+      <w:pPr>
+        <w:pStyle w:val="style0"/>
+        <w:rPr/>
+      </w:pPr>
       <w:r>
         <w:t>young, myope, yes, reduced, none</w:t>
       </w:r>
     </w:p>
     <w:p>
+      <w:pPr>
+        <w:pStyle w:val="style0"/>
+        <w:rPr/>
+      </w:pPr>
       <w:r>
         <w:t>young, myope, yes, normal, hard</w:t>
       </w:r>
     </w:p>
     <w:p>
+      <w:pPr>
+        <w:pStyle w:val="style0"/>
+        <w:rPr/>
+      </w:pPr>
       <w:r>
         <w:t xml:space="preserve">young, </w:t>
       </w:r>
-      <w:proofErr w:type="spellStart"/>
       <w:r>
         <w:t>hypermetrope</w:t>
       </w:r>
-      <w:proofErr w:type="spellEnd"/>
       <w:r>
         <w:t>, no, reduced, none</w:t>
       </w:r>
     </w:p>
     <w:p>
+      <w:pPr>
+        <w:pStyle w:val="style0"/>
+        <w:rPr/>
+      </w:pPr>
       <w:r>
         <w:t xml:space="preserve">young, </w:t>
       </w:r>
-      <w:proofErr w:type="spellStart"/>
       <w:r>
         <w:t>hypermetrope</w:t>
       </w:r>
-      <w:proofErr w:type="spellEnd"/>
       <w:r>
         <w:t>, no, normal, soft</w:t>
       </w:r>
     </w:p>
     <w:p>
+      <w:pPr>
+        <w:pStyle w:val="style0"/>
+        <w:rPr/>
+      </w:pPr>
       <w:r>
         <w:t xml:space="preserve">young, </w:t>
       </w:r>
-      <w:proofErr w:type="spellStart"/>
       <w:r>
         <w:t>hypermetrope</w:t>
       </w:r>
-      <w:proofErr w:type="spellEnd"/>
       <w:r>
         <w:t>, yes, reduced, none</w:t>
       </w:r>
     </w:p>
     <w:p>
+      <w:pPr>
+        <w:pStyle w:val="style0"/>
+        <w:rPr/>
+      </w:pPr>
       <w:r>
         <w:t xml:space="preserve">young, </w:t>
       </w:r>
-      <w:proofErr w:type="spellStart"/>
       <w:r>
         <w:t>hypermetrope</w:t>
       </w:r>
-      <w:proofErr w:type="spellEnd"/>
       <w:r>
         <w:t>, yes, normal, hard</w:t>
       </w:r>
     </w:p>
     <w:p>
+      <w:pPr>
+        <w:pStyle w:val="style0"/>
+        <w:rPr/>
+      </w:pPr>
       <w:r>
         <w:t>pre-presbyopic, myope, no, reduced, none</w:t>
       </w:r>
     </w:p>
     <w:p>
+      <w:pPr>
+        <w:pStyle w:val="style0"/>
+        <w:rPr/>
+      </w:pPr>
       <w:r>
         <w:t>pre-presbyopic, myope, no, normal, soft</w:t>
       </w:r>
     </w:p>
     <w:p>
+      <w:pPr>
+        <w:pStyle w:val="style0"/>
+        <w:rPr/>
+      </w:pPr>
       <w:r>
         <w:t>pre-presbyopic, myope, yes, reduced, none</w:t>
       </w:r>
     </w:p>
     <w:p>
+      <w:pPr>
+        <w:pStyle w:val="style0"/>
+        <w:rPr/>
+      </w:pPr>
       <w:r>
         <w:t>pre-presbyopic, myope, yes, normal, hard</w:t>
       </w:r>
     </w:p>
     <w:p>
+      <w:pPr>
+        <w:pStyle w:val="style0"/>
+        <w:rPr/>
+      </w:pPr>
       <w:r>
         <w:t>pre-</w:t>
       </w:r>
-      <w:proofErr w:type="spellStart"/>
       <w:r>
         <w:t>presbyopic</w:t>
       </w:r>
-      <w:proofErr w:type="spellEnd"/>
       <w:r>
         <w:t xml:space="preserve">, </w:t>
       </w:r>
-      <w:proofErr w:type="spellStart"/>
       <w:r>
         <w:t>hypermetrope</w:t>
       </w:r>
-      <w:proofErr w:type="spellEnd"/>
       <w:r>
         <w:t>, no, reduced, none</w:t>
       </w:r>
     </w:p>
     <w:p>
+      <w:pPr>
+        <w:pStyle w:val="style0"/>
+        <w:rPr/>
+      </w:pPr>
       <w:r>
         <w:t>pre-</w:t>
       </w:r>
-      <w:proofErr w:type="spellStart"/>
       <w:r>
         <w:t>presbyopic</w:t>
       </w:r>
-      <w:proofErr w:type="spellEnd"/>
       <w:r>
         <w:t xml:space="preserve">, </w:t>
       </w:r>
-      <w:proofErr w:type="spellStart"/>
       <w:r>
         <w:t>hypermetrope</w:t>
       </w:r>
-      <w:proofErr w:type="spellEnd"/>
       <w:r>
         <w:t>, no, normal, soft</w:t>
       </w:r>
     </w:p>
     <w:p>
+      <w:pPr>
+        <w:pStyle w:val="style0"/>
+        <w:rPr/>
+      </w:pPr>
       <w:r>
         <w:t>pre-</w:t>
       </w:r>
-      <w:proofErr w:type="spellStart"/>
       <w:r>
         <w:t>presbyopic</w:t>
       </w:r>
-      <w:proofErr w:type="spellEnd"/>
       <w:r>
         <w:t xml:space="preserve">, </w:t>
       </w:r>
-      <w:proofErr w:type="spellStart"/>
       <w:r>
         <w:t>hypermetrope</w:t>
       </w:r>
-      <w:proofErr w:type="spellEnd"/>
       <w:r>
         <w:t>, yes, reduced, none</w:t>
       </w:r>
     </w:p>
     <w:p>
+      <w:pPr>
+        <w:pStyle w:val="style0"/>
+        <w:rPr/>
+      </w:pPr>
       <w:r>
         <w:t>pre-</w:t>
       </w:r>
-      <w:proofErr w:type="spellStart"/>
       <w:r>
         <w:t>presbyopic</w:t>
       </w:r>
-      <w:proofErr w:type="spellEnd"/>
       <w:r>
         <w:t xml:space="preserve">, </w:t>
       </w:r>
-      <w:proofErr w:type="spellStart"/>
       <w:r>
         <w:t>hypermetrope</w:t>
       </w:r>
-      <w:proofErr w:type="spellEnd"/>
       <w:r>
         <w:t>, yes, normal, none</w:t>
       </w:r>
     </w:p>
     <w:p>
+      <w:pPr>
+        <w:pStyle w:val="style0"/>
+        <w:rPr/>
+      </w:pPr>
       <w:r>
         <w:t>presbyopic, myope, no, reduced, none</w:t>
       </w:r>
     </w:p>
     <w:p>
+      <w:pPr>
+        <w:pStyle w:val="style0"/>
+        <w:rPr/>
+      </w:pPr>
       <w:r>
         <w:t>presbyopic, myope, no, normal, soft</w:t>
       </w:r>
     </w:p>
     <w:p>
+      <w:pPr>
+        <w:pStyle w:val="style0"/>
+        <w:rPr/>
+      </w:pPr>
       <w:r>
         <w:t>presbyopic, myope, yes, reduced, none</w:t>
       </w:r>
     </w:p>
     <w:p>
+      <w:pPr>
+        <w:pStyle w:val="style0"/>
+        <w:rPr/>
+      </w:pPr>
       <w:r>
         <w:t>presbyopic, myope, yes, normal, hard</w:t>
       </w:r>
     </w:p>
     <w:p>
-      <w:proofErr w:type="spellStart"/>
+      <w:pPr>
+        <w:pStyle w:val="style0"/>
+        <w:rPr/>
+      </w:pPr>
       <w:r>
         <w:t>presbyopic</w:t>
       </w:r>
-      <w:proofErr w:type="spellEnd"/>
       <w:r>
         <w:t xml:space="preserve">, </w:t>
       </w:r>
-      <w:proofErr w:type="spellStart"/>
       <w:r>
         <w:t>hypermetrope</w:t>
       </w:r>
-      <w:proofErr w:type="spellEnd"/>
       <w:r>
         <w:t>, no, reduced, none</w:t>
       </w:r>
     </w:p>
     <w:p>
-      <w:proofErr w:type="spellStart"/>
+      <w:pPr>
+        <w:pStyle w:val="style0"/>
+        <w:rPr/>
+      </w:pPr>
       <w:r>
         <w:t>presbyopic</w:t>
       </w:r>
-      <w:proofErr w:type="spellEnd"/>
       <w:r>
         <w:t xml:space="preserve">, </w:t>
       </w:r>
-      <w:proofErr w:type="spellStart"/>
       <w:r>
         <w:t>hypermetrope</w:t>
       </w:r>
-      <w:proofErr w:type="spellEnd"/>
       <w:r>
         <w:t>, no, normal, soft</w:t>
       </w:r>
     </w:p>
     <w:p>
-      <w:proofErr w:type="spellStart"/>
+      <w:pPr>
+        <w:pStyle w:val="style0"/>
+        <w:rPr/>
+      </w:pPr>
       <w:r>
         <w:t>presbyopic</w:t>
       </w:r>
-      <w:proofErr w:type="spellEnd"/>
       <w:r>
         <w:t xml:space="preserve">, </w:t>
       </w:r>
-      <w:proofErr w:type="spellStart"/>
       <w:r>
         <w:t>hypermetrope</w:t>
       </w:r>
-      <w:proofErr w:type="spellEnd"/>
       <w:r>
         <w:t>, yes, reduced, none</w:t>
       </w:r>
     </w:p>
     <w:p>
-      <w:proofErr w:type="spellStart"/>
+      <w:pPr>
+        <w:pStyle w:val="style0"/>
+        <w:rPr/>
+      </w:pPr>
       <w:r>
         <w:t>presbyopic</w:t>
       </w:r>
-      <w:proofErr w:type="spellEnd"/>
       <w:r>
         <w:t xml:space="preserve">, </w:t>
       </w:r>
-      <w:proofErr w:type="spellStart"/>
       <w:r>
         <w:t>hypermetrope</w:t>
       </w:r>
-      <w:proofErr w:type="spellEnd"/>
       <w:r>
         <w:t>, yes, normal, none</w:t>
       </w:r>
     </w:p>
-    <w:p/>
-    <w:p>
-      <w:pPr>
+    <w:p>
+      <w:pPr>
+        <w:pStyle w:val="style0"/>
+        <w:rPr/>
+      </w:pPr>
+    </w:p>
+    <w:p>
+      <w:pPr>
+        <w:pStyle w:val="style0"/>
         <w:rPr>
           <w:b/>
           <w:bCs/>
@@ -494,292 +672,425 @@
       </w:r>
     </w:p>
     <w:p>
+      <w:pPr>
+        <w:pStyle w:val="style0"/>
+        <w:rPr/>
+      </w:pPr>
       <w:r>
         <w:t xml:space="preserve">@relation </w:t>
       </w:r>
-      <w:proofErr w:type="spellStart"/>
       <w:r>
         <w:t>contact_lenses_fpgrowth</w:t>
       </w:r>
-      <w:proofErr w:type="spellEnd"/>
-    </w:p>
-    <w:p>
+    </w:p>
+    <w:p>
+      <w:pPr>
+        <w:pStyle w:val="style0"/>
+        <w:rPr/>
+      </w:pPr>
       <w:r>
         <w:t xml:space="preserve">@attribute </w:t>
       </w:r>
-      <w:proofErr w:type="spellStart"/>
       <w:r>
         <w:t>Age_Young</w:t>
       </w:r>
-      <w:proofErr w:type="spellEnd"/>
       <w:r>
         <w:t xml:space="preserve"> {TRUE,FALSE}</w:t>
       </w:r>
     </w:p>
     <w:p>
+      <w:pPr>
+        <w:pStyle w:val="style0"/>
+        <w:rPr/>
+      </w:pPr>
       <w:r>
         <w:t xml:space="preserve">@attribute </w:t>
       </w:r>
-      <w:proofErr w:type="spellStart"/>
       <w:r>
         <w:t>Age_PrePresbyopic</w:t>
       </w:r>
-      <w:proofErr w:type="spellEnd"/>
       <w:r>
         <w:t xml:space="preserve"> {TRUE,FALSE}</w:t>
       </w:r>
     </w:p>
     <w:p>
+      <w:pPr>
+        <w:pStyle w:val="style0"/>
+        <w:rPr/>
+      </w:pPr>
       <w:r>
         <w:t xml:space="preserve">@attribute </w:t>
       </w:r>
-      <w:proofErr w:type="spellStart"/>
       <w:r>
         <w:t>Age_Presbyopic</w:t>
       </w:r>
-      <w:proofErr w:type="spellEnd"/>
       <w:r>
         <w:t xml:space="preserve"> {TRUE,FALSE}</w:t>
       </w:r>
     </w:p>
     <w:p>
+      <w:pPr>
+        <w:pStyle w:val="style0"/>
+        <w:rPr/>
+      </w:pPr>
       <w:r>
         <w:t>@attribute Myope {TRUE,FALSE}</w:t>
       </w:r>
     </w:p>
     <w:p>
+      <w:pPr>
+        <w:pStyle w:val="style0"/>
+        <w:rPr/>
+      </w:pPr>
       <w:r>
         <w:t xml:space="preserve">@attribute </w:t>
       </w:r>
-      <w:proofErr w:type="spellStart"/>
       <w:r>
         <w:t>Hypermetrope</w:t>
       </w:r>
-      <w:proofErr w:type="spellEnd"/>
       <w:r>
         <w:t xml:space="preserve"> {TRUE,FALSE}</w:t>
       </w:r>
     </w:p>
     <w:p>
+      <w:pPr>
+        <w:pStyle w:val="style0"/>
+        <w:rPr/>
+      </w:pPr>
       <w:r>
         <w:t xml:space="preserve">@attribute </w:t>
       </w:r>
-      <w:proofErr w:type="spellStart"/>
       <w:r>
         <w:t>Astigmatism_Yes</w:t>
       </w:r>
-      <w:proofErr w:type="spellEnd"/>
       <w:r>
         <w:t xml:space="preserve"> {TRUE,FALSE}</w:t>
       </w:r>
     </w:p>
     <w:p>
+      <w:pPr>
+        <w:pStyle w:val="style0"/>
+        <w:rPr/>
+      </w:pPr>
       <w:r>
         <w:t xml:space="preserve">@attribute </w:t>
       </w:r>
-      <w:proofErr w:type="spellStart"/>
       <w:r>
         <w:t>Astigmatism_No</w:t>
       </w:r>
-      <w:proofErr w:type="spellEnd"/>
       <w:r>
         <w:t xml:space="preserve"> {TRUE,FALSE}</w:t>
       </w:r>
     </w:p>
     <w:p>
+      <w:pPr>
+        <w:pStyle w:val="style0"/>
+        <w:rPr/>
+      </w:pPr>
       <w:r>
         <w:t xml:space="preserve">@attribute </w:t>
       </w:r>
-      <w:proofErr w:type="spellStart"/>
       <w:r>
         <w:t>Tear_Normal</w:t>
       </w:r>
-      <w:proofErr w:type="spellEnd"/>
       <w:r>
         <w:t xml:space="preserve"> {TRUE,FALSE}</w:t>
       </w:r>
     </w:p>
     <w:p>
+      <w:pPr>
+        <w:pStyle w:val="style0"/>
+        <w:rPr/>
+      </w:pPr>
       <w:r>
         <w:t xml:space="preserve">@attribute </w:t>
       </w:r>
-      <w:proofErr w:type="spellStart"/>
       <w:r>
         <w:t>Tear_Reduced</w:t>
       </w:r>
-      <w:proofErr w:type="spellEnd"/>
       <w:r>
         <w:t xml:space="preserve"> {TRUE,FALSE}</w:t>
       </w:r>
     </w:p>
     <w:p>
+      <w:pPr>
+        <w:pStyle w:val="style0"/>
+        <w:rPr/>
+      </w:pPr>
       <w:r>
         <w:t xml:space="preserve">@attribute </w:t>
       </w:r>
-      <w:proofErr w:type="spellStart"/>
       <w:r>
         <w:t>Lens_Soft</w:t>
       </w:r>
-      <w:proofErr w:type="spellEnd"/>
       <w:r>
         <w:t xml:space="preserve"> {TRUE,FALSE}</w:t>
       </w:r>
     </w:p>
     <w:p>
+      <w:pPr>
+        <w:pStyle w:val="style0"/>
+        <w:rPr/>
+      </w:pPr>
       <w:r>
         <w:t xml:space="preserve">@attribute </w:t>
       </w:r>
-      <w:proofErr w:type="spellStart"/>
       <w:r>
         <w:t>Lens_Hard</w:t>
       </w:r>
-      <w:proofErr w:type="spellEnd"/>
       <w:r>
         <w:t xml:space="preserve"> {TRUE,FALSE}</w:t>
       </w:r>
     </w:p>
     <w:p>
+      <w:pPr>
+        <w:pStyle w:val="style0"/>
+        <w:rPr/>
+      </w:pPr>
       <w:r>
         <w:t xml:space="preserve">@attribute </w:t>
       </w:r>
-      <w:proofErr w:type="spellStart"/>
       <w:r>
         <w:t>Lens_None</w:t>
       </w:r>
-      <w:proofErr w:type="spellEnd"/>
       <w:r>
         <w:t xml:space="preserve"> {TRUE,FALSE}</w:t>
       </w:r>
     </w:p>
     <w:p>
+      <w:pPr>
+        <w:pStyle w:val="style0"/>
+        <w:rPr/>
+      </w:pPr>
       <w:r>
         <w:t>@data</w:t>
       </w:r>
     </w:p>
     <w:p>
+      <w:pPr>
+        <w:pStyle w:val="style0"/>
+        <w:rPr/>
+      </w:pPr>
       <w:r>
         <w:t>TRUE,FALSE,FALSE,TRUE,FALSE,FALSE,TRUE,FALSE,TRUE,FALSE,FALSE,TRUE</w:t>
       </w:r>
     </w:p>
     <w:p>
+      <w:pPr>
+        <w:pStyle w:val="style0"/>
+        <w:rPr/>
+      </w:pPr>
       <w:r>
         <w:t>TRUE,FALSE,FALSE,TRUE,FALSE,FALSE,TRUE,TRUE,FALSE,TRUE,FALSE,FALSE</w:t>
       </w:r>
     </w:p>
     <w:p>
+      <w:pPr>
+        <w:pStyle w:val="style0"/>
+        <w:rPr/>
+      </w:pPr>
       <w:r>
         <w:t>TRUE,FALSE,FALSE,TRUE,FALSE,TRUE,FALSE,FALSE,TRUE,FALSE,FALSE,TRUE</w:t>
       </w:r>
     </w:p>
     <w:p>
+      <w:pPr>
+        <w:pStyle w:val="style0"/>
+        <w:rPr/>
+      </w:pPr>
       <w:r>
         <w:t>TRUE,FALSE,FALSE,TRUE,FALSE,TRUE,FALSE,TRUE,FALSE,FALSE,TRUE,FALSE</w:t>
       </w:r>
     </w:p>
     <w:p>
+      <w:pPr>
+        <w:pStyle w:val="style0"/>
+        <w:rPr/>
+      </w:pPr>
       <w:r>
         <w:t>TRUE,FALSE,FALSE,FALSE,TRUE,FALSE,TRUE,FALSE,TRUE,FALSE,FALSE,TRUE</w:t>
       </w:r>
     </w:p>
     <w:p>
+      <w:pPr>
+        <w:pStyle w:val="style0"/>
+        <w:rPr/>
+      </w:pPr>
       <w:r>
         <w:t>TRUE,FALSE,FALSE,FALSE,TRUE,FALSE,TRUE,TRUE,FALSE,TRUE,FALSE,FALSE</w:t>
       </w:r>
     </w:p>
     <w:p>
+      <w:pPr>
+        <w:pStyle w:val="style0"/>
+        <w:rPr/>
+      </w:pPr>
       <w:r>
         <w:t>TRUE,FALSE,FALSE,FALSE,TRUE,TRUE,FALSE,FALSE,TRUE,FALSE,FALSE,TRUE</w:t>
       </w:r>
     </w:p>
     <w:p>
+      <w:pPr>
+        <w:pStyle w:val="style0"/>
+        <w:rPr/>
+      </w:pPr>
       <w:r>
         <w:t>TRUE,FALSE,FALSE,FALSE,TRUE,TRUE,FALSE,TRUE,FALSE,FALSE,TRUE,FALSE</w:t>
       </w:r>
     </w:p>
     <w:p>
+      <w:pPr>
+        <w:pStyle w:val="style0"/>
+        <w:rPr/>
+      </w:pPr>
       <w:r>
         <w:t>FALSE,TRUE,FALSE,TRUE,FALSE,FALSE,TRUE,FALSE,TRUE,FALSE,FALSE,TRUE</w:t>
       </w:r>
     </w:p>
     <w:p>
+      <w:pPr>
+        <w:pStyle w:val="style0"/>
+        <w:rPr/>
+      </w:pPr>
       <w:r>
         <w:t>FALSE,TRUE,FALSE,TRUE,FALSE,FALSE,TRUE,TRUE,FALSE,TRUE,FALSE,FALSE</w:t>
       </w:r>
     </w:p>
     <w:p>
+      <w:pPr>
+        <w:pStyle w:val="style0"/>
+        <w:rPr/>
+      </w:pPr>
       <w:r>
         <w:t>FALSE,TRUE,FALSE,TRUE,FALSE,TRUE,FALSE,FALSE,TRUE,FALSE,FALSE,TRUE</w:t>
       </w:r>
     </w:p>
     <w:p>
+      <w:pPr>
+        <w:pStyle w:val="style0"/>
+        <w:rPr/>
+      </w:pPr>
       <w:r>
         <w:t>FALSE,TRUE,FALSE,TRUE,FALSE,TRUE,FALSE,TRUE,FALSE,FALSE,TRUE,FALSE</w:t>
       </w:r>
     </w:p>
     <w:p>
-      <w:r>
-        <w:lastRenderedPageBreak/>
+      <w:pPr>
+        <w:pStyle w:val="style0"/>
+        <w:rPr/>
+      </w:pPr>
+      <w:r>
         <w:t>FALSE,TRUE,FALSE,FALSE,TRUE,FALSE,TRUE,FALSE,TRUE,FALSE,FALSE,TRUE</w:t>
       </w:r>
     </w:p>
     <w:p>
+      <w:pPr>
+        <w:pStyle w:val="style0"/>
+        <w:rPr/>
+      </w:pPr>
       <w:r>
         <w:t>FALSE,TRUE,FALSE,FALSE,TRUE,FALSE,TRUE,TRUE,FALSE,TRUE,FALSE,FALSE</w:t>
       </w:r>
     </w:p>
     <w:p>
+      <w:pPr>
+        <w:pStyle w:val="style0"/>
+        <w:rPr/>
+      </w:pPr>
       <w:r>
         <w:t>FALSE,TRUE,FALSE,FALSE,TRUE,TRUE,FALSE,FALSE,TRUE,FALSE,FALSE,TRUE</w:t>
       </w:r>
     </w:p>
     <w:p>
+      <w:pPr>
+        <w:pStyle w:val="style0"/>
+        <w:rPr/>
+      </w:pPr>
       <w:r>
         <w:t>FALSE,TRUE,FALSE,FALSE,TRUE,TRUE,FALSE,TRUE,FALSE,FALSE,FALSE,TRUE</w:t>
       </w:r>
     </w:p>
     <w:p>
+      <w:pPr>
+        <w:pStyle w:val="style0"/>
+        <w:rPr/>
+      </w:pPr>
       <w:r>
         <w:t>FALSE,FALSE,TRUE,TRUE,FALSE,FALSE,TRUE,FALSE,TRUE,FALSE,FALSE,TRUE</w:t>
       </w:r>
     </w:p>
     <w:p>
+      <w:pPr>
+        <w:pStyle w:val="style0"/>
+        <w:rPr/>
+      </w:pPr>
       <w:r>
         <w:t>FALSE,FALSE,TRUE,TRUE,FALSE,FALSE,TRUE,TRUE,FALSE,FALSE,FALSE,TRUE</w:t>
       </w:r>
     </w:p>
     <w:p>
+      <w:pPr>
+        <w:pStyle w:val="style0"/>
+        <w:rPr/>
+      </w:pPr>
       <w:r>
         <w:t>FALSE,FALSE,TRUE,TRUE,FALSE,TRUE,FALSE,FALSE,TRUE,FALSE,FALSE,TRUE</w:t>
       </w:r>
     </w:p>
     <w:p>
+      <w:pPr>
+        <w:pStyle w:val="style0"/>
+        <w:rPr/>
+      </w:pPr>
       <w:r>
         <w:t>FALSE,FALSE,TRUE,TRUE,FALSE,TRUE,FALSE,TRUE,FALSE,FALSE,TRUE,FALSE</w:t>
       </w:r>
     </w:p>
     <w:p>
+      <w:pPr>
+        <w:pStyle w:val="style0"/>
+        <w:rPr/>
+      </w:pPr>
       <w:r>
         <w:t>FALSE,FALSE,TRUE,FALSE,TRUE,FALSE,TRUE,FALSE,TRUE,FALSE,FALSE,TRUE</w:t>
       </w:r>
     </w:p>
     <w:p>
+      <w:pPr>
+        <w:pStyle w:val="style0"/>
+        <w:rPr/>
+      </w:pPr>
       <w:r>
         <w:t>FALSE,FALSE,TRUE,FALSE,TRUE,FALSE,TRUE,TRUE,FALSE,TRUE,FALSE,FALSE</w:t>
       </w:r>
     </w:p>
     <w:p>
+      <w:pPr>
+        <w:pStyle w:val="style0"/>
+        <w:rPr/>
+      </w:pPr>
       <w:r>
         <w:t>FALSE,FALSE,TRUE,FALSE,TRUE,TRUE,FALSE,FALSE,TRUE,FALSE,FALSE,TRUE</w:t>
       </w:r>
     </w:p>
     <w:p>
+      <w:pPr>
+        <w:pStyle w:val="style0"/>
+        <w:rPr/>
+      </w:pPr>
       <w:r>
         <w:t>FALSE,FALSE,TRUE,FALSE,TRUE,TRUE,FALSE,TRUE,FALSE,FALSE,FALSE,TRUE</w:t>
       </w:r>
     </w:p>
-    <w:p/>
-    <w:p>
-      <w:pPr>
+    <w:p>
+      <w:pPr>
+        <w:pStyle w:val="style0"/>
+        <w:rPr/>
+      </w:pPr>
+    </w:p>
+    <w:p>
+      <w:pPr>
+        <w:pStyle w:val="style0"/>
         <w:rPr>
           <w:b/>
           <w:bCs/>
@@ -796,404 +1107,593 @@
       </w:r>
     </w:p>
     <w:p>
+      <w:pPr>
+        <w:pStyle w:val="style0"/>
+        <w:rPr/>
+      </w:pPr>
       <w:r>
         <w:t>@relation employee</w:t>
       </w:r>
     </w:p>
     <w:p>
+      <w:pPr>
+        <w:pStyle w:val="style0"/>
+        <w:rPr/>
+      </w:pPr>
       <w:r>
         <w:t>@attribute age {25, 27, 28, 29, 30, 35, 48}</w:t>
       </w:r>
     </w:p>
     <w:p>
+      <w:pPr>
+        <w:pStyle w:val="style0"/>
+        <w:rPr/>
+      </w:pPr>
       <w:r>
         <w:t>@attribute salary {10k, 15k, 17k, 20k, 25k, 30k, 32k, 35k}</w:t>
       </w:r>
     </w:p>
     <w:p>
+      <w:pPr>
+        <w:pStyle w:val="style0"/>
+        <w:rPr/>
+      </w:pPr>
       <w:r>
         <w:t xml:space="preserve">@attribute performance {good, </w:t>
       </w:r>
-      <w:proofErr w:type="spellStart"/>
       <w:r>
         <w:t>avg</w:t>
       </w:r>
-      <w:proofErr w:type="spellEnd"/>
       <w:r>
         <w:t>, poor}</w:t>
       </w:r>
     </w:p>
     <w:p>
+      <w:pPr>
+        <w:pStyle w:val="style0"/>
+        <w:rPr/>
+      </w:pPr>
       <w:r>
         <w:t>@data</w:t>
       </w:r>
     </w:p>
     <w:p>
+      <w:pPr>
+        <w:pStyle w:val="style0"/>
+        <w:rPr/>
+      </w:pPr>
       <w:r>
         <w:t>25, 10k, poor</w:t>
       </w:r>
     </w:p>
     <w:p>
+      <w:pPr>
+        <w:pStyle w:val="style0"/>
+        <w:rPr/>
+      </w:pPr>
       <w:r>
         <w:t>27, 15k, poor</w:t>
       </w:r>
     </w:p>
     <w:p>
+      <w:pPr>
+        <w:pStyle w:val="style0"/>
+        <w:rPr/>
+      </w:pPr>
       <w:r>
         <w:t>27, 17k, poor</w:t>
       </w:r>
     </w:p>
     <w:p>
+      <w:pPr>
+        <w:pStyle w:val="style0"/>
+        <w:rPr/>
+      </w:pPr>
       <w:r>
         <w:t>28, 17k, poor</w:t>
       </w:r>
     </w:p>
     <w:p>
+      <w:pPr>
+        <w:pStyle w:val="style0"/>
+        <w:rPr/>
+      </w:pPr>
       <w:r>
         <w:t xml:space="preserve">29, 20k, </w:t>
       </w:r>
-      <w:proofErr w:type="spellStart"/>
       <w:r>
         <w:t>avg</w:t>
       </w:r>
-      <w:proofErr w:type="spellEnd"/>
-    </w:p>
-    <w:p>
+    </w:p>
+    <w:p>
+      <w:pPr>
+        <w:pStyle w:val="style0"/>
+        <w:rPr/>
+      </w:pPr>
       <w:r>
         <w:t xml:space="preserve">30, 25k, </w:t>
       </w:r>
-      <w:proofErr w:type="spellStart"/>
       <w:r>
         <w:t>avg</w:t>
       </w:r>
-      <w:proofErr w:type="spellEnd"/>
-    </w:p>
-    <w:p>
+    </w:p>
+    <w:p>
+      <w:pPr>
+        <w:pStyle w:val="style0"/>
+        <w:rPr/>
+      </w:pPr>
       <w:r>
         <w:t xml:space="preserve">29, 25k, </w:t>
       </w:r>
-      <w:proofErr w:type="spellStart"/>
       <w:r>
         <w:t>avg</w:t>
       </w:r>
-      <w:proofErr w:type="spellEnd"/>
-    </w:p>
-    <w:p>
+    </w:p>
+    <w:p>
+      <w:pPr>
+        <w:pStyle w:val="style0"/>
+        <w:rPr/>
+      </w:pPr>
       <w:r>
         <w:t xml:space="preserve">30, 20k, </w:t>
       </w:r>
-      <w:proofErr w:type="spellStart"/>
       <w:r>
         <w:t>avg</w:t>
       </w:r>
-      <w:proofErr w:type="spellEnd"/>
-    </w:p>
-    <w:p>
+    </w:p>
+    <w:p>
+      <w:pPr>
+        <w:pStyle w:val="style0"/>
+        <w:rPr/>
+      </w:pPr>
       <w:r>
         <w:t>35, 32k, good</w:t>
       </w:r>
     </w:p>
     <w:p>
-      <w:r>
-        <w:lastRenderedPageBreak/>
+      <w:pPr>
+        <w:pStyle w:val="style0"/>
+        <w:rPr/>
+      </w:pPr>
+      <w:r>
         <w:t>48, 35k, good</w:t>
       </w:r>
     </w:p>
     <w:p>
+      <w:pPr>
+        <w:pStyle w:val="style0"/>
+        <w:rPr/>
+      </w:pPr>
       <w:r>
         <w:t>48, 32k, good</w:t>
       </w:r>
     </w:p>
-    <w:p/>
-    <w:p>
+    <w:p>
+      <w:pPr>
+        <w:pStyle w:val="style0"/>
+        <w:rPr/>
+      </w:pPr>
+    </w:p>
+    <w:p>
+      <w:pPr>
+        <w:pStyle w:val="style0"/>
+        <w:rPr/>
+      </w:pPr>
       <w:r>
         <w:t>WEEK6</w:t>
       </w:r>
     </w:p>
     <w:p>
+      <w:pPr>
+        <w:pStyle w:val="style0"/>
+        <w:rPr/>
+      </w:pPr>
       <w:r>
         <w:t>@relation iris</w:t>
       </w:r>
     </w:p>
     <w:p>
+      <w:pPr>
+        <w:pStyle w:val="style0"/>
+        <w:rPr/>
+      </w:pPr>
       <w:r>
         <w:t xml:space="preserve">@attribute </w:t>
       </w:r>
-      <w:proofErr w:type="spellStart"/>
       <w:r>
         <w:t>sepallength</w:t>
       </w:r>
-      <w:proofErr w:type="spellEnd"/>
       <w:r>
         <w:t xml:space="preserve"> REAL</w:t>
       </w:r>
     </w:p>
     <w:p>
+      <w:pPr>
+        <w:pStyle w:val="style0"/>
+        <w:rPr/>
+      </w:pPr>
       <w:r>
         <w:t xml:space="preserve">@attribute </w:t>
       </w:r>
-      <w:proofErr w:type="spellStart"/>
       <w:r>
         <w:t>sepalwidth</w:t>
       </w:r>
-      <w:proofErr w:type="spellEnd"/>
       <w:r>
         <w:t xml:space="preserve"> REAL</w:t>
       </w:r>
     </w:p>
     <w:p>
+      <w:pPr>
+        <w:pStyle w:val="style0"/>
+        <w:rPr/>
+      </w:pPr>
       <w:r>
         <w:t>@attribute petal length REAL</w:t>
       </w:r>
     </w:p>
     <w:p>
+      <w:pPr>
+        <w:pStyle w:val="style0"/>
+        <w:rPr/>
+      </w:pPr>
       <w:r>
         <w:t>@attribute petal width REAL</w:t>
       </w:r>
     </w:p>
     <w:p>
+      <w:pPr>
+        <w:pStyle w:val="style0"/>
+        <w:rPr/>
+      </w:pPr>
       <w:r>
         <w:t>@attribute class {Iris-</w:t>
       </w:r>
-      <w:proofErr w:type="spellStart"/>
       <w:r>
         <w:t>setosa</w:t>
       </w:r>
-      <w:proofErr w:type="spellEnd"/>
       <w:r>
         <w:t>, Iris-</w:t>
       </w:r>
-      <w:proofErr w:type="spellStart"/>
       <w:r>
         <w:t>versicolor</w:t>
       </w:r>
-      <w:proofErr w:type="spellEnd"/>
       <w:r>
         <w:t>, Iris-</w:t>
       </w:r>
-      <w:proofErr w:type="spellStart"/>
       <w:r>
         <w:t>virginica</w:t>
       </w:r>
-      <w:proofErr w:type="spellEnd"/>
       <w:r>
         <w:t>}</w:t>
       </w:r>
     </w:p>
     <w:p>
+      <w:pPr>
+        <w:pStyle w:val="style0"/>
+        <w:rPr/>
+      </w:pPr>
       <w:r>
         <w:t>@Data</w:t>
       </w:r>
     </w:p>
     <w:p>
+      <w:pPr>
+        <w:pStyle w:val="style0"/>
+        <w:rPr/>
+      </w:pPr>
       <w:r>
         <w:t>5.1, 3.5, 1.4, 0.2, Iris-</w:t>
       </w:r>
-      <w:proofErr w:type="spellStart"/>
       <w:r>
         <w:t>setosa</w:t>
       </w:r>
-      <w:proofErr w:type="spellEnd"/>
-    </w:p>
-    <w:p>
+    </w:p>
+    <w:p>
+      <w:pPr>
+        <w:pStyle w:val="style0"/>
+        <w:rPr/>
+      </w:pPr>
       <w:r>
         <w:t>4.9, 3.0, 1.4, 0.2, Iris-</w:t>
       </w:r>
-      <w:proofErr w:type="spellStart"/>
       <w:r>
         <w:t>setosa</w:t>
       </w:r>
-      <w:proofErr w:type="spellEnd"/>
-    </w:p>
-    <w:p>
+    </w:p>
+    <w:p>
+      <w:pPr>
+        <w:pStyle w:val="style0"/>
+        <w:rPr/>
+      </w:pPr>
       <w:r>
         <w:t>4.7, 3.2, 1.3, 0.2, Iris-</w:t>
       </w:r>
-      <w:proofErr w:type="spellStart"/>
       <w:r>
         <w:t>setosa</w:t>
       </w:r>
-      <w:proofErr w:type="spellEnd"/>
-    </w:p>
-    <w:p>
+    </w:p>
+    <w:p>
+      <w:pPr>
+        <w:pStyle w:val="style0"/>
+        <w:rPr/>
+      </w:pPr>
       <w:r>
         <w:t>4.6, 3.1, 1.5, 0.2, Iris-</w:t>
       </w:r>
-      <w:proofErr w:type="spellStart"/>
       <w:r>
         <w:t>setosa</w:t>
       </w:r>
-      <w:proofErr w:type="spellEnd"/>
-    </w:p>
-    <w:p>
+    </w:p>
+    <w:p>
+      <w:pPr>
+        <w:pStyle w:val="style0"/>
+        <w:rPr/>
+      </w:pPr>
       <w:r>
         <w:t>5.0, 3.6, 1.4, 0.4, Iris-</w:t>
       </w:r>
-      <w:proofErr w:type="spellStart"/>
       <w:r>
         <w:t>setosa</w:t>
       </w:r>
-      <w:proofErr w:type="spellEnd"/>
-    </w:p>
-    <w:p>
+    </w:p>
+    <w:p>
+      <w:pPr>
+        <w:pStyle w:val="style0"/>
+        <w:rPr/>
+      </w:pPr>
       <w:r>
         <w:t>5.4, 3.9, 1.7, 0.4, Iris-</w:t>
       </w:r>
-      <w:proofErr w:type="spellStart"/>
       <w:r>
         <w:t>setosa</w:t>
       </w:r>
-      <w:proofErr w:type="spellEnd"/>
-    </w:p>
-    <w:p>
+    </w:p>
+    <w:p>
+      <w:pPr>
+        <w:pStyle w:val="style0"/>
+        <w:rPr/>
+      </w:pPr>
       <w:r>
         <w:t>4.6, 3.4, 1.4, 0.3, Iris-</w:t>
       </w:r>
-      <w:proofErr w:type="spellStart"/>
       <w:r>
         <w:t>setosa</w:t>
       </w:r>
-      <w:proofErr w:type="spellEnd"/>
-    </w:p>
-    <w:p>
+    </w:p>
+    <w:p>
+      <w:pPr>
+        <w:pStyle w:val="style0"/>
+        <w:rPr/>
+      </w:pPr>
       <w:r>
         <w:t>5.0, 3.4, 1.5, 0.2, Iris-</w:t>
       </w:r>
-      <w:proofErr w:type="spellStart"/>
       <w:r>
         <w:t>setosa</w:t>
       </w:r>
-      <w:proofErr w:type="spellEnd"/>
-    </w:p>
-    <w:p>
+    </w:p>
+    <w:p>
+      <w:pPr>
+        <w:pStyle w:val="style0"/>
+        <w:rPr/>
+      </w:pPr>
       <w:r>
         <w:t>4.4, 2.9, 1.4, 0.2, Iris-</w:t>
       </w:r>
-      <w:proofErr w:type="spellStart"/>
       <w:r>
         <w:t>setosa</w:t>
       </w:r>
-      <w:proofErr w:type="spellEnd"/>
-    </w:p>
-    <w:p>
+    </w:p>
+    <w:p>
+      <w:pPr>
+        <w:pStyle w:val="style0"/>
+        <w:rPr/>
+      </w:pPr>
       <w:r>
         <w:t>4.9, 3.1, 1.5, 0.1, Iris-</w:t>
       </w:r>
-      <w:proofErr w:type="spellStart"/>
       <w:r>
         <w:t>setosa</w:t>
       </w:r>
-      <w:proofErr w:type="spellEnd"/>
-    </w:p>
-    <w:p>
+    </w:p>
+    <w:p>
+      <w:pPr>
+        <w:pStyle w:val="style0"/>
+        <w:rPr/>
+      </w:pPr>
       <w:r>
         <w:t>7.0, 3.2, 4.7, 1.4, Iris-versicolor</w:t>
       </w:r>
     </w:p>
     <w:p>
+      <w:pPr>
+        <w:pStyle w:val="style0"/>
+        <w:rPr/>
+      </w:pPr>
       <w:r>
         <w:t>6.4, 3.2, 4.5, 1.5, Iris-versicolor</w:t>
       </w:r>
     </w:p>
     <w:p>
+      <w:pPr>
+        <w:pStyle w:val="style0"/>
+        <w:rPr/>
+      </w:pPr>
       <w:r>
         <w:t>6.4, 3.1, 4.4, 1.5, Iris-versicolor</w:t>
       </w:r>
     </w:p>
     <w:p>
+      <w:pPr>
+        <w:pStyle w:val="style0"/>
+        <w:rPr/>
+      </w:pPr>
       <w:r>
         <w:t>5.5, 2.3, 4.0, 1.3, Iris-versicolor</w:t>
       </w:r>
     </w:p>
     <w:p>
+      <w:pPr>
+        <w:pStyle w:val="style0"/>
+        <w:rPr/>
+      </w:pPr>
       <w:r>
         <w:t>6.5, 2.8, 4.6, 1.5, Iris-versicolor</w:t>
       </w:r>
     </w:p>
     <w:p>
+      <w:pPr>
+        <w:pStyle w:val="style0"/>
+        <w:rPr/>
+      </w:pPr>
       <w:r>
         <w:t>5.7, 2.8, 4.5, 1.3, Iris-versicolor</w:t>
       </w:r>
     </w:p>
     <w:p>
+      <w:pPr>
+        <w:pStyle w:val="style0"/>
+        <w:rPr/>
+      </w:pPr>
       <w:r>
         <w:t>6.3, 3.3, 4.7, 1.6, Iris-versicolor</w:t>
       </w:r>
     </w:p>
     <w:p>
-      <w:r>
-        <w:lastRenderedPageBreak/>
+      <w:pPr>
+        <w:pStyle w:val="style0"/>
+        <w:rPr/>
+      </w:pPr>
+      <w:r>
         <w:t>4.9, 2.4, 3.3, 1.0, Iris-versicolor</w:t>
       </w:r>
     </w:p>
     <w:p>
+      <w:pPr>
+        <w:pStyle w:val="style0"/>
+        <w:rPr/>
+      </w:pPr>
       <w:r>
         <w:t>6.6, 2.9, 3.6, 1.3, Iris-versicolor</w:t>
       </w:r>
     </w:p>
     <w:p>
+      <w:pPr>
+        <w:pStyle w:val="style0"/>
+        <w:rPr/>
+      </w:pPr>
       <w:r>
         <w:t>5.2, 2.7, 3.9, 1.4, Iris-versicolor</w:t>
       </w:r>
     </w:p>
     <w:p>
+      <w:pPr>
+        <w:pStyle w:val="style0"/>
+        <w:rPr/>
+      </w:pPr>
       <w:r>
         <w:t>6.3, 3.0, 5.5, 2.1, Iris-virginica</w:t>
       </w:r>
     </w:p>
     <w:p>
+      <w:pPr>
+        <w:pStyle w:val="style0"/>
+        <w:rPr/>
+      </w:pPr>
       <w:r>
         <w:t>5.7, 2.5, 5.0, 2.0, Iris-virginica</w:t>
       </w:r>
     </w:p>
     <w:p>
+      <w:pPr>
+        <w:pStyle w:val="style0"/>
+        <w:rPr/>
+      </w:pPr>
       <w:r>
         <w:t>5.8, 2.7, 5.1, 2.4, Iris-virginica</w:t>
       </w:r>
     </w:p>
     <w:p>
+      <w:pPr>
+        <w:pStyle w:val="style0"/>
+        <w:rPr/>
+      </w:pPr>
       <w:r>
         <w:t>6.4, 3.2, 5.3, 2.3, Iris-virginica</w:t>
       </w:r>
     </w:p>
     <w:p>
+      <w:pPr>
+        <w:pStyle w:val="style0"/>
+        <w:rPr/>
+      </w:pPr>
       <w:r>
         <w:t>6.5, 3.0, 5.5, 1.8, Iris-virginica</w:t>
       </w:r>
     </w:p>
     <w:p>
+      <w:pPr>
+        <w:pStyle w:val="style0"/>
+        <w:rPr/>
+      </w:pPr>
       <w:r>
         <w:t>7.7, 3.8, 6.7, 2.2, Iris-virginica</w:t>
       </w:r>
     </w:p>
     <w:p>
+      <w:pPr>
+        <w:pStyle w:val="style0"/>
+        <w:rPr/>
+      </w:pPr>
       <w:r>
         <w:t>7.7, 2.6, 6.9, 2.3, Iris-virginica</w:t>
       </w:r>
     </w:p>
     <w:p>
+      <w:pPr>
+        <w:pStyle w:val="style0"/>
+        <w:rPr/>
+      </w:pPr>
       <w:r>
         <w:t>6.0, 2.2, 5.0, 1.5, Iris-virginica</w:t>
       </w:r>
     </w:p>
     <w:p>
+      <w:pPr>
+        <w:pStyle w:val="style0"/>
+        <w:rPr/>
+      </w:pPr>
       <w:r>
         <w:t>6.9, 3.2, 5.7, 2.3, Iris-virginica</w:t>
       </w:r>
     </w:p>
     <w:p>
+      <w:pPr>
+        <w:pStyle w:val="style0"/>
+        <w:rPr/>
+      </w:pPr>
       <w:r>
         <w:t>5.6, 2.8, 4.9, 2.0, Iris-virginica</w:t>
       </w:r>
     </w:p>
     <w:p>
+      <w:pPr>
+        <w:pStyle w:val="style0"/>
+        <w:rPr/>
+      </w:pPr>
       <w:r>
         <w:t>%%%</w:t>
       </w:r>
     </w:p>
-    <w:p/>
-    <w:p>
-      <w:pPr>
+    <w:p>
+      <w:pPr>
+        <w:pStyle w:val="style0"/>
+        <w:rPr/>
+      </w:pPr>
+    </w:p>
+    <w:p>
+      <w:pPr>
+        <w:pStyle w:val="style0"/>
         <w:rPr>
           <w:b/>
           <w:bCs/>
@@ -1210,122 +1710,209 @@
       </w:r>
     </w:p>
     <w:p>
+      <w:pPr>
+        <w:pStyle w:val="style0"/>
+        <w:rPr/>
+      </w:pPr>
       <w:r>
         <w:t>@relation student</w:t>
       </w:r>
     </w:p>
     <w:p>
+      <w:pPr>
+        <w:pStyle w:val="style0"/>
+        <w:rPr/>
+      </w:pPr>
       <w:r>
         <w:t>@attribute age {&lt;30, 30-40, &gt;40}</w:t>
       </w:r>
     </w:p>
     <w:p>
+      <w:pPr>
+        <w:pStyle w:val="style0"/>
+        <w:rPr/>
+      </w:pPr>
       <w:r>
         <w:t>@attribute income {low, medium, high}</w:t>
       </w:r>
     </w:p>
     <w:p>
+      <w:pPr>
+        <w:pStyle w:val="style0"/>
+        <w:rPr/>
+      </w:pPr>
       <w:r>
         <w:t>@attribute student {yes, no}</w:t>
       </w:r>
     </w:p>
     <w:p>
+      <w:pPr>
+        <w:pStyle w:val="style0"/>
+        <w:rPr/>
+      </w:pPr>
       <w:r>
         <w:t>@attribute credit-rating {fair, excellent}</w:t>
       </w:r>
     </w:p>
     <w:p>
+      <w:pPr>
+        <w:pStyle w:val="style0"/>
+        <w:rPr/>
+      </w:pPr>
       <w:r>
         <w:t xml:space="preserve">@attribute </w:t>
       </w:r>
-      <w:proofErr w:type="spellStart"/>
       <w:r>
         <w:t>buyspc</w:t>
       </w:r>
-      <w:proofErr w:type="spellEnd"/>
       <w:r>
         <w:t xml:space="preserve"> {yes, no}</w:t>
       </w:r>
     </w:p>
     <w:p>
+      <w:pPr>
+        <w:pStyle w:val="style0"/>
+        <w:rPr/>
+      </w:pPr>
       <w:r>
         <w:t>@data</w:t>
       </w:r>
     </w:p>
     <w:p>
+      <w:pPr>
+        <w:pStyle w:val="style0"/>
+        <w:rPr/>
+      </w:pPr>
       <w:r>
         <w:t>&lt;30, high, no, fair, no</w:t>
       </w:r>
     </w:p>
     <w:p>
+      <w:pPr>
+        <w:pStyle w:val="style0"/>
+        <w:rPr/>
+      </w:pPr>
       <w:r>
         <w:t>&lt;30, high, no, excellent, no</w:t>
       </w:r>
     </w:p>
     <w:p>
+      <w:pPr>
+        <w:pStyle w:val="style0"/>
+        <w:rPr/>
+      </w:pPr>
       <w:r>
         <w:t>30-40, high, no, excellent, no</w:t>
       </w:r>
     </w:p>
     <w:p>
+      <w:pPr>
+        <w:pStyle w:val="style0"/>
+        <w:rPr/>
+      </w:pPr>
       <w:r>
         <w:t>&gt;40, medium, no, fair, yes</w:t>
       </w:r>
     </w:p>
     <w:p>
+      <w:pPr>
+        <w:pStyle w:val="style0"/>
+        <w:rPr/>
+      </w:pPr>
       <w:r>
         <w:t>&gt;40, low, yes, excellent, no</w:t>
       </w:r>
     </w:p>
     <w:p>
-      <w:r>
-        <w:lastRenderedPageBreak/>
+      <w:pPr>
+        <w:pStyle w:val="style0"/>
+        <w:rPr/>
+      </w:pPr>
+      <w:r>
         <w:t>&gt;40, low, yes, fair, no</w:t>
       </w:r>
     </w:p>
     <w:p>
+      <w:pPr>
+        <w:pStyle w:val="style0"/>
+        <w:rPr/>
+      </w:pPr>
       <w:r>
         <w:t>30-40, low, yes, excellent, yes</w:t>
       </w:r>
     </w:p>
     <w:p>
+      <w:pPr>
+        <w:pStyle w:val="style0"/>
+        <w:rPr/>
+      </w:pPr>
       <w:r>
         <w:t>&lt;30, medium, no, fair, no</w:t>
       </w:r>
     </w:p>
     <w:p>
+      <w:pPr>
+        <w:pStyle w:val="style0"/>
+        <w:rPr/>
+      </w:pPr>
       <w:r>
         <w:t>&lt;30, low, yes, fair, no</w:t>
       </w:r>
     </w:p>
     <w:p>
+      <w:pPr>
+        <w:pStyle w:val="style0"/>
+        <w:rPr/>
+      </w:pPr>
       <w:r>
         <w:t>&gt;40, medium, yes, fair, yes</w:t>
       </w:r>
     </w:p>
     <w:p>
+      <w:pPr>
+        <w:pStyle w:val="style0"/>
+        <w:rPr/>
+      </w:pPr>
       <w:r>
         <w:t>&gt;30, medium, yes, excellent, yes</w:t>
       </w:r>
     </w:p>
     <w:p>
+      <w:pPr>
+        <w:pStyle w:val="style0"/>
+        <w:rPr/>
+      </w:pPr>
       <w:r>
         <w:t>30-40, medium, no, excellent, yes</w:t>
       </w:r>
     </w:p>
     <w:p>
+      <w:pPr>
+        <w:pStyle w:val="style0"/>
+        <w:rPr/>
+      </w:pPr>
       <w:r>
         <w:t>30-40, high, yes, fair, yes</w:t>
       </w:r>
     </w:p>
     <w:p>
+      <w:pPr>
+        <w:pStyle w:val="style0"/>
+        <w:rPr/>
+      </w:pPr>
       <w:r>
         <w:t>&gt;40, medium, no, excellent, no</w:t>
       </w:r>
     </w:p>
-    <w:p/>
-    <w:p>
-      <w:pPr>
+    <w:p>
+      <w:pPr>
+        <w:pStyle w:val="style0"/>
+        <w:rPr/>
+      </w:pPr>
+    </w:p>
+    <w:p>
+      <w:pPr>
+        <w:pStyle w:val="style0"/>
         <w:rPr>
           <w:b/>
           <w:bCs/>
@@ -1342,351 +1929,434 @@
       </w:r>
     </w:p>
     <w:p>
+      <w:pPr>
+        <w:pStyle w:val="style0"/>
+        <w:rPr/>
+      </w:pPr>
       <w:r>
         <w:t>marks &lt;- c(45, 50, 60, 70, 80, 80, 90)</w:t>
       </w:r>
     </w:p>
     <w:p>
-      <w:proofErr w:type="spellStart"/>
+      <w:pPr>
+        <w:pStyle w:val="style0"/>
+        <w:rPr/>
+      </w:pPr>
       <w:r>
         <w:t>mean_value</w:t>
       </w:r>
-      <w:proofErr w:type="spellEnd"/>
       <w:r>
         <w:t xml:space="preserve"> &lt;- mean(marks)</w:t>
       </w:r>
     </w:p>
     <w:p>
-      <w:proofErr w:type="spellStart"/>
+      <w:pPr>
+        <w:pStyle w:val="style0"/>
+        <w:rPr/>
+      </w:pPr>
       <w:r>
         <w:t>median_value</w:t>
       </w:r>
-      <w:proofErr w:type="spellEnd"/>
       <w:r>
         <w:t xml:space="preserve"> &lt;- median(marks)</w:t>
       </w:r>
     </w:p>
     <w:p>
-      <w:proofErr w:type="spellStart"/>
+      <w:pPr>
+        <w:pStyle w:val="style0"/>
+        <w:rPr/>
+      </w:pPr>
       <w:r>
         <w:t>getmode</w:t>
       </w:r>
-      <w:proofErr w:type="spellEnd"/>
       <w:r>
         <w:t xml:space="preserve"> &lt;- function(v){</w:t>
       </w:r>
     </w:p>
     <w:p>
+      <w:pPr>
+        <w:pStyle w:val="style0"/>
+        <w:rPr/>
+      </w:pPr>
       <w:r>
         <w:t xml:space="preserve">  </w:t>
       </w:r>
-      <w:proofErr w:type="spellStart"/>
       <w:r>
         <w:t>uniqv</w:t>
       </w:r>
-      <w:proofErr w:type="spellEnd"/>
       <w:r>
         <w:t xml:space="preserve"> &lt;- unique(v) </w:t>
       </w:r>
-      <w:proofErr w:type="spellStart"/>
       <w:r>
         <w:t>uniqv</w:t>
       </w:r>
-      <w:proofErr w:type="spellEnd"/>
       <w:r>
         <w:t>[</w:t>
       </w:r>
-      <w:proofErr w:type="spellStart"/>
       <w:r>
         <w:t>which.max</w:t>
       </w:r>
-      <w:proofErr w:type="spellEnd"/>
       <w:r>
         <w:t xml:space="preserve">(tabulate(match(v, </w:t>
       </w:r>
-      <w:proofErr w:type="spellStart"/>
       <w:r>
         <w:t>uniqv</w:t>
       </w:r>
-      <w:proofErr w:type="spellEnd"/>
       <w:r>
         <w:t>)))]}</w:t>
       </w:r>
     </w:p>
     <w:p>
-      <w:proofErr w:type="spellStart"/>
+      <w:pPr>
+        <w:pStyle w:val="style0"/>
+        <w:rPr/>
+      </w:pPr>
       <w:r>
         <w:t>mode_value</w:t>
       </w:r>
-      <w:proofErr w:type="spellEnd"/>
       <w:r>
         <w:t xml:space="preserve"> &lt;- </w:t>
       </w:r>
-      <w:proofErr w:type="spellStart"/>
       <w:r>
         <w:t>getmode</w:t>
       </w:r>
-      <w:proofErr w:type="spellEnd"/>
       <w:r>
         <w:t>(marks)</w:t>
       </w:r>
     </w:p>
     <w:p>
+      <w:pPr>
+        <w:pStyle w:val="style0"/>
+        <w:rPr/>
+      </w:pPr>
       <w:r>
         <w:t>cat("Sample Data : ", marks, "\n")</w:t>
       </w:r>
     </w:p>
     <w:p>
+      <w:pPr>
+        <w:pStyle w:val="style0"/>
+        <w:rPr/>
+      </w:pPr>
       <w:r>
         <w:t xml:space="preserve">cat("Mean : ", </w:t>
       </w:r>
-      <w:proofErr w:type="spellStart"/>
       <w:r>
         <w:t>mean_value</w:t>
       </w:r>
-      <w:proofErr w:type="spellEnd"/>
       <w:r>
         <w:t>, "\n")</w:t>
       </w:r>
     </w:p>
     <w:p>
+      <w:pPr>
+        <w:pStyle w:val="style0"/>
+        <w:rPr/>
+      </w:pPr>
       <w:r>
         <w:t xml:space="preserve">cat("Median : ", </w:t>
       </w:r>
-      <w:proofErr w:type="spellStart"/>
       <w:r>
         <w:t>median_value</w:t>
       </w:r>
-      <w:proofErr w:type="spellEnd"/>
       <w:r>
         <w:t>, "\n")</w:t>
       </w:r>
     </w:p>
     <w:p>
+      <w:pPr>
+        <w:pStyle w:val="style0"/>
+        <w:rPr/>
+      </w:pPr>
       <w:r>
         <w:t xml:space="preserve">cat("Mode : ", </w:t>
       </w:r>
-      <w:proofErr w:type="spellStart"/>
       <w:r>
         <w:t>mode_value</w:t>
       </w:r>
-      <w:proofErr w:type="spellEnd"/>
       <w:r>
         <w:t>, "\n")</w:t>
       </w:r>
     </w:p>
     <w:p>
+      <w:pPr>
+        <w:pStyle w:val="style0"/>
+        <w:rPr/>
+      </w:pPr>
       <w:r>
         <w:t>department &lt;- c("CSE", "ECE", "CSE", "IT", "EEE", "CSE", "ECE", "IT", "CSE", "AIDS")</w:t>
       </w:r>
     </w:p>
     <w:p>
-      <w:proofErr w:type="spellStart"/>
+      <w:pPr>
+        <w:pStyle w:val="style0"/>
+        <w:rPr/>
+      </w:pPr>
       <w:r>
         <w:t>getmode</w:t>
       </w:r>
-      <w:proofErr w:type="spellEnd"/>
       <w:r>
         <w:t xml:space="preserve"> &lt;- function(v){</w:t>
       </w:r>
     </w:p>
     <w:p>
+      <w:pPr>
+        <w:pStyle w:val="style0"/>
+        <w:rPr/>
+      </w:pPr>
       <w:r>
         <w:t xml:space="preserve">  </w:t>
       </w:r>
-      <w:proofErr w:type="spellStart"/>
       <w:r>
         <w:t>uniqv</w:t>
       </w:r>
-      <w:proofErr w:type="spellEnd"/>
       <w:r>
         <w:t xml:space="preserve"> &lt;- unique(v) </w:t>
       </w:r>
-      <w:proofErr w:type="spellStart"/>
       <w:r>
         <w:t>uniqv</w:t>
       </w:r>
-      <w:proofErr w:type="spellEnd"/>
       <w:r>
         <w:t>[</w:t>
       </w:r>
-      <w:proofErr w:type="spellStart"/>
       <w:r>
         <w:t>which.max</w:t>
       </w:r>
-      <w:proofErr w:type="spellEnd"/>
       <w:r>
         <w:t xml:space="preserve">(tabulate(match(v, </w:t>
       </w:r>
-      <w:proofErr w:type="spellStart"/>
       <w:r>
         <w:t>uniqv</w:t>
       </w:r>
-      <w:proofErr w:type="spellEnd"/>
       <w:r>
         <w:t>)))]}</w:t>
       </w:r>
     </w:p>
     <w:p>
+      <w:pPr>
+        <w:pStyle w:val="style0"/>
+        <w:rPr/>
+      </w:pPr>
       <w:r>
         <w:t>print(department)</w:t>
       </w:r>
     </w:p>
     <w:p>
+      <w:pPr>
+        <w:pStyle w:val="style0"/>
+        <w:rPr/>
+      </w:pPr>
       <w:r>
         <w:t xml:space="preserve">cat("Mode : ", </w:t>
       </w:r>
-      <w:proofErr w:type="spellStart"/>
       <w:r>
         <w:t>getmode</w:t>
       </w:r>
-      <w:proofErr w:type="spellEnd"/>
       <w:r>
         <w:t>(department))</w:t>
       </w:r>
     </w:p>
     <w:p>
+      <w:pPr>
+        <w:pStyle w:val="style0"/>
+        <w:rPr/>
+      </w:pPr>
       <w:r>
         <w:t>B) Hours &lt;- c(1, 2, 3, 4, 5, 6)</w:t>
       </w:r>
     </w:p>
     <w:p>
+      <w:pPr>
+        <w:pStyle w:val="style0"/>
+        <w:rPr/>
+      </w:pPr>
       <w:r>
         <w:t>Marks &lt;- c(35, 40, 50, 55, 65, 75)</w:t>
       </w:r>
     </w:p>
     <w:p>
-      <w:r>
-        <w:lastRenderedPageBreak/>
+      <w:pPr>
+        <w:pStyle w:val="style0"/>
+        <w:rPr/>
+      </w:pPr>
+      <w:r>
         <w:t>print(Hours)</w:t>
       </w:r>
     </w:p>
     <w:p>
+      <w:pPr>
+        <w:pStyle w:val="style0"/>
+        <w:rPr/>
+      </w:pPr>
       <w:r>
         <w:t>print(Marks)</w:t>
       </w:r>
     </w:p>
     <w:p>
+      <w:pPr>
+        <w:pStyle w:val="style0"/>
+        <w:rPr/>
+      </w:pPr>
       <w:r>
         <w:t xml:space="preserve">correlation &lt;- </w:t>
       </w:r>
-      <w:proofErr w:type="spellStart"/>
       <w:r>
         <w:t>cor</w:t>
       </w:r>
-      <w:proofErr w:type="spellEnd"/>
       <w:r>
         <w:t>(Hours, Marks)</w:t>
       </w:r>
     </w:p>
     <w:p>
+      <w:pPr>
+        <w:pStyle w:val="style0"/>
+        <w:rPr/>
+      </w:pPr>
       <w:r>
         <w:t>cat("Correlation = ", correlation, "\n")</w:t>
       </w:r>
     </w:p>
     <w:p>
+      <w:pPr>
+        <w:pStyle w:val="style0"/>
+        <w:rPr/>
+      </w:pPr>
       <w:r>
         <w:t xml:space="preserve">covariance &lt;- </w:t>
       </w:r>
-      <w:proofErr w:type="spellStart"/>
       <w:r>
         <w:t>cov</w:t>
       </w:r>
-      <w:proofErr w:type="spellEnd"/>
       <w:r>
         <w:t>(Hours, Marks)</w:t>
       </w:r>
     </w:p>
     <w:p>
+      <w:pPr>
+        <w:pStyle w:val="style0"/>
+        <w:rPr/>
+      </w:pPr>
       <w:r>
         <w:t>cat("Covariance = ", covariance, "\n")</w:t>
       </w:r>
     </w:p>
     <w:p>
+      <w:pPr>
+        <w:pStyle w:val="style0"/>
+        <w:rPr/>
+      </w:pPr>
       <w:r>
         <w:t>model &lt;- lm(Marks ~ Hours)</w:t>
       </w:r>
     </w:p>
     <w:p>
+      <w:pPr>
+        <w:pStyle w:val="style0"/>
+        <w:rPr/>
+      </w:pPr>
       <w:r>
         <w:t>print(summary(model))</w:t>
       </w:r>
     </w:p>
     <w:p>
+      <w:pPr>
+        <w:pStyle w:val="style0"/>
+        <w:rPr/>
+      </w:pPr>
       <w:r>
         <w:t>plot(Hours, Marks,</w:t>
       </w:r>
     </w:p>
     <w:p>
+      <w:pPr>
+        <w:pStyle w:val="style0"/>
+        <w:rPr/>
+      </w:pPr>
       <w:r>
         <w:t xml:space="preserve">     main = "Regression Analysis",</w:t>
       </w:r>
     </w:p>
     <w:p>
+      <w:pPr>
+        <w:pStyle w:val="style0"/>
+        <w:rPr/>
+      </w:pPr>
       <w:r>
         <w:t xml:space="preserve">     </w:t>
       </w:r>
-      <w:proofErr w:type="spellStart"/>
       <w:r>
         <w:t>xlab</w:t>
       </w:r>
-      <w:proofErr w:type="spellEnd"/>
       <w:r>
         <w:t xml:space="preserve"> = "Study Hours",</w:t>
       </w:r>
     </w:p>
     <w:p>
+      <w:pPr>
+        <w:pStyle w:val="style0"/>
+        <w:rPr/>
+      </w:pPr>
       <w:r>
         <w:t xml:space="preserve">     </w:t>
       </w:r>
-      <w:proofErr w:type="spellStart"/>
       <w:r>
         <w:t>ylab</w:t>
       </w:r>
-      <w:proofErr w:type="spellEnd"/>
       <w:r>
         <w:t xml:space="preserve"> = "Marks",</w:t>
       </w:r>
     </w:p>
     <w:p>
+      <w:pPr>
+        <w:pStyle w:val="style0"/>
+        <w:rPr/>
+      </w:pPr>
       <w:r>
         <w:t xml:space="preserve">     </w:t>
       </w:r>
-      <w:proofErr w:type="spellStart"/>
       <w:r>
         <w:t>pch</w:t>
       </w:r>
-      <w:proofErr w:type="spellEnd"/>
       <w:r>
         <w:t xml:space="preserve"> = 19,</w:t>
       </w:r>
     </w:p>
     <w:p>
+      <w:pPr>
+        <w:pStyle w:val="style0"/>
+        <w:rPr/>
+      </w:pPr>
       <w:r>
         <w:t xml:space="preserve">     col = "blue")</w:t>
       </w:r>
     </w:p>
     <w:p>
-      <w:proofErr w:type="spellStart"/>
+      <w:pPr>
+        <w:pStyle w:val="style0"/>
+        <w:rPr/>
+      </w:pPr>
       <w:r>
         <w:t>abline</w:t>
       </w:r>
-      <w:proofErr w:type="spellEnd"/>
       <w:r>
         <w:t xml:space="preserve">(model, col = "red", </w:t>
       </w:r>
-      <w:proofErr w:type="spellStart"/>
       <w:r>
         <w:t>lwd</w:t>
       </w:r>
-      <w:proofErr w:type="spellEnd"/>
       <w:r>
         <w:t xml:space="preserve"> = 2)</w:t>
       </w:r>
     </w:p>
-    <w:p/>
-    <w:p>
-      <w:pPr>
+    <w:p>
+      <w:pPr>
+        <w:pStyle w:val="style0"/>
+        <w:rPr/>
+      </w:pPr>
+    </w:p>
+    <w:p>
+      <w:pPr>
+        <w:pStyle w:val="style0"/>
         <w:rPr>
           <w:b/>
           <w:bCs/>
@@ -1704,6 +2374,7 @@
     </w:p>
     <w:p>
       <w:pPr>
+        <w:pStyle w:val="style0"/>
         <w:rPr>
           <w:b/>
           <w:bCs/>
@@ -1720,148 +2391,206 @@
       </w:r>
     </w:p>
     <w:p>
+      <w:pPr>
+        <w:pStyle w:val="style0"/>
+        <w:rPr/>
+      </w:pPr>
       <w:r>
         <w:t>Hours &lt;- c(1, 2, 3, 4, 5, 6)</w:t>
       </w:r>
     </w:p>
     <w:p>
+      <w:pPr>
+        <w:pStyle w:val="style0"/>
+        <w:rPr/>
+      </w:pPr>
       <w:r>
         <w:t>Marks &lt;- c(35, 40, 50, 55, 65, 75)</w:t>
       </w:r>
     </w:p>
     <w:p>
+      <w:pPr>
+        <w:pStyle w:val="style0"/>
+        <w:rPr/>
+      </w:pPr>
       <w:r>
         <w:t xml:space="preserve">student &lt;- </w:t>
       </w:r>
-      <w:proofErr w:type="spellStart"/>
       <w:r>
         <w:t>data.frame</w:t>
       </w:r>
-      <w:proofErr w:type="spellEnd"/>
       <w:r>
         <w:t>(Hours, Marks)</w:t>
       </w:r>
     </w:p>
     <w:p>
+      <w:pPr>
+        <w:pStyle w:val="style0"/>
+        <w:rPr/>
+      </w:pPr>
       <w:r>
         <w:t>print(student)</w:t>
       </w:r>
     </w:p>
     <w:p>
+      <w:pPr>
+        <w:pStyle w:val="style0"/>
+        <w:rPr/>
+      </w:pPr>
       <w:r>
         <w:t>model &lt;- lm(Marks ~ Hours, data = student)</w:t>
       </w:r>
     </w:p>
     <w:p>
+      <w:pPr>
+        <w:pStyle w:val="style0"/>
+        <w:rPr/>
+      </w:pPr>
       <w:r>
         <w:t>summary(model)</w:t>
       </w:r>
     </w:p>
     <w:p>
-      <w:proofErr w:type="spellStart"/>
+      <w:pPr>
+        <w:pStyle w:val="style0"/>
+        <w:rPr/>
+      </w:pPr>
       <w:r>
         <w:t>coef</w:t>
       </w:r>
-      <w:proofErr w:type="spellEnd"/>
       <w:r>
         <w:t>(model)</w:t>
       </w:r>
     </w:p>
     <w:p>
+      <w:pPr>
+        <w:pStyle w:val="style0"/>
+        <w:rPr/>
+      </w:pPr>
       <w:r>
         <w:t>predict(model)</w:t>
       </w:r>
     </w:p>
     <w:p>
+      <w:pPr>
+        <w:pStyle w:val="style0"/>
+        <w:rPr/>
+      </w:pPr>
       <w:r>
         <w:t>plot(Hours,</w:t>
       </w:r>
     </w:p>
     <w:p>
+      <w:pPr>
+        <w:pStyle w:val="style0"/>
+        <w:rPr/>
+      </w:pPr>
       <w:r>
         <w:t xml:space="preserve">     Marks,</w:t>
       </w:r>
     </w:p>
     <w:p>
-      <w:r>
-        <w:lastRenderedPageBreak/>
+      <w:pPr>
+        <w:pStyle w:val="style0"/>
+        <w:rPr/>
+      </w:pPr>
+      <w:r>
         <w:t xml:space="preserve">     main = "Linear Regression",</w:t>
       </w:r>
     </w:p>
     <w:p>
+      <w:pPr>
+        <w:pStyle w:val="style0"/>
+        <w:rPr/>
+      </w:pPr>
       <w:r>
         <w:t xml:space="preserve">     </w:t>
       </w:r>
-      <w:proofErr w:type="spellStart"/>
       <w:r>
         <w:t>xlab</w:t>
       </w:r>
-      <w:proofErr w:type="spellEnd"/>
       <w:r>
         <w:t xml:space="preserve"> = "Study Hours",</w:t>
       </w:r>
     </w:p>
     <w:p>
+      <w:pPr>
+        <w:pStyle w:val="style0"/>
+        <w:rPr/>
+      </w:pPr>
       <w:r>
         <w:t xml:space="preserve">     </w:t>
       </w:r>
-      <w:proofErr w:type="spellStart"/>
       <w:r>
         <w:t>ylab</w:t>
       </w:r>
-      <w:proofErr w:type="spellEnd"/>
       <w:r>
         <w:t xml:space="preserve"> = "Marks",</w:t>
       </w:r>
     </w:p>
     <w:p>
+      <w:pPr>
+        <w:pStyle w:val="style0"/>
+        <w:rPr/>
+      </w:pPr>
       <w:r>
         <w:t xml:space="preserve">     </w:t>
       </w:r>
-      <w:proofErr w:type="spellStart"/>
       <w:r>
         <w:t>pch</w:t>
       </w:r>
-      <w:proofErr w:type="spellEnd"/>
       <w:r>
         <w:t xml:space="preserve"> = 19,</w:t>
       </w:r>
     </w:p>
     <w:p>
+      <w:pPr>
+        <w:pStyle w:val="style0"/>
+        <w:rPr/>
+      </w:pPr>
       <w:r>
         <w:t xml:space="preserve">     col = "blue")</w:t>
       </w:r>
     </w:p>
     <w:p>
-      <w:proofErr w:type="spellStart"/>
+      <w:pPr>
+        <w:pStyle w:val="style0"/>
+        <w:rPr/>
+      </w:pPr>
       <w:r>
         <w:t>abline</w:t>
       </w:r>
-      <w:proofErr w:type="spellEnd"/>
       <w:r>
         <w:t>(model,</w:t>
       </w:r>
     </w:p>
     <w:p>
+      <w:pPr>
+        <w:pStyle w:val="style0"/>
+        <w:rPr/>
+      </w:pPr>
       <w:r>
         <w:t xml:space="preserve">       col = "red",</w:t>
       </w:r>
     </w:p>
     <w:p>
+      <w:pPr>
+        <w:pStyle w:val="style0"/>
+        <w:rPr/>
+      </w:pPr>
       <w:r>
         <w:t xml:space="preserve">       </w:t>
       </w:r>
-      <w:proofErr w:type="spellStart"/>
       <w:r>
         <w:t>lwd</w:t>
       </w:r>
-      <w:proofErr w:type="spellEnd"/>
       <w:r>
         <w:t xml:space="preserve"> = 2)</w:t>
       </w:r>
     </w:p>
     <w:p>
       <w:pPr>
+        <w:pStyle w:val="style0"/>
         <w:rPr>
           <w:b/>
           <w:bCs/>
@@ -1878,121 +2607,155 @@
       </w:r>
     </w:p>
     <w:p>
+      <w:pPr>
+        <w:pStyle w:val="style0"/>
+        <w:rPr/>
+      </w:pPr>
       <w:r>
         <w:t>Experience &lt;- c(1, 2, 3, 4, 5, 6)</w:t>
       </w:r>
     </w:p>
     <w:p>
+      <w:pPr>
+        <w:pStyle w:val="style0"/>
+        <w:rPr/>
+      </w:pPr>
       <w:r>
         <w:t>Education &lt;- c(12, 12, 15, 15, 16, 18)</w:t>
       </w:r>
     </w:p>
     <w:p>
+      <w:pPr>
+        <w:pStyle w:val="style0"/>
+        <w:rPr/>
+      </w:pPr>
       <w:r>
         <w:t>Salary &lt;- c(25000, 28000, 35000, 42000, 50000, 60000)</w:t>
       </w:r>
     </w:p>
     <w:p>
+      <w:pPr>
+        <w:pStyle w:val="style0"/>
+        <w:rPr/>
+      </w:pPr>
       <w:r>
         <w:t xml:space="preserve">employee &lt;- </w:t>
       </w:r>
-      <w:proofErr w:type="spellStart"/>
       <w:r>
         <w:t>data.frame</w:t>
       </w:r>
-      <w:proofErr w:type="spellEnd"/>
       <w:r>
         <w:t>(Experience, Education, salary)</w:t>
       </w:r>
     </w:p>
     <w:p>
+      <w:pPr>
+        <w:pStyle w:val="style0"/>
+        <w:rPr/>
+      </w:pPr>
       <w:r>
         <w:t>print(employee)</w:t>
       </w:r>
     </w:p>
     <w:p>
+      <w:pPr>
+        <w:pStyle w:val="style0"/>
+        <w:rPr/>
+      </w:pPr>
       <w:r>
         <w:t>model &lt;- lm(Salary ~ Experience + Education, data = employee)</w:t>
       </w:r>
     </w:p>
     <w:p>
+      <w:pPr>
+        <w:pStyle w:val="style0"/>
+        <w:rPr/>
+      </w:pPr>
       <w:r>
         <w:t>summary(model)</w:t>
       </w:r>
     </w:p>
     <w:p>
-      <w:proofErr w:type="spellStart"/>
+      <w:pPr>
+        <w:pStyle w:val="style0"/>
+        <w:rPr/>
+      </w:pPr>
       <w:r>
         <w:t>coef</w:t>
       </w:r>
-      <w:proofErr w:type="spellEnd"/>
       <w:r>
         <w:t>(model)</w:t>
       </w:r>
     </w:p>
     <w:p>
+      <w:pPr>
+        <w:pStyle w:val="style0"/>
+        <w:rPr/>
+      </w:pPr>
       <w:r>
         <w:t>predict(model)</w:t>
       </w:r>
     </w:p>
     <w:p>
+      <w:pPr>
+        <w:pStyle w:val="style0"/>
+        <w:rPr/>
+      </w:pPr>
       <w:r>
         <w:t>plot(</w:t>
       </w:r>
-      <w:proofErr w:type="spellStart"/>
       <w:r>
         <w:t>employee$Experience</w:t>
       </w:r>
-      <w:proofErr w:type="spellEnd"/>
       <w:r>
         <w:t xml:space="preserve">, </w:t>
       </w:r>
-      <w:proofErr w:type="spellStart"/>
       <w:r>
         <w:t>employee$Salary</w:t>
       </w:r>
-      <w:proofErr w:type="spellEnd"/>
       <w:r>
         <w:t xml:space="preserve">, main = "Experience vs salary", </w:t>
       </w:r>
-      <w:proofErr w:type="spellStart"/>
       <w:r>
         <w:t>xlab</w:t>
       </w:r>
-      <w:proofErr w:type="spellEnd"/>
       <w:r>
         <w:t xml:space="preserve"> = "Experience (Years)", </w:t>
       </w:r>
-      <w:proofErr w:type="spellStart"/>
       <w:r>
         <w:t>ylab</w:t>
       </w:r>
-      <w:proofErr w:type="spellEnd"/>
       <w:r>
         <w:t xml:space="preserve"> = "Salary", </w:t>
       </w:r>
-      <w:proofErr w:type="spellStart"/>
       <w:r>
         <w:t>pch</w:t>
       </w:r>
-      <w:proofErr w:type="spellEnd"/>
       <w:r>
         <w:t xml:space="preserve"> = 19, col = "blue")</w:t>
       </w:r>
     </w:p>
     <w:p>
-      <w:proofErr w:type="spellStart"/>
+      <w:pPr>
+        <w:pStyle w:val="style0"/>
+        <w:rPr/>
+      </w:pPr>
       <w:r>
         <w:t>abline</w:t>
       </w:r>
-      <w:proofErr w:type="spellEnd"/>
       <w:r>
         <w:t>(lm(Salary ~ Experience))</w:t>
       </w:r>
     </w:p>
-    <w:p/>
-    <w:p>
-      <w:pPr>
+    <w:p>
+      <w:pPr>
+        <w:pStyle w:val="style0"/>
+        <w:rPr/>
+      </w:pPr>
+    </w:p>
+    <w:p>
+      <w:pPr>
+        <w:pStyle w:val="style0"/>
         <w:rPr>
           <w:b/>
           <w:bCs/>
@@ -2009,328 +2772,392 @@
       </w:r>
     </w:p>
     <w:p>
+      <w:pPr>
+        <w:pStyle w:val="style0"/>
+        <w:rPr/>
+      </w:pPr>
       <w:r>
         <w:t xml:space="preserve">students &lt;- </w:t>
       </w:r>
-      <w:proofErr w:type="spellStart"/>
       <w:r>
         <w:t>data.frame</w:t>
       </w:r>
-      <w:proofErr w:type="spellEnd"/>
       <w:r>
         <w:t>(</w:t>
       </w:r>
     </w:p>
     <w:p>
+      <w:pPr>
+        <w:pStyle w:val="style0"/>
+        <w:rPr/>
+      </w:pPr>
       <w:r>
         <w:t xml:space="preserve">  </w:t>
       </w:r>
-      <w:proofErr w:type="spellStart"/>
       <w:r>
         <w:t>StudyHours</w:t>
       </w:r>
-      <w:proofErr w:type="spellEnd"/>
       <w:r>
         <w:t xml:space="preserve"> = c(1, 2, 3, 4, 5, 6, 7, 8),</w:t>
       </w:r>
     </w:p>
     <w:p>
+      <w:pPr>
+        <w:pStyle w:val="style0"/>
+        <w:rPr/>
+      </w:pPr>
       <w:r>
         <w:t xml:space="preserve">  Pass = c(0, 0, 0, 0, 1, 1, 1, 1))</w:t>
       </w:r>
     </w:p>
     <w:p>
+      <w:pPr>
+        <w:pStyle w:val="style0"/>
+        <w:rPr/>
+      </w:pPr>
       <w:r>
         <w:t xml:space="preserve">model &lt;- </w:t>
       </w:r>
-      <w:proofErr w:type="spellStart"/>
       <w:r>
         <w:t>glm</w:t>
       </w:r>
-      <w:proofErr w:type="spellEnd"/>
       <w:r>
         <w:t>(</w:t>
       </w:r>
     </w:p>
     <w:p>
+      <w:pPr>
+        <w:pStyle w:val="style0"/>
+        <w:rPr/>
+      </w:pPr>
       <w:r>
         <w:t xml:space="preserve">  Pass ~ </w:t>
       </w:r>
-      <w:proofErr w:type="spellStart"/>
       <w:r>
         <w:t>StudyHours</w:t>
       </w:r>
-      <w:proofErr w:type="spellEnd"/>
       <w:r>
         <w:t>,</w:t>
       </w:r>
     </w:p>
     <w:p>
-      <w:r>
-        <w:lastRenderedPageBreak/>
+      <w:pPr>
+        <w:pStyle w:val="style0"/>
+        <w:rPr/>
+      </w:pPr>
+      <w:r>
         <w:t xml:space="preserve">  data = students,</w:t>
       </w:r>
     </w:p>
     <w:p>
+      <w:pPr>
+        <w:pStyle w:val="style0"/>
+        <w:rPr/>
+      </w:pPr>
       <w:r>
         <w:t xml:space="preserve">  family = binomial)</w:t>
       </w:r>
     </w:p>
     <w:p>
+      <w:pPr>
+        <w:pStyle w:val="style0"/>
+        <w:rPr/>
+      </w:pPr>
       <w:r>
         <w:t>summary(model)</w:t>
       </w:r>
     </w:p>
     <w:p>
-      <w:proofErr w:type="spellStart"/>
+      <w:pPr>
+        <w:pStyle w:val="style0"/>
+        <w:rPr/>
+      </w:pPr>
       <w:r>
         <w:t>students$Probability</w:t>
       </w:r>
-      <w:proofErr w:type="spellEnd"/>
       <w:r>
         <w:t xml:space="preserve"> &lt;- predict(model,</w:t>
       </w:r>
     </w:p>
     <w:p>
+      <w:pPr>
+        <w:pStyle w:val="style0"/>
+        <w:rPr/>
+      </w:pPr>
       <w:r>
         <w:t xml:space="preserve">  type = "response")</w:t>
       </w:r>
     </w:p>
     <w:p>
-      <w:proofErr w:type="spellStart"/>
+      <w:pPr>
+        <w:pStyle w:val="style0"/>
+        <w:rPr/>
+      </w:pPr>
       <w:r>
         <w:t>students$Prediction</w:t>
       </w:r>
-      <w:proofErr w:type="spellEnd"/>
       <w:r>
         <w:t xml:space="preserve"> &lt;- </w:t>
       </w:r>
-      <w:proofErr w:type="spellStart"/>
       <w:r>
         <w:t>ifelse</w:t>
       </w:r>
-      <w:proofErr w:type="spellEnd"/>
       <w:r>
         <w:t>(</w:t>
       </w:r>
     </w:p>
     <w:p>
+      <w:pPr>
+        <w:pStyle w:val="style0"/>
+        <w:rPr/>
+      </w:pPr>
       <w:r>
         <w:t xml:space="preserve">  </w:t>
       </w:r>
-      <w:proofErr w:type="spellStart"/>
       <w:r>
         <w:t>students$Probability</w:t>
       </w:r>
-      <w:proofErr w:type="spellEnd"/>
       <w:r>
         <w:t xml:space="preserve"> &gt;= 0.5,1,0)</w:t>
       </w:r>
     </w:p>
     <w:p>
+      <w:pPr>
+        <w:pStyle w:val="style0"/>
+        <w:rPr/>
+      </w:pPr>
       <w:r>
         <w:t>students</w:t>
       </w:r>
     </w:p>
     <w:p>
+      <w:pPr>
+        <w:pStyle w:val="style0"/>
+        <w:rPr/>
+      </w:pPr>
       <w:r>
         <w:t>plot(</w:t>
       </w:r>
     </w:p>
     <w:p>
+      <w:pPr>
+        <w:pStyle w:val="style0"/>
+        <w:rPr/>
+      </w:pPr>
       <w:r>
         <w:t xml:space="preserve">  </w:t>
       </w:r>
-      <w:proofErr w:type="spellStart"/>
       <w:r>
         <w:t>students$StudyHours</w:t>
       </w:r>
-      <w:proofErr w:type="spellEnd"/>
       <w:r>
         <w:t>,</w:t>
       </w:r>
     </w:p>
     <w:p>
+      <w:pPr>
+        <w:pStyle w:val="style0"/>
+        <w:rPr/>
+      </w:pPr>
       <w:r>
         <w:t xml:space="preserve">  </w:t>
       </w:r>
-      <w:proofErr w:type="spellStart"/>
       <w:r>
         <w:t>students$Pass</w:t>
       </w:r>
-      <w:proofErr w:type="spellEnd"/>
       <w:r>
         <w:t>,</w:t>
       </w:r>
     </w:p>
     <w:p>
+      <w:pPr>
+        <w:pStyle w:val="style0"/>
+        <w:rPr/>
+      </w:pPr>
       <w:r>
         <w:t xml:space="preserve">  </w:t>
       </w:r>
-      <w:proofErr w:type="spellStart"/>
       <w:r>
         <w:t>pch</w:t>
       </w:r>
-      <w:proofErr w:type="spellEnd"/>
       <w:r>
         <w:t xml:space="preserve"> = 19,</w:t>
       </w:r>
     </w:p>
     <w:p>
+      <w:pPr>
+        <w:pStyle w:val="style0"/>
+        <w:rPr/>
+      </w:pPr>
       <w:r>
         <w:t xml:space="preserve">  </w:t>
       </w:r>
-      <w:proofErr w:type="spellStart"/>
       <w:r>
         <w:t>xlab</w:t>
       </w:r>
-      <w:proofErr w:type="spellEnd"/>
       <w:r>
         <w:t xml:space="preserve"> = "</w:t>
       </w:r>
-      <w:proofErr w:type="spellStart"/>
       <w:r>
         <w:t>StudyHours</w:t>
       </w:r>
-      <w:proofErr w:type="spellEnd"/>
       <w:r>
         <w:t>",</w:t>
       </w:r>
     </w:p>
     <w:p>
+      <w:pPr>
+        <w:pStyle w:val="style0"/>
+        <w:rPr/>
+      </w:pPr>
       <w:r>
         <w:t xml:space="preserve">  </w:t>
       </w:r>
-      <w:proofErr w:type="spellStart"/>
       <w:r>
         <w:t>ylab</w:t>
       </w:r>
-      <w:proofErr w:type="spellEnd"/>
       <w:r>
         <w:t xml:space="preserve"> = "Probability of Passing",</w:t>
       </w:r>
     </w:p>
     <w:p>
+      <w:pPr>
+        <w:pStyle w:val="style0"/>
+        <w:rPr/>
+      </w:pPr>
       <w:r>
         <w:t xml:space="preserve">  main = "Logistic Regression")</w:t>
       </w:r>
     </w:p>
     <w:p>
+      <w:pPr>
+        <w:pStyle w:val="style0"/>
+        <w:rPr/>
+      </w:pPr>
       <w:r>
         <w:t>lines(</w:t>
       </w:r>
-      <w:proofErr w:type="spellStart"/>
       <w:r>
         <w:t>students$StudyHours</w:t>
       </w:r>
-      <w:proofErr w:type="spellEnd"/>
       <w:r>
         <w:t xml:space="preserve">, </w:t>
       </w:r>
-      <w:proofErr w:type="spellStart"/>
       <w:r>
         <w:t>students$Probability</w:t>
       </w:r>
-      <w:proofErr w:type="spellEnd"/>
       <w:r>
         <w:t xml:space="preserve">, </w:t>
       </w:r>
-      <w:proofErr w:type="spellStart"/>
       <w:r>
         <w:t>lwd</w:t>
       </w:r>
-      <w:proofErr w:type="spellEnd"/>
       <w:r>
         <w:t xml:space="preserve"> = 2)</w:t>
       </w:r>
     </w:p>
     <w:p>
-      <w:proofErr w:type="spellStart"/>
+      <w:pPr>
+        <w:pStyle w:val="style0"/>
+        <w:rPr/>
+      </w:pPr>
       <w:r>
         <w:t>new_student</w:t>
       </w:r>
-      <w:proofErr w:type="spellEnd"/>
       <w:r>
         <w:t xml:space="preserve"> &lt;- </w:t>
       </w:r>
-      <w:proofErr w:type="spellStart"/>
       <w:r>
         <w:t>data.frame</w:t>
       </w:r>
-      <w:proofErr w:type="spellEnd"/>
       <w:r>
         <w:t>(</w:t>
       </w:r>
-      <w:proofErr w:type="spellStart"/>
       <w:r>
         <w:t>StudyHours</w:t>
       </w:r>
-      <w:proofErr w:type="spellEnd"/>
       <w:r>
         <w:t xml:space="preserve"> = 5)</w:t>
       </w:r>
     </w:p>
     <w:p>
+      <w:pPr>
+        <w:pStyle w:val="style0"/>
+        <w:rPr/>
+      </w:pPr>
       <w:r>
         <w:t>prob &lt;- predict(</w:t>
       </w:r>
     </w:p>
     <w:p>
+      <w:pPr>
+        <w:pStyle w:val="style0"/>
+        <w:rPr/>
+      </w:pPr>
       <w:r>
         <w:t xml:space="preserve">  model,</w:t>
       </w:r>
     </w:p>
     <w:p>
+      <w:pPr>
+        <w:pStyle w:val="style0"/>
+        <w:rPr/>
+      </w:pPr>
       <w:r>
         <w:t xml:space="preserve">  </w:t>
       </w:r>
-      <w:proofErr w:type="spellStart"/>
       <w:r>
         <w:t>newdata</w:t>
       </w:r>
-      <w:proofErr w:type="spellEnd"/>
       <w:r>
         <w:t xml:space="preserve"> = </w:t>
       </w:r>
-      <w:proofErr w:type="spellStart"/>
       <w:r>
         <w:t>new_student</w:t>
       </w:r>
-      <w:proofErr w:type="spellEnd"/>
       <w:r>
         <w:t>,</w:t>
       </w:r>
     </w:p>
     <w:p>
+      <w:pPr>
+        <w:pStyle w:val="style0"/>
+        <w:rPr/>
+      </w:pPr>
       <w:r>
         <w:t xml:space="preserve">  type = "response")</w:t>
       </w:r>
     </w:p>
     <w:p>
+      <w:pPr>
+        <w:pStyle w:val="style0"/>
+        <w:rPr/>
+      </w:pPr>
       <w:r>
         <w:t>print(prob)</w:t>
       </w:r>
     </w:p>
     <w:p>
-      <w:proofErr w:type="spellStart"/>
+      <w:pPr>
+        <w:pStyle w:val="style0"/>
+        <w:rPr/>
+      </w:pPr>
       <w:r>
         <w:t>ifelse</w:t>
       </w:r>
-      <w:proofErr w:type="spellEnd"/>
       <w:r>
         <w:t>(</w:t>
       </w:r>
-      <w:proofErr w:type="spellStart"/>
       <w:r>
         <w:t>prob</w:t>
       </w:r>
-      <w:proofErr w:type="spellEnd"/>
       <w:r>
         <w:t xml:space="preserve"> &gt;= 0.5, "Pass", "Fail")</w:t>
       </w:r>
     </w:p>
     <w:p>
       <w:pPr>
+        <w:pStyle w:val="style0"/>
         <w:rPr>
           <w:b/>
           <w:bCs/>
@@ -2348,6 +3175,7 @@
     </w:p>
     <w:p>
       <w:pPr>
+        <w:pStyle w:val="style0"/>
         <w:rPr>
           <w:b/>
           <w:bCs/>
@@ -2359,184 +3187,245 @@
       </w:r>
     </w:p>
     <w:p>
+      <w:pPr>
+        <w:pStyle w:val="style0"/>
+        <w:rPr/>
+      </w:pPr>
       <w:r>
         <w:t>questions &lt;- c(2, 3, 4, 6, 8, 10, 13, 16)</w:t>
       </w:r>
     </w:p>
     <w:p>
+      <w:pPr>
+        <w:pStyle w:val="style0"/>
+        <w:rPr/>
+      </w:pPr>
       <w:r>
         <w:t xml:space="preserve">data &lt;- </w:t>
       </w:r>
-      <w:proofErr w:type="spellStart"/>
       <w:r>
         <w:t>data.frame</w:t>
       </w:r>
-      <w:proofErr w:type="spellEnd"/>
       <w:r>
         <w:t>(hours, questions)</w:t>
       </w:r>
     </w:p>
     <w:p>
+      <w:pPr>
+        <w:pStyle w:val="style0"/>
+        <w:rPr/>
+      </w:pPr>
       <w:r>
         <w:t>print(data)</w:t>
       </w:r>
     </w:p>
     <w:p>
-      <w:r>
-        <w:lastRenderedPageBreak/>
+      <w:pPr>
+        <w:pStyle w:val="style0"/>
+        <w:rPr/>
+      </w:pPr>
+      <w:r>
         <w:t xml:space="preserve">model &lt;- </w:t>
       </w:r>
-      <w:proofErr w:type="spellStart"/>
       <w:r>
         <w:t>glm</w:t>
       </w:r>
-      <w:proofErr w:type="spellEnd"/>
       <w:r>
         <w:t>(questions ~ hours,</w:t>
       </w:r>
     </w:p>
     <w:p>
+      <w:pPr>
+        <w:pStyle w:val="style0"/>
+        <w:rPr/>
+      </w:pPr>
       <w:r>
         <w:t xml:space="preserve">             family = </w:t>
       </w:r>
-      <w:proofErr w:type="spellStart"/>
       <w:r>
         <w:t>poisson</w:t>
       </w:r>
-      <w:proofErr w:type="spellEnd"/>
       <w:r>
         <w:t>,</w:t>
       </w:r>
     </w:p>
     <w:p>
+      <w:pPr>
+        <w:pStyle w:val="style0"/>
+        <w:rPr/>
+      </w:pPr>
       <w:r>
         <w:t xml:space="preserve">             data = data)</w:t>
       </w:r>
     </w:p>
     <w:p>
+      <w:pPr>
+        <w:pStyle w:val="style0"/>
+        <w:rPr/>
+      </w:pPr>
       <w:r>
         <w:t>summary(model)</w:t>
       </w:r>
     </w:p>
     <w:p>
+      <w:pPr>
+        <w:pStyle w:val="style0"/>
+        <w:rPr/>
+      </w:pPr>
       <w:r>
         <w:t>predicted &lt;- predict(model,</w:t>
       </w:r>
     </w:p>
     <w:p>
+      <w:pPr>
+        <w:pStyle w:val="style0"/>
+        <w:rPr/>
+      </w:pPr>
       <w:r>
         <w:t xml:space="preserve">                     type = "response")</w:t>
       </w:r>
     </w:p>
     <w:p>
+      <w:pPr>
+        <w:pStyle w:val="style0"/>
+        <w:rPr/>
+      </w:pPr>
       <w:r>
         <w:t>print(predicted)</w:t>
       </w:r>
     </w:p>
     <w:p>
+      <w:pPr>
+        <w:pStyle w:val="style0"/>
+        <w:rPr/>
+      </w:pPr>
       <w:r>
         <w:t>plot(</w:t>
       </w:r>
-      <w:proofErr w:type="spellStart"/>
       <w:r>
         <w:t>data$hours</w:t>
       </w:r>
-      <w:proofErr w:type="spellEnd"/>
       <w:r>
         <w:t>,</w:t>
       </w:r>
     </w:p>
     <w:p>
+      <w:pPr>
+        <w:pStyle w:val="style0"/>
+        <w:rPr/>
+      </w:pPr>
       <w:r>
         <w:t xml:space="preserve">     </w:t>
       </w:r>
-      <w:proofErr w:type="spellStart"/>
       <w:r>
         <w:t>data$questions</w:t>
       </w:r>
-      <w:proofErr w:type="spellEnd"/>
       <w:r>
         <w:t>,</w:t>
       </w:r>
     </w:p>
     <w:p>
+      <w:pPr>
+        <w:pStyle w:val="style0"/>
+        <w:rPr/>
+      </w:pPr>
       <w:r>
         <w:t xml:space="preserve">     </w:t>
       </w:r>
-      <w:proofErr w:type="spellStart"/>
       <w:r>
         <w:t>pch</w:t>
       </w:r>
-      <w:proofErr w:type="spellEnd"/>
       <w:r>
         <w:t xml:space="preserve"> = 19,</w:t>
       </w:r>
     </w:p>
     <w:p>
+      <w:pPr>
+        <w:pStyle w:val="style0"/>
+        <w:rPr/>
+      </w:pPr>
       <w:r>
         <w:t xml:space="preserve">     </w:t>
       </w:r>
-      <w:proofErr w:type="spellStart"/>
       <w:r>
         <w:t>xlab</w:t>
       </w:r>
-      <w:proofErr w:type="spellEnd"/>
       <w:r>
         <w:t xml:space="preserve"> = "Study Hours",</w:t>
       </w:r>
     </w:p>
     <w:p>
+      <w:pPr>
+        <w:pStyle w:val="style0"/>
+        <w:rPr/>
+      </w:pPr>
       <w:r>
         <w:t xml:space="preserve">     </w:t>
       </w:r>
-      <w:proofErr w:type="spellStart"/>
       <w:r>
         <w:t>ylab</w:t>
       </w:r>
-      <w:proofErr w:type="spellEnd"/>
       <w:r>
         <w:t xml:space="preserve"> = "Questions Answered",</w:t>
       </w:r>
     </w:p>
     <w:p>
+      <w:pPr>
+        <w:pStyle w:val="style0"/>
+        <w:rPr/>
+      </w:pPr>
       <w:r>
         <w:t xml:space="preserve">     main = "Poisson Regression")</w:t>
       </w:r>
     </w:p>
     <w:p>
+      <w:pPr>
+        <w:pStyle w:val="style0"/>
+        <w:rPr/>
+      </w:pPr>
       <w:r>
         <w:t>lines(</w:t>
       </w:r>
-      <w:proofErr w:type="spellStart"/>
       <w:r>
         <w:t>data$hours</w:t>
       </w:r>
-      <w:proofErr w:type="spellEnd"/>
       <w:r>
         <w:t>,</w:t>
       </w:r>
     </w:p>
     <w:p>
+      <w:pPr>
+        <w:pStyle w:val="style0"/>
+        <w:rPr/>
+      </w:pPr>
       <w:r>
         <w:t xml:space="preserve">      predicted,</w:t>
       </w:r>
     </w:p>
     <w:p>
+      <w:pPr>
+        <w:pStyle w:val="style0"/>
+        <w:rPr/>
+      </w:pPr>
       <w:r>
         <w:t xml:space="preserve">      </w:t>
       </w:r>
-      <w:proofErr w:type="spellStart"/>
       <w:r>
         <w:t>lwd</w:t>
       </w:r>
-      <w:proofErr w:type="spellEnd"/>
       <w:r>
         <w:t xml:space="preserve"> = 2)</w:t>
       </w:r>
     </w:p>
-    <w:p/>
-    <w:p>
-      <w:pPr>
+    <w:p>
+      <w:pPr>
+        <w:pStyle w:val="style0"/>
+        <w:rPr/>
+      </w:pPr>
+    </w:p>
+    <w:p>
+      <w:pPr>
+        <w:pStyle w:val="style0"/>
         <w:rPr>
           <w:b/>
           <w:bCs/>
@@ -2554,6 +3443,7 @@
     </w:p>
     <w:p>
       <w:pPr>
+        <w:pStyle w:val="style0"/>
         <w:rPr>
           <w:b/>
           <w:bCs/>
@@ -2570,131 +3460,173 @@
       </w:r>
     </w:p>
     <w:p>
+      <w:pPr>
+        <w:pStyle w:val="style0"/>
+        <w:rPr/>
+      </w:pPr>
       <w:r>
         <w:t>sales &lt;- c(100, 120, 115, 140, 150, 160, 155, 170, 180, 190, 200, 220)</w:t>
       </w:r>
     </w:p>
     <w:p>
-      <w:proofErr w:type="spellStart"/>
+      <w:pPr>
+        <w:pStyle w:val="style0"/>
+        <w:rPr/>
+      </w:pPr>
       <w:r>
         <w:t>sales_ts</w:t>
       </w:r>
-      <w:proofErr w:type="spellEnd"/>
       <w:r>
         <w:t xml:space="preserve"> &lt;- </w:t>
       </w:r>
-      <w:proofErr w:type="spellStart"/>
       <w:r>
         <w:t>ts</w:t>
       </w:r>
-      <w:proofErr w:type="spellEnd"/>
       <w:r>
         <w:t>(sales,</w:t>
       </w:r>
     </w:p>
     <w:p>
+      <w:pPr>
+        <w:pStyle w:val="style0"/>
+        <w:rPr/>
+      </w:pPr>
       <w:r>
         <w:t xml:space="preserve">               start = c(2025, 1),</w:t>
       </w:r>
     </w:p>
     <w:p>
+      <w:pPr>
+        <w:pStyle w:val="style0"/>
+        <w:rPr/>
+      </w:pPr>
       <w:r>
         <w:t xml:space="preserve">               frequency = 12)</w:t>
       </w:r>
     </w:p>
     <w:p>
+      <w:pPr>
+        <w:pStyle w:val="style0"/>
+        <w:rPr/>
+      </w:pPr>
       <w:r>
         <w:t>print(</w:t>
       </w:r>
-      <w:proofErr w:type="spellStart"/>
       <w:r>
         <w:t>sales_ts</w:t>
       </w:r>
-      <w:proofErr w:type="spellEnd"/>
       <w:r>
         <w:t>)</w:t>
       </w:r>
     </w:p>
     <w:p>
+      <w:pPr>
+        <w:pStyle w:val="style0"/>
+        <w:rPr/>
+      </w:pPr>
       <w:r>
         <w:t>plot(</w:t>
       </w:r>
-      <w:proofErr w:type="spellStart"/>
       <w:r>
         <w:t>sales_ts</w:t>
       </w:r>
-      <w:proofErr w:type="spellEnd"/>
       <w:r>
         <w:t>,</w:t>
       </w:r>
     </w:p>
     <w:p>
+      <w:pPr>
+        <w:pStyle w:val="style0"/>
+        <w:rPr/>
+      </w:pPr>
       <w:r>
         <w:t xml:space="preserve">     type = "o",</w:t>
       </w:r>
     </w:p>
     <w:p>
+      <w:pPr>
+        <w:pStyle w:val="style0"/>
+        <w:rPr/>
+      </w:pPr>
       <w:r>
         <w:t xml:space="preserve">     main = "Monthly Sales Time Series",</w:t>
       </w:r>
     </w:p>
     <w:p>
+      <w:pPr>
+        <w:pStyle w:val="style0"/>
+        <w:rPr/>
+      </w:pPr>
       <w:r>
         <w:t xml:space="preserve">     </w:t>
       </w:r>
-      <w:proofErr w:type="spellStart"/>
       <w:r>
         <w:t>xlab</w:t>
       </w:r>
-      <w:proofErr w:type="spellEnd"/>
       <w:r>
         <w:t xml:space="preserve"> = "Month",</w:t>
       </w:r>
     </w:p>
     <w:p>
-      <w:r>
-        <w:lastRenderedPageBreak/>
+      <w:pPr>
+        <w:pStyle w:val="style0"/>
+        <w:rPr/>
+      </w:pPr>
+      <w:r>
         <w:t xml:space="preserve">     </w:t>
       </w:r>
-      <w:proofErr w:type="spellStart"/>
       <w:r>
         <w:t>ylab</w:t>
       </w:r>
-      <w:proofErr w:type="spellEnd"/>
       <w:r>
         <w:t xml:space="preserve"> = "Sales",</w:t>
       </w:r>
     </w:p>
     <w:p>
+      <w:pPr>
+        <w:pStyle w:val="style0"/>
+        <w:rPr/>
+      </w:pPr>
       <w:r>
         <w:t xml:space="preserve">     </w:t>
       </w:r>
-      <w:proofErr w:type="spellStart"/>
       <w:r>
         <w:t>lwd</w:t>
       </w:r>
-      <w:proofErr w:type="spellEnd"/>
       <w:r>
         <w:t xml:space="preserve"> = 2)</w:t>
       </w:r>
     </w:p>
     <w:p>
+      <w:pPr>
+        <w:pStyle w:val="style0"/>
+        <w:rPr/>
+      </w:pPr>
       <w:r>
         <w:t>time &lt;- 1:length(sales)</w:t>
       </w:r>
     </w:p>
     <w:p>
+      <w:pPr>
+        <w:pStyle w:val="style0"/>
+        <w:rPr/>
+      </w:pPr>
       <w:r>
         <w:t>model &lt;- lm(sales ~ time)</w:t>
       </w:r>
     </w:p>
     <w:p>
+      <w:pPr>
+        <w:pStyle w:val="style0"/>
+        <w:rPr/>
+      </w:pPr>
       <w:r>
         <w:t>print(model)</w:t>
       </w:r>
     </w:p>
     <w:p>
       <w:pPr>
+        <w:pStyle w:val="style0"/>
         <w:rPr>
           <w:b/>
           <w:bCs/>
@@ -2711,162 +3643,218 @@
       </w:r>
     </w:p>
     <w:p>
+      <w:pPr>
+        <w:pStyle w:val="style0"/>
+        <w:rPr/>
+      </w:pPr>
       <w:r>
         <w:t>year &lt;- c(1, 2, 3, 4, 5, 6)</w:t>
       </w:r>
     </w:p>
     <w:p>
+      <w:pPr>
+        <w:pStyle w:val="style0"/>
+        <w:rPr/>
+      </w:pPr>
       <w:r>
         <w:t>population &lt;- c(100, 110, 125, 140, 160, 185)</w:t>
       </w:r>
     </w:p>
     <w:p>
+      <w:pPr>
+        <w:pStyle w:val="style0"/>
+        <w:rPr/>
+      </w:pPr>
       <w:r>
         <w:t xml:space="preserve">model &lt;- </w:t>
       </w:r>
-      <w:proofErr w:type="spellStart"/>
       <w:r>
         <w:t>nls</w:t>
       </w:r>
-      <w:proofErr w:type="spellEnd"/>
       <w:r>
         <w:t>(</w:t>
       </w:r>
     </w:p>
     <w:p>
+      <w:pPr>
+        <w:pStyle w:val="style0"/>
+        <w:rPr/>
+      </w:pPr>
       <w:r>
         <w:t xml:space="preserve">  population ~ a * exp(b * year),</w:t>
       </w:r>
     </w:p>
     <w:p>
+      <w:pPr>
+        <w:pStyle w:val="style0"/>
+        <w:rPr/>
+      </w:pPr>
       <w:r>
         <w:t xml:space="preserve">  start = list(a = 90, b = 0.1))</w:t>
       </w:r>
     </w:p>
     <w:p>
+      <w:pPr>
+        <w:pStyle w:val="style0"/>
+        <w:rPr/>
+      </w:pPr>
       <w:r>
         <w:t>print(model)</w:t>
       </w:r>
     </w:p>
     <w:p>
+      <w:pPr>
+        <w:pStyle w:val="style0"/>
+        <w:rPr/>
+      </w:pPr>
       <w:r>
         <w:t>predicted &lt;- predict(model)</w:t>
       </w:r>
     </w:p>
     <w:p>
+      <w:pPr>
+        <w:pStyle w:val="style0"/>
+        <w:rPr/>
+      </w:pPr>
       <w:r>
         <w:t>print(predicted)</w:t>
       </w:r>
     </w:p>
     <w:p>
+      <w:pPr>
+        <w:pStyle w:val="style0"/>
+        <w:rPr/>
+      </w:pPr>
       <w:r>
         <w:t>plot(year, population,</w:t>
       </w:r>
     </w:p>
     <w:p>
+      <w:pPr>
+        <w:pStyle w:val="style0"/>
+        <w:rPr/>
+      </w:pPr>
       <w:r>
         <w:t xml:space="preserve">     </w:t>
       </w:r>
-      <w:proofErr w:type="spellStart"/>
       <w:r>
         <w:t>pch</w:t>
       </w:r>
-      <w:proofErr w:type="spellEnd"/>
       <w:r>
         <w:t xml:space="preserve"> = 19,</w:t>
       </w:r>
     </w:p>
     <w:p>
+      <w:pPr>
+        <w:pStyle w:val="style0"/>
+        <w:rPr/>
+      </w:pPr>
       <w:r>
         <w:t xml:space="preserve">     main = "Population Growth - Nonlinear Regression",</w:t>
       </w:r>
     </w:p>
     <w:p>
+      <w:pPr>
+        <w:pStyle w:val="style0"/>
+        <w:rPr/>
+      </w:pPr>
       <w:r>
         <w:t xml:space="preserve">     </w:t>
       </w:r>
-      <w:proofErr w:type="spellStart"/>
       <w:r>
         <w:t>xlab</w:t>
       </w:r>
-      <w:proofErr w:type="spellEnd"/>
       <w:r>
         <w:t xml:space="preserve"> = "Year",</w:t>
       </w:r>
     </w:p>
     <w:p>
+      <w:pPr>
+        <w:pStyle w:val="style0"/>
+        <w:rPr/>
+      </w:pPr>
       <w:r>
         <w:t xml:space="preserve">     </w:t>
       </w:r>
-      <w:proofErr w:type="spellStart"/>
       <w:r>
         <w:t>ylab</w:t>
       </w:r>
-      <w:proofErr w:type="spellEnd"/>
       <w:r>
         <w:t xml:space="preserve"> = "Population (thousands)")</w:t>
       </w:r>
     </w:p>
     <w:p>
+      <w:pPr>
+        <w:pStyle w:val="style0"/>
+        <w:rPr/>
+      </w:pPr>
       <w:r>
         <w:t xml:space="preserve">lines(year, predicted, </w:t>
       </w:r>
-      <w:proofErr w:type="spellStart"/>
       <w:r>
         <w:t>lwd</w:t>
       </w:r>
-      <w:proofErr w:type="spellEnd"/>
       <w:r>
         <w:t xml:space="preserve"> = 2)</w:t>
       </w:r>
     </w:p>
     <w:p>
-      <w:proofErr w:type="spellStart"/>
+      <w:pPr>
+        <w:pStyle w:val="style0"/>
+        <w:rPr/>
+      </w:pPr>
       <w:r>
         <w:t>new_year</w:t>
       </w:r>
-      <w:proofErr w:type="spellEnd"/>
       <w:r>
         <w:t xml:space="preserve"> &lt;- </w:t>
       </w:r>
-      <w:proofErr w:type="spellStart"/>
       <w:r>
         <w:t>data.frame</w:t>
       </w:r>
-      <w:proofErr w:type="spellEnd"/>
       <w:r>
         <w:t>(year = 8)</w:t>
       </w:r>
     </w:p>
     <w:p>
+      <w:pPr>
+        <w:pStyle w:val="style0"/>
+        <w:rPr/>
+      </w:pPr>
       <w:r>
         <w:t xml:space="preserve">predicted_8 &lt;- predict(model, </w:t>
       </w:r>
-      <w:proofErr w:type="spellStart"/>
       <w:r>
         <w:t>newdata</w:t>
       </w:r>
-      <w:proofErr w:type="spellEnd"/>
       <w:r>
         <w:t xml:space="preserve"> = </w:t>
       </w:r>
-      <w:proofErr w:type="spellStart"/>
       <w:r>
         <w:t>new_year</w:t>
       </w:r>
-      <w:proofErr w:type="spellEnd"/>
       <w:r>
         <w:t>)</w:t>
       </w:r>
     </w:p>
     <w:p>
+      <w:pPr>
+        <w:pStyle w:val="style0"/>
+        <w:rPr/>
+      </w:pPr>
       <w:r>
         <w:t>print(predicted_8)</w:t>
       </w:r>
     </w:p>
-    <w:p/>
-    <w:p>
-      <w:pPr>
+    <w:p>
+      <w:pPr>
+        <w:pStyle w:val="style0"/>
+        <w:rPr/>
+      </w:pPr>
+    </w:p>
+    <w:p>
+      <w:pPr>
+        <w:pStyle w:val="style0"/>
         <w:rPr>
           <w:b/>
           <w:bCs/>
@@ -2883,207 +3871,224 @@
       </w:r>
     </w:p>
     <w:p>
+      <w:pPr>
+        <w:pStyle w:val="style0"/>
+        <w:rPr/>
+      </w:pPr>
       <w:r>
         <w:t>if (!require(</w:t>
       </w:r>
-      <w:proofErr w:type="spellStart"/>
       <w:r>
         <w:t>rpart</w:t>
       </w:r>
-      <w:proofErr w:type="spellEnd"/>
       <w:r>
         <w:t xml:space="preserve">)) </w:t>
       </w:r>
-      <w:proofErr w:type="spellStart"/>
       <w:r>
         <w:t>install.packages</w:t>
       </w:r>
-      <w:proofErr w:type="spellEnd"/>
       <w:r>
         <w:t>('</w:t>
       </w:r>
-      <w:proofErr w:type="spellStart"/>
       <w:r>
         <w:t>rpart</w:t>
       </w:r>
-      <w:proofErr w:type="spellEnd"/>
       <w:r>
         <w:t>')</w:t>
       </w:r>
     </w:p>
     <w:p>
+      <w:pPr>
+        <w:pStyle w:val="style0"/>
+        <w:rPr/>
+      </w:pPr>
       <w:r>
         <w:t>if (!require(</w:t>
       </w:r>
-      <w:proofErr w:type="spellStart"/>
       <w:r>
         <w:t>rpart.plot</w:t>
       </w:r>
-      <w:proofErr w:type="spellEnd"/>
       <w:r>
         <w:t xml:space="preserve">)) </w:t>
       </w:r>
-      <w:proofErr w:type="spellStart"/>
       <w:r>
         <w:t>install.packages</w:t>
       </w:r>
-      <w:proofErr w:type="spellEnd"/>
       <w:r>
         <w:t>('</w:t>
       </w:r>
-      <w:proofErr w:type="spellStart"/>
       <w:r>
         <w:t>rpart.plot</w:t>
       </w:r>
-      <w:proofErr w:type="spellEnd"/>
       <w:r>
         <w:t>')</w:t>
       </w:r>
     </w:p>
     <w:p>
+      <w:pPr>
+        <w:pStyle w:val="style0"/>
+        <w:rPr/>
+      </w:pPr>
       <w:r>
         <w:t>library(</w:t>
       </w:r>
-      <w:proofErr w:type="spellStart"/>
       <w:r>
         <w:t>rpart</w:t>
       </w:r>
-      <w:proofErr w:type="spellEnd"/>
       <w:r>
         <w:t>)</w:t>
       </w:r>
     </w:p>
     <w:p>
-      <w:r>
-        <w:lastRenderedPageBreak/>
+      <w:pPr>
+        <w:pStyle w:val="style0"/>
+        <w:rPr/>
+      </w:pPr>
+      <w:r>
         <w:t>library(</w:t>
       </w:r>
-      <w:proofErr w:type="spellStart"/>
       <w:r>
         <w:t>rpart.plot</w:t>
       </w:r>
-      <w:proofErr w:type="spellEnd"/>
       <w:r>
         <w:t>)</w:t>
       </w:r>
     </w:p>
     <w:p>
+      <w:pPr>
+        <w:pStyle w:val="style0"/>
+        <w:rPr/>
+      </w:pPr>
       <w:r>
         <w:t>data(</w:t>
       </w:r>
-      <w:proofErr w:type="spellStart"/>
       <w:r>
         <w:t>mtcars</w:t>
       </w:r>
-      <w:proofErr w:type="spellEnd"/>
       <w:r>
         <w:t>)</w:t>
       </w:r>
     </w:p>
     <w:p>
+      <w:pPr>
+        <w:pStyle w:val="style0"/>
+        <w:rPr/>
+      </w:pPr>
       <w:r>
         <w:t>regression tree(continuous target)</w:t>
       </w:r>
     </w:p>
     <w:p>
-      <w:proofErr w:type="spellStart"/>
+      <w:pPr>
+        <w:pStyle w:val="style0"/>
+        <w:rPr/>
+      </w:pPr>
       <w:r>
         <w:t>reg_tree</w:t>
       </w:r>
-      <w:proofErr w:type="spellEnd"/>
       <w:r>
         <w:t xml:space="preserve"> &lt;- </w:t>
       </w:r>
-      <w:proofErr w:type="spellStart"/>
       <w:r>
         <w:t>rpart</w:t>
       </w:r>
-      <w:proofErr w:type="spellEnd"/>
       <w:r>
         <w:t xml:space="preserve">(mpg ~ </w:t>
       </w:r>
-      <w:proofErr w:type="spellStart"/>
       <w:r>
         <w:t>hp</w:t>
       </w:r>
-      <w:proofErr w:type="spellEnd"/>
       <w:r>
         <w:t xml:space="preserve"> + </w:t>
       </w:r>
-      <w:proofErr w:type="spellStart"/>
       <w:r>
         <w:t>wt</w:t>
       </w:r>
-      <w:proofErr w:type="spellEnd"/>
       <w:r>
         <w:t>, method = "</w:t>
       </w:r>
-      <w:proofErr w:type="spellStart"/>
       <w:r>
         <w:t>anova</w:t>
       </w:r>
-      <w:proofErr w:type="spellEnd"/>
       <w:r>
         <w:t xml:space="preserve">", data = </w:t>
       </w:r>
-      <w:proofErr w:type="spellStart"/>
       <w:r>
         <w:t>mtcars</w:t>
       </w:r>
-      <w:proofErr w:type="spellEnd"/>
       <w:r>
         <w:t>)</w:t>
       </w:r>
     </w:p>
     <w:p>
-      <w:proofErr w:type="spellStart"/>
+      <w:pPr>
+        <w:pStyle w:val="style0"/>
+        <w:rPr/>
+      </w:pPr>
       <w:r>
         <w:t>rpart.plot</w:t>
       </w:r>
-      <w:proofErr w:type="spellEnd"/>
       <w:r>
         <w:t>(</w:t>
       </w:r>
-      <w:proofErr w:type="spellStart"/>
       <w:r>
         <w:t>reg_tree</w:t>
       </w:r>
-      <w:proofErr w:type="spellEnd"/>
       <w:r>
         <w:t>,</w:t>
       </w:r>
     </w:p>
     <w:p>
+      <w:pPr>
+        <w:pStyle w:val="style0"/>
+        <w:rPr/>
+      </w:pPr>
       <w:r>
         <w:t xml:space="preserve">           type = 2,</w:t>
       </w:r>
     </w:p>
     <w:p>
+      <w:pPr>
+        <w:pStyle w:val="style0"/>
+        <w:rPr/>
+      </w:pPr>
       <w:r>
         <w:t xml:space="preserve">           digits = 3,</w:t>
       </w:r>
     </w:p>
     <w:p>
+      <w:pPr>
+        <w:pStyle w:val="style0"/>
+        <w:rPr/>
+      </w:pPr>
       <w:r>
         <w:t xml:space="preserve">           </w:t>
       </w:r>
-      <w:proofErr w:type="spellStart"/>
       <w:r>
         <w:t>fallen.leaves</w:t>
       </w:r>
-      <w:proofErr w:type="spellEnd"/>
       <w:r>
         <w:t xml:space="preserve"> = TRUE,</w:t>
       </w:r>
     </w:p>
     <w:p>
+      <w:pPr>
+        <w:pStyle w:val="style0"/>
+        <w:rPr/>
+      </w:pPr>
       <w:r>
         <w:t xml:space="preserve">           main = "Regression Decision Tree (predicting mpg)")</w:t>
       </w:r>
     </w:p>
-    <w:p/>
-    <w:p>
-      <w:pPr>
+    <w:p>
+      <w:pPr>
+        <w:pStyle w:val="style0"/>
+        <w:rPr/>
+      </w:pPr>
+    </w:p>
+    <w:p>
+      <w:pPr>
+        <w:pStyle w:val="style0"/>
         <w:rPr>
           <w:b/>
           <w:bCs/>
@@ -3101,6 +4106,7 @@
     </w:p>
     <w:p>
       <w:pPr>
+        <w:pStyle w:val="style0"/>
         <w:rPr>
           <w:u w:val="single"/>
         </w:rPr>
@@ -3121,62 +4127,65 @@
       </w:r>
     </w:p>
     <w:p>
+      <w:pPr>
+        <w:pStyle w:val="style0"/>
+        <w:rPr/>
+      </w:pPr>
       <w:r>
         <w:t xml:space="preserve">x &lt;- </w:t>
       </w:r>
-      <w:proofErr w:type="spellStart"/>
       <w:r>
         <w:t>seq</w:t>
       </w:r>
-      <w:proofErr w:type="spellEnd"/>
       <w:r>
         <w:t>(-10, 10, by = 0.1)</w:t>
       </w:r>
     </w:p>
     <w:p>
+      <w:pPr>
+        <w:pStyle w:val="style0"/>
+        <w:rPr/>
+      </w:pPr>
       <w:r>
         <w:t xml:space="preserve">y &lt;- </w:t>
       </w:r>
-      <w:proofErr w:type="spellStart"/>
       <w:r>
         <w:t>dnorm</w:t>
       </w:r>
-      <w:proofErr w:type="spellEnd"/>
       <w:r>
         <w:t xml:space="preserve">(x, mean = 2.5, </w:t>
       </w:r>
-      <w:proofErr w:type="spellStart"/>
       <w:r>
         <w:t>sd</w:t>
       </w:r>
-      <w:proofErr w:type="spellEnd"/>
       <w:r>
         <w:t xml:space="preserve"> = 0.5)</w:t>
       </w:r>
     </w:p>
     <w:p>
+      <w:pPr>
+        <w:pStyle w:val="style0"/>
+        <w:rPr/>
+      </w:pPr>
       <w:r>
         <w:t xml:space="preserve">plot(x, y, main = "Normal distribution", </w:t>
       </w:r>
-      <w:proofErr w:type="spellStart"/>
       <w:r>
         <w:t>xlab</w:t>
       </w:r>
-      <w:proofErr w:type="spellEnd"/>
       <w:r>
         <w:t xml:space="preserve"> = "x", </w:t>
       </w:r>
-      <w:proofErr w:type="spellStart"/>
       <w:r>
         <w:t>ylab</w:t>
       </w:r>
-      <w:proofErr w:type="spellEnd"/>
       <w:r>
         <w:t xml:space="preserve"> = "Density", type = "l")</w:t>
       </w:r>
     </w:p>
     <w:p>
       <w:pPr>
+        <w:pStyle w:val="style0"/>
         <w:rPr>
           <w:b/>
           <w:bCs/>
@@ -3193,62 +4202,65 @@
       </w:r>
     </w:p>
     <w:p>
+      <w:pPr>
+        <w:pStyle w:val="style0"/>
+        <w:rPr/>
+      </w:pPr>
       <w:r>
         <w:t xml:space="preserve">x &lt;- </w:t>
       </w:r>
-      <w:proofErr w:type="spellStart"/>
       <w:r>
         <w:t>seq</w:t>
       </w:r>
-      <w:proofErr w:type="spellEnd"/>
       <w:r>
         <w:t>(-10, 10, by = 0.1)</w:t>
       </w:r>
     </w:p>
     <w:p>
+      <w:pPr>
+        <w:pStyle w:val="style0"/>
+        <w:rPr/>
+      </w:pPr>
       <w:r>
         <w:t xml:space="preserve">y &lt;- </w:t>
       </w:r>
-      <w:proofErr w:type="spellStart"/>
       <w:r>
         <w:t>pnorm</w:t>
       </w:r>
-      <w:proofErr w:type="spellEnd"/>
       <w:r>
         <w:t xml:space="preserve">(x, mean = 2.5, </w:t>
       </w:r>
-      <w:proofErr w:type="spellStart"/>
       <w:r>
         <w:t>sd</w:t>
       </w:r>
-      <w:proofErr w:type="spellEnd"/>
       <w:r>
         <w:t xml:space="preserve"> = 0.5)</w:t>
       </w:r>
     </w:p>
     <w:p>
+      <w:pPr>
+        <w:pStyle w:val="style0"/>
+        <w:rPr/>
+      </w:pPr>
       <w:r>
         <w:t xml:space="preserve">plot(x, y, main = "Cumulative normal distribution", </w:t>
       </w:r>
-      <w:proofErr w:type="spellStart"/>
       <w:r>
         <w:t>xlab</w:t>
       </w:r>
-      <w:proofErr w:type="spellEnd"/>
       <w:r>
         <w:t xml:space="preserve"> = "z", </w:t>
       </w:r>
-      <w:proofErr w:type="spellStart"/>
       <w:r>
         <w:t>ylab</w:t>
       </w:r>
-      <w:proofErr w:type="spellEnd"/>
       <w:r>
         <w:t xml:space="preserve"> = "Cumulative probability", type = "l")</w:t>
       </w:r>
     </w:p>
     <w:p>
       <w:pPr>
+        <w:pStyle w:val="style0"/>
         <w:rPr>
           <w:b/>
           <w:bCs/>
@@ -3265,62 +4277,65 @@
       </w:r>
     </w:p>
     <w:p>
+      <w:pPr>
+        <w:pStyle w:val="style0"/>
+        <w:rPr/>
+      </w:pPr>
       <w:r>
         <w:t xml:space="preserve">x &lt;- </w:t>
       </w:r>
-      <w:proofErr w:type="spellStart"/>
       <w:r>
         <w:t>seq</w:t>
       </w:r>
-      <w:proofErr w:type="spellEnd"/>
       <w:r>
         <w:t>(0.01, 0.99, by = 0.02)</w:t>
       </w:r>
     </w:p>
     <w:p>
+      <w:pPr>
+        <w:pStyle w:val="style0"/>
+        <w:rPr/>
+      </w:pPr>
       <w:r>
         <w:t xml:space="preserve">y &lt;- </w:t>
       </w:r>
-      <w:proofErr w:type="spellStart"/>
       <w:r>
         <w:t>qnorm</w:t>
       </w:r>
-      <w:proofErr w:type="spellEnd"/>
       <w:r>
         <w:t xml:space="preserve">(x, mean = 2, </w:t>
       </w:r>
-      <w:proofErr w:type="spellStart"/>
       <w:r>
         <w:t>sd</w:t>
       </w:r>
-      <w:proofErr w:type="spellEnd"/>
       <w:r>
         <w:t xml:space="preserve"> = 1)</w:t>
       </w:r>
     </w:p>
     <w:p>
+      <w:pPr>
+        <w:pStyle w:val="style0"/>
+        <w:rPr/>
+      </w:pPr>
       <w:r>
         <w:t xml:space="preserve">plot(x, y, main = "Quantile Normal Distribution", </w:t>
       </w:r>
-      <w:proofErr w:type="spellStart"/>
       <w:r>
         <w:t>xlab</w:t>
       </w:r>
-      <w:proofErr w:type="spellEnd"/>
       <w:r>
         <w:t xml:space="preserve"> = "probability", </w:t>
       </w:r>
-      <w:proofErr w:type="spellStart"/>
       <w:r>
         <w:t>ylab</w:t>
       </w:r>
-      <w:proofErr w:type="spellEnd"/>
       <w:r>
         <w:t xml:space="preserve"> = "Quantile", type = "l")</w:t>
       </w:r>
     </w:p>
     <w:p>
       <w:pPr>
+        <w:pStyle w:val="style0"/>
         <w:rPr>
           <w:b/>
           <w:bCs/>
@@ -3337,33 +4352,38 @@
       </w:r>
     </w:p>
     <w:p>
+      <w:pPr>
+        <w:pStyle w:val="style0"/>
+        <w:rPr/>
+      </w:pPr>
       <w:r>
         <w:t xml:space="preserve">y &lt;- </w:t>
       </w:r>
-      <w:proofErr w:type="spellStart"/>
       <w:r>
         <w:t>rnorm</w:t>
       </w:r>
-      <w:proofErr w:type="spellEnd"/>
       <w:r>
         <w:t>(50)</w:t>
       </w:r>
     </w:p>
     <w:p>
+      <w:pPr>
+        <w:pStyle w:val="style0"/>
+        <w:rPr/>
+      </w:pPr>
       <w:r>
         <w:t xml:space="preserve">hist(y, main = "Random normal distribution", </w:t>
       </w:r>
-      <w:proofErr w:type="spellStart"/>
       <w:r>
         <w:t>xlab</w:t>
       </w:r>
-      <w:proofErr w:type="spellEnd"/>
       <w:r>
         <w:t xml:space="preserve"> = "values", col = "light blue")</w:t>
       </w:r>
     </w:p>
     <w:p>
       <w:pPr>
+        <w:pStyle w:val="style0"/>
         <w:rPr>
           <w:b/>
           <w:bCs/>
@@ -3381,6 +4401,7 @@
     </w:p>
     <w:p>
       <w:pPr>
+        <w:pStyle w:val="style0"/>
         <w:rPr>
           <w:b/>
           <w:bCs/>
@@ -3393,59 +4414,63 @@
           <w:bCs/>
           <w:u w:val="single"/>
         </w:rPr>
-        <w:lastRenderedPageBreak/>
         <w:t xml:space="preserve"> 1) DBINOM</w:t>
       </w:r>
     </w:p>
     <w:p>
+      <w:pPr>
+        <w:pStyle w:val="style0"/>
+        <w:rPr/>
+      </w:pPr>
       <w:r>
         <w:t xml:space="preserve">x &lt;- </w:t>
       </w:r>
-      <w:proofErr w:type="spellStart"/>
       <w:r>
         <w:t>seq</w:t>
       </w:r>
-      <w:proofErr w:type="spellEnd"/>
       <w:r>
         <w:t>(0, 50, by = 1)</w:t>
       </w:r>
     </w:p>
     <w:p>
+      <w:pPr>
+        <w:pStyle w:val="style0"/>
+        <w:rPr/>
+      </w:pPr>
       <w:r>
         <w:t xml:space="preserve">y &lt;- </w:t>
       </w:r>
-      <w:proofErr w:type="spellStart"/>
       <w:r>
         <w:t>dbinom</w:t>
       </w:r>
-      <w:proofErr w:type="spellEnd"/>
       <w:r>
         <w:t>(x, 50, 0.5)</w:t>
       </w:r>
     </w:p>
     <w:p>
+      <w:pPr>
+        <w:pStyle w:val="style0"/>
+        <w:rPr/>
+      </w:pPr>
       <w:r>
         <w:t xml:space="preserve">plot(x, y, main = "Binomial Distribution", </w:t>
       </w:r>
-      <w:proofErr w:type="spellStart"/>
       <w:r>
         <w:t>xlab</w:t>
       </w:r>
-      <w:proofErr w:type="spellEnd"/>
       <w:r>
         <w:t xml:space="preserve"> = "no. of success", </w:t>
       </w:r>
-      <w:proofErr w:type="spellStart"/>
       <w:r>
         <w:t>ylab</w:t>
       </w:r>
-      <w:proofErr w:type="spellEnd"/>
       <w:r>
         <w:t xml:space="preserve"> = "probability", type = "l")</w:t>
       </w:r>
     </w:p>
     <w:p>
       <w:pPr>
+        <w:pStyle w:val="style0"/>
         <w:rPr>
           <w:b/>
           <w:bCs/>
@@ -3462,46 +4487,53 @@
       </w:r>
     </w:p>
     <w:p>
+      <w:pPr>
+        <w:pStyle w:val="style0"/>
+        <w:rPr/>
+      </w:pPr>
       <w:r>
         <w:t>x &lt;- 0:51</w:t>
       </w:r>
     </w:p>
     <w:p>
+      <w:pPr>
+        <w:pStyle w:val="style0"/>
+        <w:rPr/>
+      </w:pPr>
       <w:r>
         <w:t xml:space="preserve">y &lt;- </w:t>
       </w:r>
-      <w:proofErr w:type="spellStart"/>
       <w:r>
         <w:t>pbinom</w:t>
       </w:r>
-      <w:proofErr w:type="spellEnd"/>
       <w:r>
         <w:t>(x, 51, 0.5)</w:t>
       </w:r>
     </w:p>
     <w:p>
+      <w:pPr>
+        <w:pStyle w:val="style0"/>
+        <w:rPr/>
+      </w:pPr>
       <w:r>
         <w:t xml:space="preserve">plot(x, y, main = "Cumulative Binomial Distribution", </w:t>
       </w:r>
-      <w:proofErr w:type="spellStart"/>
       <w:r>
         <w:t>xlab</w:t>
       </w:r>
-      <w:proofErr w:type="spellEnd"/>
       <w:r>
         <w:t xml:space="preserve"> = "No. of success", </w:t>
       </w:r>
-      <w:proofErr w:type="spellStart"/>
       <w:r>
         <w:t>ylab</w:t>
       </w:r>
-      <w:proofErr w:type="spellEnd"/>
       <w:r>
         <w:t xml:space="preserve"> = "cumulative prob.", type = "s")</w:t>
       </w:r>
     </w:p>
     <w:p>
       <w:pPr>
+        <w:pStyle w:val="style0"/>
         <w:rPr>
           <w:b/>
           <w:bCs/>
@@ -3518,30 +4550,41 @@
       </w:r>
     </w:p>
     <w:p>
+      <w:pPr>
+        <w:pStyle w:val="style0"/>
+        <w:rPr/>
+      </w:pPr>
       <w:r>
         <w:t xml:space="preserve">x &lt;- </w:t>
       </w:r>
-      <w:proofErr w:type="spellStart"/>
       <w:r>
         <w:t>qbinom</w:t>
       </w:r>
-      <w:proofErr w:type="spellEnd"/>
       <w:r>
         <w:t>(0.25, 51, 1/2)</w:t>
       </w:r>
     </w:p>
     <w:p>
+      <w:pPr>
+        <w:pStyle w:val="style0"/>
+        <w:rPr/>
+      </w:pPr>
       <w:r>
         <w:t>print(x)</w:t>
       </w:r>
     </w:p>
     <w:p>
+      <w:pPr>
+        <w:pStyle w:val="style0"/>
+        <w:rPr/>
+      </w:pPr>
       <w:r>
         <w:t>plot(x)</w:t>
       </w:r>
     </w:p>
     <w:p>
       <w:pPr>
+        <w:pStyle w:val="style0"/>
         <w:rPr>
           <w:b/>
           <w:bCs/>
@@ -3558,31 +4601,47 @@
       </w:r>
     </w:p>
     <w:p>
+      <w:pPr>
+        <w:pStyle w:val="style0"/>
+        <w:rPr/>
+      </w:pPr>
       <w:r>
         <w:t xml:space="preserve">x &lt;- </w:t>
       </w:r>
-      <w:proofErr w:type="spellStart"/>
       <w:r>
         <w:t>rbinom</w:t>
       </w:r>
-      <w:proofErr w:type="spellEnd"/>
       <w:r>
         <w:t>(8, 50, 0.4)</w:t>
       </w:r>
     </w:p>
     <w:p>
+      <w:pPr>
+        <w:pStyle w:val="style0"/>
+        <w:rPr/>
+      </w:pPr>
       <w:r>
         <w:t>print(x)</w:t>
       </w:r>
     </w:p>
     <w:p>
+      <w:pPr>
+        <w:pStyle w:val="style0"/>
+        <w:rPr/>
+      </w:pPr>
       <w:r>
         <w:t>plot(x)</w:t>
       </w:r>
     </w:p>
-    <w:p/>
-    <w:p>
-      <w:pPr>
+    <w:p>
+      <w:pPr>
+        <w:pStyle w:val="style0"/>
+        <w:rPr/>
+      </w:pPr>
+    </w:p>
+    <w:p>
+      <w:pPr>
+        <w:pStyle w:val="style0"/>
         <w:rPr>
           <w:b/>
           <w:bCs/>
@@ -3600,6 +4659,7 @@
     </w:p>
     <w:p>
       <w:pPr>
+        <w:pStyle w:val="style0"/>
         <w:rPr>
           <w:b/>
           <w:bCs/>
@@ -3616,181 +4676,209 @@
       </w:r>
     </w:p>
     <w:p>
+      <w:pPr>
+        <w:pStyle w:val="style0"/>
+        <w:rPr/>
+      </w:pPr>
       <w:r>
         <w:t>library(MASS)</w:t>
       </w:r>
     </w:p>
     <w:p>
+      <w:pPr>
+        <w:pStyle w:val="style0"/>
+        <w:rPr/>
+      </w:pPr>
       <w:r>
         <w:t>data(Cars93)</w:t>
       </w:r>
     </w:p>
     <w:p>
-      <w:proofErr w:type="spellStart"/>
+      <w:pPr>
+        <w:pStyle w:val="style0"/>
+        <w:rPr/>
+      </w:pPr>
       <w:r>
         <w:t>car_data</w:t>
       </w:r>
-      <w:proofErr w:type="spellEnd"/>
       <w:r>
         <w:t xml:space="preserve"> &lt;- table(Cars93$AirBags, Cars93$Type)</w:t>
       </w:r>
     </w:p>
     <w:p>
+      <w:pPr>
+        <w:pStyle w:val="style0"/>
+        <w:rPr/>
+      </w:pPr>
       <w:r>
         <w:t>print(</w:t>
       </w:r>
-      <w:proofErr w:type="spellStart"/>
       <w:r>
         <w:t>car_data</w:t>
       </w:r>
-      <w:proofErr w:type="spellEnd"/>
       <w:r>
         <w:t>)</w:t>
       </w:r>
     </w:p>
     <w:p>
-      <w:proofErr w:type="spellStart"/>
+      <w:pPr>
+        <w:pStyle w:val="style0"/>
+        <w:rPr/>
+      </w:pPr>
       <w:r>
         <w:t>chi_result</w:t>
       </w:r>
-      <w:proofErr w:type="spellEnd"/>
       <w:r>
         <w:t xml:space="preserve"> &lt;- </w:t>
       </w:r>
-      <w:proofErr w:type="spellStart"/>
       <w:r>
         <w:t>chisq.test</w:t>
       </w:r>
-      <w:proofErr w:type="spellEnd"/>
       <w:r>
         <w:t>(</w:t>
       </w:r>
-      <w:proofErr w:type="spellStart"/>
       <w:r>
         <w:t>car_data</w:t>
       </w:r>
-      <w:proofErr w:type="spellEnd"/>
       <w:r>
         <w:t>)</w:t>
       </w:r>
     </w:p>
     <w:p>
+      <w:pPr>
+        <w:pStyle w:val="style0"/>
+        <w:rPr/>
+      </w:pPr>
       <w:r>
         <w:t>print(</w:t>
       </w:r>
-      <w:proofErr w:type="spellStart"/>
       <w:r>
         <w:t>chi_result</w:t>
       </w:r>
-      <w:proofErr w:type="spellEnd"/>
       <w:r>
         <w:t>)</w:t>
       </w:r>
     </w:p>
     <w:p>
-      <w:proofErr w:type="spellStart"/>
+      <w:pPr>
+        <w:pStyle w:val="style0"/>
+        <w:rPr/>
+      </w:pPr>
       <w:r>
         <w:t>barplot</w:t>
       </w:r>
-      <w:proofErr w:type="spellEnd"/>
       <w:r>
         <w:t>(</w:t>
       </w:r>
-      <w:proofErr w:type="spellStart"/>
       <w:r>
         <w:t>car_data</w:t>
       </w:r>
-      <w:proofErr w:type="spellEnd"/>
       <w:r>
         <w:t>,</w:t>
       </w:r>
     </w:p>
     <w:p>
+      <w:pPr>
+        <w:pStyle w:val="style0"/>
+        <w:rPr/>
+      </w:pPr>
       <w:r>
         <w:t xml:space="preserve">        beside = TRUE,</w:t>
       </w:r>
     </w:p>
     <w:p>
-      <w:r>
-        <w:lastRenderedPageBreak/>
+      <w:pPr>
+        <w:pStyle w:val="style0"/>
+        <w:rPr/>
+      </w:pPr>
+      <w:r>
         <w:t xml:space="preserve">        col = c("</w:t>
       </w:r>
-      <w:proofErr w:type="spellStart"/>
       <w:r>
         <w:t>skyblue</w:t>
       </w:r>
-      <w:proofErr w:type="spellEnd"/>
       <w:r>
         <w:t>", "orange", "</w:t>
       </w:r>
-      <w:proofErr w:type="spellStart"/>
       <w:r>
         <w:t>lightgreen</w:t>
       </w:r>
-      <w:proofErr w:type="spellEnd"/>
       <w:r>
         <w:t>"),</w:t>
       </w:r>
     </w:p>
     <w:p>
+      <w:pPr>
+        <w:pStyle w:val="style0"/>
+        <w:rPr/>
+      </w:pPr>
       <w:r>
         <w:t xml:space="preserve">        legend = TRUE,</w:t>
       </w:r>
     </w:p>
     <w:p>
+      <w:pPr>
+        <w:pStyle w:val="style0"/>
+        <w:rPr/>
+      </w:pPr>
       <w:r>
         <w:t xml:space="preserve">        main = "Chi-Square Test: </w:t>
       </w:r>
-      <w:proofErr w:type="spellStart"/>
       <w:r>
         <w:t>AirBags</w:t>
       </w:r>
-      <w:proofErr w:type="spellEnd"/>
       <w:r>
         <w:t xml:space="preserve"> vs Car Type",</w:t>
       </w:r>
     </w:p>
     <w:p>
+      <w:pPr>
+        <w:pStyle w:val="style0"/>
+        <w:rPr/>
+      </w:pPr>
       <w:r>
         <w:t xml:space="preserve">        </w:t>
       </w:r>
-      <w:proofErr w:type="spellStart"/>
       <w:r>
         <w:t>xlab</w:t>
       </w:r>
-      <w:proofErr w:type="spellEnd"/>
       <w:r>
         <w:t xml:space="preserve"> = "Car Type",</w:t>
       </w:r>
     </w:p>
     <w:p>
+      <w:pPr>
+        <w:pStyle w:val="style0"/>
+        <w:rPr/>
+      </w:pPr>
       <w:r>
         <w:t xml:space="preserve">        </w:t>
       </w:r>
-      <w:proofErr w:type="spellStart"/>
       <w:r>
         <w:t>ylab</w:t>
       </w:r>
-      <w:proofErr w:type="spellEnd"/>
       <w:r>
         <w:t xml:space="preserve"> = "Frequency",</w:t>
       </w:r>
     </w:p>
     <w:p>
+      <w:pPr>
+        <w:pStyle w:val="style0"/>
+        <w:rPr/>
+      </w:pPr>
       <w:r>
         <w:t xml:space="preserve">        </w:t>
       </w:r>
-      <w:proofErr w:type="spellStart"/>
       <w:r>
         <w:t>len</w:t>
       </w:r>
-      <w:proofErr w:type="spellEnd"/>
       <w:r>
         <w:t>=2)</w:t>
       </w:r>
     </w:p>
     <w:p>
       <w:pPr>
+        <w:pStyle w:val="style0"/>
         <w:rPr>
           <w:b/>
           <w:bCs/>
@@ -3807,242 +4895,296 @@
       </w:r>
     </w:p>
     <w:p>
+      <w:pPr>
+        <w:pStyle w:val="style0"/>
+        <w:rPr/>
+      </w:pPr>
       <w:r>
         <w:t>x &lt;- c(0.593, 0.142, 0.329, 0.691, 0.231, 0.793, 0.519, 0.392, 0.418)</w:t>
       </w:r>
     </w:p>
     <w:p>
-      <w:proofErr w:type="spellStart"/>
+      <w:pPr>
+        <w:pStyle w:val="style0"/>
+        <w:rPr/>
+      </w:pPr>
       <w:r>
         <w:t>t_result</w:t>
       </w:r>
-      <w:proofErr w:type="spellEnd"/>
       <w:r>
         <w:t xml:space="preserve"> &lt;- </w:t>
       </w:r>
-      <w:proofErr w:type="spellStart"/>
       <w:r>
         <w:t>t.test</w:t>
       </w:r>
-      <w:proofErr w:type="spellEnd"/>
       <w:r>
         <w:t>(x, alternative = "greater", mu = 0.3)</w:t>
       </w:r>
     </w:p>
     <w:p>
+      <w:pPr>
+        <w:pStyle w:val="style0"/>
+        <w:rPr/>
+      </w:pPr>
       <w:r>
         <w:t>print(</w:t>
       </w:r>
-      <w:proofErr w:type="spellStart"/>
       <w:r>
         <w:t>t_result</w:t>
       </w:r>
-      <w:proofErr w:type="spellEnd"/>
       <w:r>
         <w:t>)</w:t>
       </w:r>
     </w:p>
     <w:p>
-      <w:proofErr w:type="spellStart"/>
+      <w:pPr>
+        <w:pStyle w:val="style0"/>
+        <w:rPr/>
+      </w:pPr>
       <w:r>
         <w:t>sample_mean</w:t>
       </w:r>
-      <w:proofErr w:type="spellEnd"/>
       <w:r>
         <w:t xml:space="preserve"> &lt;- mean(x)</w:t>
       </w:r>
     </w:p>
     <w:p>
+      <w:pPr>
+        <w:pStyle w:val="style0"/>
+        <w:rPr/>
+      </w:pPr>
       <w:r>
         <w:t>hist(x,</w:t>
       </w:r>
     </w:p>
     <w:p>
+      <w:pPr>
+        <w:pStyle w:val="style0"/>
+        <w:rPr/>
+      </w:pPr>
       <w:r>
         <w:t xml:space="preserve">     breaks = 5,</w:t>
       </w:r>
     </w:p>
     <w:p>
+      <w:pPr>
+        <w:pStyle w:val="style0"/>
+        <w:rPr/>
+      </w:pPr>
       <w:r>
         <w:t xml:space="preserve">     col = "</w:t>
       </w:r>
-      <w:proofErr w:type="spellStart"/>
       <w:r>
         <w:t>lightblue</w:t>
       </w:r>
-      <w:proofErr w:type="spellEnd"/>
       <w:r>
         <w:t>",</w:t>
       </w:r>
     </w:p>
     <w:p>
+      <w:pPr>
+        <w:pStyle w:val="style0"/>
+        <w:rPr/>
+      </w:pPr>
       <w:r>
         <w:t xml:space="preserve">     main = "One-Sample t-Test",</w:t>
       </w:r>
     </w:p>
     <w:p>
+      <w:pPr>
+        <w:pStyle w:val="style0"/>
+        <w:rPr/>
+      </w:pPr>
       <w:r>
         <w:t xml:space="preserve">     </w:t>
       </w:r>
-      <w:proofErr w:type="spellStart"/>
       <w:r>
         <w:t>xlab</w:t>
       </w:r>
-      <w:proofErr w:type="spellEnd"/>
       <w:r>
         <w:t xml:space="preserve"> = "Sample Values",</w:t>
       </w:r>
     </w:p>
     <w:p>
+      <w:pPr>
+        <w:pStyle w:val="style0"/>
+        <w:rPr/>
+      </w:pPr>
       <w:r>
         <w:t xml:space="preserve">     </w:t>
       </w:r>
-      <w:proofErr w:type="spellStart"/>
       <w:r>
         <w:t>ylab</w:t>
       </w:r>
-      <w:proofErr w:type="spellEnd"/>
       <w:r>
         <w:t xml:space="preserve"> = "</w:t>
       </w:r>
-      <w:proofErr w:type="spellStart"/>
       <w:r>
         <w:t>Freq</w:t>
       </w:r>
-      <w:proofErr w:type="spellEnd"/>
       <w:r>
         <w:t>")</w:t>
       </w:r>
     </w:p>
     <w:p>
-      <w:proofErr w:type="spellStart"/>
+      <w:pPr>
+        <w:pStyle w:val="style0"/>
+        <w:rPr/>
+      </w:pPr>
       <w:r>
         <w:t>abline</w:t>
       </w:r>
-      <w:proofErr w:type="spellEnd"/>
       <w:r>
         <w:t>(v = 0.3,</w:t>
       </w:r>
     </w:p>
     <w:p>
+      <w:pPr>
+        <w:pStyle w:val="style0"/>
+        <w:rPr/>
+      </w:pPr>
       <w:r>
         <w:t xml:space="preserve">       col = "red",</w:t>
       </w:r>
     </w:p>
     <w:p>
+      <w:pPr>
+        <w:pStyle w:val="style0"/>
+        <w:rPr/>
+      </w:pPr>
       <w:r>
         <w:t xml:space="preserve">       </w:t>
       </w:r>
-      <w:proofErr w:type="spellStart"/>
       <w:r>
         <w:t>lwd</w:t>
       </w:r>
-      <w:proofErr w:type="spellEnd"/>
       <w:r>
         <w:t xml:space="preserve"> = 2,</w:t>
       </w:r>
     </w:p>
     <w:p>
+      <w:pPr>
+        <w:pStyle w:val="style0"/>
+        <w:rPr/>
+      </w:pPr>
       <w:r>
         <w:t xml:space="preserve">       </w:t>
       </w:r>
-      <w:proofErr w:type="spellStart"/>
       <w:r>
         <w:t>lty</w:t>
       </w:r>
-      <w:proofErr w:type="spellEnd"/>
       <w:r>
         <w:t xml:space="preserve"> = 2)</w:t>
       </w:r>
     </w:p>
     <w:p>
-      <w:proofErr w:type="spellStart"/>
+      <w:pPr>
+        <w:pStyle w:val="style0"/>
+        <w:rPr/>
+      </w:pPr>
       <w:r>
         <w:t>abline</w:t>
       </w:r>
-      <w:proofErr w:type="spellEnd"/>
       <w:r>
         <w:t xml:space="preserve">(v = </w:t>
       </w:r>
-      <w:proofErr w:type="spellStart"/>
       <w:r>
         <w:t>sample_mean</w:t>
       </w:r>
-      <w:proofErr w:type="spellEnd"/>
       <w:r>
         <w:t>,</w:t>
       </w:r>
     </w:p>
     <w:p>
+      <w:pPr>
+        <w:pStyle w:val="style0"/>
+        <w:rPr/>
+      </w:pPr>
       <w:r>
         <w:t xml:space="preserve">       col = "blue",</w:t>
       </w:r>
     </w:p>
     <w:p>
+      <w:pPr>
+        <w:pStyle w:val="style0"/>
+        <w:rPr/>
+      </w:pPr>
       <w:r>
         <w:t xml:space="preserve">       </w:t>
       </w:r>
-      <w:proofErr w:type="spellStart"/>
       <w:r>
         <w:t>lwd</w:t>
       </w:r>
-      <w:proofErr w:type="spellEnd"/>
       <w:r>
         <w:t xml:space="preserve"> = 2)</w:t>
       </w:r>
     </w:p>
     <w:p>
+      <w:pPr>
+        <w:pStyle w:val="style0"/>
+        <w:rPr/>
+      </w:pPr>
       <w:r>
         <w:t>legend("</w:t>
       </w:r>
-      <w:proofErr w:type="spellStart"/>
       <w:r>
         <w:t>topright</w:t>
       </w:r>
-      <w:proofErr w:type="spellEnd"/>
       <w:r>
         <w:t>",</w:t>
       </w:r>
     </w:p>
     <w:p>
+      <w:pPr>
+        <w:pStyle w:val="style0"/>
+        <w:rPr/>
+      </w:pPr>
       <w:r>
         <w:t xml:space="preserve">       legend = c("Hypothesized Mean", "Sample Mean"),</w:t>
       </w:r>
     </w:p>
     <w:p>
+      <w:pPr>
+        <w:pStyle w:val="style0"/>
+        <w:rPr/>
+      </w:pPr>
       <w:r>
         <w:t xml:space="preserve">       col = c("red", "blue"),</w:t>
       </w:r>
     </w:p>
     <w:p>
+      <w:pPr>
+        <w:pStyle w:val="style0"/>
+        <w:rPr/>
+      </w:pPr>
       <w:r>
         <w:t xml:space="preserve">       </w:t>
       </w:r>
-      <w:proofErr w:type="spellStart"/>
       <w:r>
         <w:t>lty</w:t>
       </w:r>
-      <w:proofErr w:type="spellEnd"/>
       <w:r>
         <w:t xml:space="preserve"> = c(2, 1),</w:t>
       </w:r>
     </w:p>
     <w:p>
-      <w:r>
-        <w:lastRenderedPageBreak/>
+      <w:pPr>
+        <w:pStyle w:val="style0"/>
+        <w:rPr/>
+      </w:pPr>
+      <w:r>
         <w:t xml:space="preserve">       </w:t>
       </w:r>
-      <w:proofErr w:type="spellStart"/>
       <w:r>
         <w:t>lwd</w:t>
       </w:r>
-      <w:proofErr w:type="spellEnd"/>
       <w:r>
         <w:t xml:space="preserve"> = 2)</w:t>
       </w:r>
     </w:p>
     <w:p>
       <w:pPr>
+        <w:pStyle w:val="style0"/>
         <w:rPr>
           <w:b/>
           <w:bCs/>
@@ -4059,107 +5201,1461 @@
       </w:r>
     </w:p>
     <w:p>
+      <w:pPr>
+        <w:pStyle w:val="style0"/>
+        <w:rPr/>
+      </w:pPr>
       <w:r>
         <w:t>group1 &lt;- c(12, 15, 14, 10, 13, 16, 11, 14, 15, 23)</w:t>
       </w:r>
     </w:p>
     <w:p>
+      <w:pPr>
+        <w:pStyle w:val="style0"/>
+        <w:rPr/>
+      </w:pPr>
       <w:r>
         <w:t>group2 &lt;- c(20, 25, 22, 28, 24, 26, 21, 23, 27, 25)</w:t>
       </w:r>
     </w:p>
     <w:p>
-      <w:proofErr w:type="spellStart"/>
+      <w:pPr>
+        <w:pStyle w:val="style0"/>
+        <w:rPr/>
+      </w:pPr>
       <w:r>
         <w:t>f_result</w:t>
       </w:r>
-      <w:proofErr w:type="spellEnd"/>
       <w:r>
         <w:t xml:space="preserve"> &lt;- </w:t>
       </w:r>
-      <w:proofErr w:type="spellStart"/>
       <w:r>
         <w:t>var.test</w:t>
       </w:r>
-      <w:proofErr w:type="spellEnd"/>
       <w:r>
         <w:t>(group1, group2)</w:t>
       </w:r>
     </w:p>
     <w:p>
+      <w:pPr>
+        <w:pStyle w:val="style0"/>
+        <w:rPr/>
+      </w:pPr>
       <w:r>
         <w:t>print(</w:t>
       </w:r>
-      <w:proofErr w:type="spellStart"/>
       <w:r>
         <w:t>f_result</w:t>
       </w:r>
-      <w:proofErr w:type="spellEnd"/>
       <w:r>
         <w:t>)</w:t>
       </w:r>
     </w:p>
     <w:p>
+      <w:pPr>
+        <w:pStyle w:val="style0"/>
+        <w:rPr/>
+      </w:pPr>
       <w:r>
         <w:t>print(var(group1))</w:t>
       </w:r>
     </w:p>
     <w:p>
+      <w:pPr>
+        <w:pStyle w:val="style0"/>
+        <w:rPr/>
+      </w:pPr>
       <w:r>
         <w:t>print(var(group2))</w:t>
       </w:r>
     </w:p>
     <w:p>
+      <w:pPr>
+        <w:pStyle w:val="style0"/>
+        <w:rPr/>
+      </w:pPr>
       <w:r>
         <w:t>boxplot(group1, group2,</w:t>
       </w:r>
     </w:p>
     <w:p>
+      <w:pPr>
+        <w:pStyle w:val="style0"/>
+        <w:rPr/>
+      </w:pPr>
       <w:r>
         <w:t xml:space="preserve">        names = c("Group 1", "Group 2"),</w:t>
       </w:r>
     </w:p>
     <w:p>
+      <w:pPr>
+        <w:pStyle w:val="style0"/>
+        <w:rPr/>
+      </w:pPr>
       <w:r>
         <w:t xml:space="preserve">        col = c("</w:t>
       </w:r>
-      <w:proofErr w:type="spellStart"/>
       <w:r>
         <w:t>lightblue</w:t>
       </w:r>
-      <w:proofErr w:type="spellEnd"/>
       <w:r>
         <w:t>", "</w:t>
       </w:r>
-      <w:proofErr w:type="spellStart"/>
       <w:r>
         <w:t>lightgreen</w:t>
       </w:r>
-      <w:proofErr w:type="spellEnd"/>
       <w:r>
         <w:t>"),</w:t>
       </w:r>
     </w:p>
     <w:p>
+      <w:pPr>
+        <w:pStyle w:val="style0"/>
+        <w:rPr/>
+      </w:pPr>
       <w:r>
         <w:t xml:space="preserve">        main = "F-test - Comparison of Variances",</w:t>
       </w:r>
     </w:p>
     <w:p>
+      <w:pPr>
+        <w:pStyle w:val="style0"/>
+        <w:rPr/>
+      </w:pPr>
       <w:r>
         <w:t xml:space="preserve">        </w:t>
       </w:r>
-      <w:proofErr w:type="spellStart"/>
       <w:r>
         <w:t>ylab</w:t>
       </w:r>
-      <w:proofErr w:type="spellEnd"/>
       <w:r>
         <w:t xml:space="preserve"> = "Values")</w:t>
       </w:r>
     </w:p>
+    <w:p>
+      <w:pPr>
+        <w:pStyle w:val="style0"/>
+        <w:rPr/>
+      </w:pPr>
+    </w:p>
+    <w:p>
+      <w:pPr>
+        <w:pStyle w:val="style0"/>
+        <w:rPr>
+          <w:lang w:val="en-US"/>
+        </w:rPr>
+      </w:pPr>
+      <w:r>
+        <w:rPr>
+          <w:lang w:val="en-US"/>
+        </w:rPr>
+        <w:t>@relation contact-lenses</w:t>
+      </w:r>
+    </w:p>
+    <w:p>
+      <w:pPr>
+        <w:pStyle w:val="style0"/>
+        <w:rPr/>
+      </w:pPr>
+    </w:p>
+    <w:p>
+      <w:pPr>
+        <w:pStyle w:val="style0"/>
+        <w:rPr>
+          <w:lang w:val="en-US"/>
+        </w:rPr>
+      </w:pPr>
+      <w:r>
+        <w:rPr>
+          <w:lang w:val="en-US"/>
+        </w:rPr>
+        <w:t>@attribute age{young,pre-presbyopic,presbyopic}</w:t>
+      </w:r>
+    </w:p>
+    <w:p>
+      <w:pPr>
+        <w:pStyle w:val="style0"/>
+        <w:rPr>
+          <w:lang w:val="en-US"/>
+        </w:rPr>
+      </w:pPr>
+      <w:r>
+        <w:rPr>
+          <w:lang w:val="en-US"/>
+        </w:rPr>
+        <w:t>@attribute spectacle-prescrip{myope,hypermetrope}</w:t>
+      </w:r>
+    </w:p>
+    <w:p>
+      <w:pPr>
+        <w:pStyle w:val="style0"/>
+        <w:rPr>
+          <w:lang w:val="en-US"/>
+        </w:rPr>
+      </w:pPr>
+      <w:r>
+        <w:rPr>
+          <w:lang w:val="en-US"/>
+        </w:rPr>
+        <w:t>@attribute astigmatism{no,yes}</w:t>
+      </w:r>
+    </w:p>
+    <w:p>
+      <w:pPr>
+        <w:pStyle w:val="style0"/>
+        <w:rPr>
+          <w:lang w:val="en-US"/>
+        </w:rPr>
+      </w:pPr>
+      <w:r>
+        <w:rPr>
+          <w:lang w:val="en-US"/>
+        </w:rPr>
+        <w:t>@attribute tear-prod-rate{reduced,normal}</w:t>
+      </w:r>
+    </w:p>
+    <w:p>
+      <w:pPr>
+        <w:pStyle w:val="style0"/>
+        <w:rPr>
+          <w:lang w:val="en-US"/>
+        </w:rPr>
+      </w:pPr>
+      <w:r>
+        <w:rPr>
+          <w:lang w:val="en-US"/>
+        </w:rPr>
+        <w:t>@attribute contact-lenses{soft,hard,none}</w:t>
+      </w:r>
+    </w:p>
+    <w:p>
+      <w:pPr>
+        <w:pStyle w:val="style0"/>
+        <w:rPr/>
+      </w:pPr>
+    </w:p>
+    <w:p>
+      <w:pPr>
+        <w:pStyle w:val="style0"/>
+        <w:rPr>
+          <w:lang w:val="en-US"/>
+        </w:rPr>
+      </w:pPr>
+      <w:r>
+        <w:rPr>
+          <w:lang w:val="en-US"/>
+        </w:rPr>
+        <w:t>@data</w:t>
+      </w:r>
+    </w:p>
+    <w:p>
+      <w:pPr>
+        <w:pStyle w:val="style0"/>
+        <w:rPr>
+          <w:lang w:val="en-US"/>
+        </w:rPr>
+      </w:pPr>
+      <w:r>
+        <w:rPr>
+          <w:lang w:val="en-US"/>
+        </w:rPr>
+        <w:t>young,myope,no,reduced,none</w:t>
+      </w:r>
+    </w:p>
+    <w:p>
+      <w:pPr>
+        <w:pStyle w:val="style0"/>
+        <w:rPr>
+          <w:lang w:val="en-US"/>
+        </w:rPr>
+      </w:pPr>
+      <w:r>
+        <w:rPr>
+          <w:lang w:val="en-US"/>
+        </w:rPr>
+        <w:t>young,myope,no,normal,soft</w:t>
+      </w:r>
+    </w:p>
+    <w:p>
+      <w:pPr>
+        <w:pStyle w:val="style0"/>
+        <w:rPr>
+          <w:lang w:val="en-US"/>
+        </w:rPr>
+      </w:pPr>
+      <w:r>
+        <w:rPr>
+          <w:lang w:val="en-US"/>
+        </w:rPr>
+        <w:t>young,myope,yes,reduced,none</w:t>
+      </w:r>
+    </w:p>
+    <w:p>
+      <w:pPr>
+        <w:pStyle w:val="style0"/>
+        <w:rPr>
+          <w:lang w:val="en-US"/>
+        </w:rPr>
+      </w:pPr>
+      <w:r>
+        <w:rPr>
+          <w:lang w:val="en-US"/>
+        </w:rPr>
+        <w:t>young,myope,yes,normal,hard</w:t>
+      </w:r>
+    </w:p>
+    <w:p>
+      <w:pPr>
+        <w:pStyle w:val="style0"/>
+        <w:rPr>
+          <w:lang w:val="en-US"/>
+        </w:rPr>
+      </w:pPr>
+      <w:r>
+        <w:rPr>
+          <w:lang w:val="en-US"/>
+        </w:rPr>
+        <w:t>young,hypermetrope,no,reduced,none</w:t>
+      </w:r>
+    </w:p>
+    <w:p>
+      <w:pPr>
+        <w:pStyle w:val="style0"/>
+        <w:rPr>
+          <w:lang w:val="en-US"/>
+        </w:rPr>
+      </w:pPr>
+      <w:r>
+        <w:rPr>
+          <w:lang w:val="en-US"/>
+        </w:rPr>
+        <w:t>young,hypermetrope,no,normal,soft</w:t>
+      </w:r>
+    </w:p>
+    <w:p>
+      <w:pPr>
+        <w:pStyle w:val="style0"/>
+        <w:rPr>
+          <w:lang w:val="en-US"/>
+        </w:rPr>
+      </w:pPr>
+      <w:r>
+        <w:rPr>
+          <w:lang w:val="en-US"/>
+        </w:rPr>
+        <w:t>young,hypermetrope,yes,reduced,none</w:t>
+      </w:r>
+    </w:p>
+    <w:p>
+      <w:pPr>
+        <w:pStyle w:val="style0"/>
+        <w:rPr>
+          <w:lang w:val="en-US"/>
+        </w:rPr>
+      </w:pPr>
+      <w:r>
+        <w:rPr>
+          <w:lang w:val="en-US"/>
+        </w:rPr>
+        <w:t>young,hypermetrope,yes,normal,hard</w:t>
+      </w:r>
+    </w:p>
+    <w:p>
+      <w:pPr>
+        <w:pStyle w:val="style0"/>
+        <w:rPr>
+          <w:lang w:val="en-US"/>
+        </w:rPr>
+      </w:pPr>
+      <w:r>
+        <w:rPr>
+          <w:lang w:val="en-US"/>
+        </w:rPr>
+        <w:t>pre-presbyopic,myope,no,reduced,none</w:t>
+      </w:r>
+    </w:p>
+    <w:p>
+      <w:pPr>
+        <w:pStyle w:val="style0"/>
+        <w:rPr>
+          <w:lang w:val="en-US"/>
+        </w:rPr>
+      </w:pPr>
+      <w:r>
+        <w:rPr>
+          <w:lang w:val="en-US"/>
+        </w:rPr>
+        <w:t>pre-presbyopic,myope,no,normal,soft</w:t>
+      </w:r>
+    </w:p>
+    <w:p>
+      <w:pPr>
+        <w:pStyle w:val="style0"/>
+        <w:rPr>
+          <w:lang w:val="en-US"/>
+        </w:rPr>
+      </w:pPr>
+      <w:r>
+        <w:rPr>
+          <w:lang w:val="en-US"/>
+        </w:rPr>
+        <w:t>pre-presbyopic,myope,yes,reduced,none</w:t>
+      </w:r>
+    </w:p>
+    <w:p>
+      <w:pPr>
+        <w:pStyle w:val="style0"/>
+        <w:rPr>
+          <w:lang w:val="en-US"/>
+        </w:rPr>
+      </w:pPr>
+      <w:r>
+        <w:rPr>
+          <w:lang w:val="en-US"/>
+        </w:rPr>
+        <w:t>pre-presbyopic,myope,yes,normal,hard</w:t>
+      </w:r>
+    </w:p>
+    <w:p>
+      <w:pPr>
+        <w:pStyle w:val="style0"/>
+        <w:rPr>
+          <w:lang w:val="en-US"/>
+        </w:rPr>
+      </w:pPr>
+      <w:r>
+        <w:rPr>
+          <w:lang w:val="en-US"/>
+        </w:rPr>
+        <w:t>pre-presbyopic,hypermetrope,no,reduced,none</w:t>
+      </w:r>
+    </w:p>
+    <w:p>
+      <w:pPr>
+        <w:pStyle w:val="style0"/>
+        <w:rPr>
+          <w:lang w:val="en-US"/>
+        </w:rPr>
+      </w:pPr>
+      <w:r>
+        <w:rPr>
+          <w:lang w:val="en-US"/>
+        </w:rPr>
+        <w:t>pre-presbyopic,hypermetrope,no,normal,soft</w:t>
+      </w:r>
+    </w:p>
+    <w:p>
+      <w:pPr>
+        <w:pStyle w:val="style0"/>
+        <w:rPr>
+          <w:lang w:val="en-US"/>
+        </w:rPr>
+      </w:pPr>
+      <w:r>
+        <w:rPr>
+          <w:lang w:val="en-US"/>
+        </w:rPr>
+        <w:t>pre-presbyopic,hypermetrope,yes,reduced,none</w:t>
+      </w:r>
+    </w:p>
+    <w:p>
+      <w:pPr>
+        <w:pStyle w:val="style0"/>
+        <w:rPr>
+          <w:lang w:val="en-US"/>
+        </w:rPr>
+      </w:pPr>
+      <w:r>
+        <w:rPr>
+          <w:lang w:val="en-US"/>
+        </w:rPr>
+        <w:t>pre-presbyopic,hypermetrope,yes,normal,none</w:t>
+      </w:r>
+    </w:p>
+    <w:p>
+      <w:pPr>
+        <w:pStyle w:val="style0"/>
+        <w:rPr>
+          <w:lang w:val="en-US"/>
+        </w:rPr>
+      </w:pPr>
+      <w:r>
+        <w:rPr>
+          <w:lang w:val="en-US"/>
+        </w:rPr>
+        <w:t>presbyopic,myope,no,reduced,none</w:t>
+      </w:r>
+    </w:p>
+    <w:p>
+      <w:pPr>
+        <w:pStyle w:val="style0"/>
+        <w:rPr>
+          <w:lang w:val="en-US"/>
+        </w:rPr>
+      </w:pPr>
+      <w:r>
+        <w:rPr>
+          <w:lang w:val="en-US"/>
+        </w:rPr>
+        <w:t>presbyopic,myope,no,normal,soft</w:t>
+      </w:r>
+    </w:p>
+    <w:p>
+      <w:pPr>
+        <w:pStyle w:val="style0"/>
+        <w:rPr>
+          <w:lang w:val="en-US"/>
+        </w:rPr>
+      </w:pPr>
+      <w:r>
+        <w:rPr>
+          <w:lang w:val="en-US"/>
+        </w:rPr>
+        <w:t>presbyopic,myope,yes,reduced,none</w:t>
+      </w:r>
+    </w:p>
+    <w:p>
+      <w:pPr>
+        <w:pStyle w:val="style0"/>
+        <w:rPr>
+          <w:lang w:val="en-US"/>
+        </w:rPr>
+      </w:pPr>
+      <w:r>
+        <w:rPr>
+          <w:lang w:val="en-US"/>
+        </w:rPr>
+        <w:t>presbyopic,myope,yes,normal,hard</w:t>
+      </w:r>
+    </w:p>
+    <w:p>
+      <w:pPr>
+        <w:pStyle w:val="style0"/>
+        <w:rPr>
+          <w:lang w:val="en-US"/>
+        </w:rPr>
+      </w:pPr>
+      <w:r>
+        <w:rPr>
+          <w:lang w:val="en-US"/>
+        </w:rPr>
+        <w:t>presbyopic,hypermetrope,no,reduced,none</w:t>
+      </w:r>
+    </w:p>
+    <w:p>
+      <w:pPr>
+        <w:pStyle w:val="style0"/>
+        <w:rPr>
+          <w:lang w:val="en-US"/>
+        </w:rPr>
+      </w:pPr>
+      <w:r>
+        <w:rPr>
+          <w:lang w:val="en-US"/>
+        </w:rPr>
+        <w:t>presbyopic,hypermetrope,no,normal,soft</w:t>
+      </w:r>
+    </w:p>
+    <w:p>
+      <w:pPr>
+        <w:pStyle w:val="style0"/>
+        <w:rPr>
+          <w:lang w:val="en-US"/>
+        </w:rPr>
+      </w:pPr>
+      <w:r>
+        <w:rPr>
+          <w:lang w:val="en-US"/>
+        </w:rPr>
+        <w:t>presbyopic,hypermetrope,yes,reduced,none</w:t>
+      </w:r>
+    </w:p>
+    <w:p>
+      <w:pPr>
+        <w:pStyle w:val="style0"/>
+        <w:rPr>
+          <w:lang w:val="en-US"/>
+        </w:rPr>
+      </w:pPr>
+      <w:r>
+        <w:rPr>
+          <w:lang w:val="en-US"/>
+        </w:rPr>
+        <w:t>presbyopic,hypermetrope,yes,normal,none</w:t>
+      </w:r>
+    </w:p>
+    <w:p>
+      <w:pPr>
+        <w:pStyle w:val="style0"/>
+        <w:rPr/>
+      </w:pPr>
+    </w:p>
+    <w:p>
+      <w:pPr>
+        <w:pStyle w:val="style0"/>
+        <w:rPr/>
+      </w:pPr>
+    </w:p>
+    <w:p>
+      <w:pPr>
+        <w:pStyle w:val="style0"/>
+        <w:rPr>
+          <w:lang w:val="en-US"/>
+        </w:rPr>
+      </w:pPr>
+      <w:r>
+        <w:rPr>
+          <w:lang w:val="en-US"/>
+        </w:rPr>
+        <w:t>@relation employee</w:t>
+      </w:r>
+    </w:p>
+    <w:p>
+      <w:pPr>
+        <w:pStyle w:val="style0"/>
+        <w:rPr/>
+      </w:pPr>
+    </w:p>
+    <w:p>
+      <w:pPr>
+        <w:pStyle w:val="style0"/>
+        <w:rPr>
+          <w:lang w:val="en-US"/>
+        </w:rPr>
+      </w:pPr>
+      <w:r>
+        <w:rPr>
+          <w:lang w:val="en-US"/>
+        </w:rPr>
+        <w:t>@attribute department{HR,IT,Finance,Sales}</w:t>
+      </w:r>
+    </w:p>
+    <w:p>
+      <w:pPr>
+        <w:pStyle w:val="style0"/>
+        <w:rPr>
+          <w:lang w:val="en-US"/>
+        </w:rPr>
+      </w:pPr>
+      <w:r>
+        <w:rPr>
+          <w:lang w:val="en-US"/>
+        </w:rPr>
+        <w:t>@attribute age{25,26,27,28,29,30,35}</w:t>
+      </w:r>
+    </w:p>
+    <w:p>
+      <w:pPr>
+        <w:pStyle w:val="style0"/>
+        <w:rPr>
+          <w:lang w:val="en-US"/>
+        </w:rPr>
+      </w:pPr>
+      <w:r>
+        <w:rPr>
+          <w:lang w:val="en-US"/>
+        </w:rPr>
+        <w:t>@attribute salary{10k,20k,30k,40k,50k,60k,70k}</w:t>
+      </w:r>
+    </w:p>
+    <w:p>
+      <w:pPr>
+        <w:pStyle w:val="style0"/>
+        <w:rPr>
+          <w:lang w:val="en-US"/>
+        </w:rPr>
+      </w:pPr>
+      <w:r>
+        <w:rPr>
+          <w:lang w:val="en-US"/>
+        </w:rPr>
+        <w:t>@attribute performance{poor,avg,good}</w:t>
+      </w:r>
+    </w:p>
+    <w:p>
+      <w:pPr>
+        <w:pStyle w:val="style0"/>
+        <w:rPr/>
+      </w:pPr>
+    </w:p>
+    <w:p>
+      <w:pPr>
+        <w:pStyle w:val="style0"/>
+        <w:rPr>
+          <w:lang w:val="en-US"/>
+        </w:rPr>
+      </w:pPr>
+      <w:r>
+        <w:rPr>
+          <w:lang w:val="en-US"/>
+        </w:rPr>
+        <w:t>@data</w:t>
+      </w:r>
+    </w:p>
+    <w:p>
+      <w:pPr>
+        <w:pStyle w:val="style0"/>
+        <w:rPr>
+          <w:lang w:val="en-US"/>
+        </w:rPr>
+      </w:pPr>
+      <w:r>
+        <w:rPr>
+          <w:lang w:val="en-US"/>
+        </w:rPr>
+        <w:t>HR,25,10k,poor</w:t>
+      </w:r>
+    </w:p>
+    <w:p>
+      <w:pPr>
+        <w:pStyle w:val="style0"/>
+        <w:rPr>
+          <w:lang w:val="en-US"/>
+        </w:rPr>
+      </w:pPr>
+      <w:r>
+        <w:rPr>
+          <w:lang w:val="en-US"/>
+        </w:rPr>
+        <w:t>IT,26,20k,avg</w:t>
+      </w:r>
+    </w:p>
+    <w:p>
+      <w:pPr>
+        <w:pStyle w:val="style0"/>
+        <w:rPr>
+          <w:lang w:val="en-US"/>
+        </w:rPr>
+      </w:pPr>
+      <w:r>
+        <w:rPr>
+          <w:lang w:val="en-US"/>
+        </w:rPr>
+        <w:t>Finance,27,30k,good</w:t>
+      </w:r>
+    </w:p>
+    <w:p>
+      <w:pPr>
+        <w:pStyle w:val="style0"/>
+        <w:rPr>
+          <w:lang w:val="en-US"/>
+        </w:rPr>
+      </w:pPr>
+      <w:r>
+        <w:rPr>
+          <w:lang w:val="en-US"/>
+        </w:rPr>
+        <w:t>Sales,28,40k,poor</w:t>
+      </w:r>
+    </w:p>
+    <w:p>
+      <w:pPr>
+        <w:pStyle w:val="style0"/>
+        <w:rPr>
+          <w:lang w:val="en-US"/>
+        </w:rPr>
+      </w:pPr>
+      <w:r>
+        <w:rPr>
+          <w:lang w:val="en-US"/>
+        </w:rPr>
+        <w:t>HR,28,50k,avg</w:t>
+      </w:r>
+    </w:p>
+    <w:p>
+      <w:pPr>
+        <w:pStyle w:val="style0"/>
+        <w:rPr>
+          <w:lang w:val="en-US"/>
+        </w:rPr>
+      </w:pPr>
+      <w:r>
+        <w:rPr>
+          <w:lang w:val="en-US"/>
+        </w:rPr>
+        <w:t>IT,29,60k,good</w:t>
+      </w:r>
+    </w:p>
+    <w:p>
+      <w:pPr>
+        <w:pStyle w:val="style0"/>
+        <w:rPr>
+          <w:lang w:val="en-US"/>
+        </w:rPr>
+      </w:pPr>
+      <w:r>
+        <w:rPr>
+          <w:lang w:val="en-US"/>
+        </w:rPr>
+        <w:t>Finance,30,70k,poor</w:t>
+      </w:r>
+    </w:p>
+    <w:p>
+      <w:pPr>
+        <w:pStyle w:val="style0"/>
+        <w:rPr>
+          <w:lang w:val="en-US"/>
+        </w:rPr>
+      </w:pPr>
+      <w:r>
+        <w:rPr>
+          <w:lang w:val="en-US"/>
+        </w:rPr>
+        <w:t>Sales,35,10k,avg</w:t>
+      </w:r>
+    </w:p>
+    <w:p>
+      <w:pPr>
+        <w:pStyle w:val="style0"/>
+        <w:rPr>
+          <w:lang w:val="en-US"/>
+        </w:rPr>
+      </w:pPr>
+      <w:r>
+        <w:rPr>
+          <w:lang w:val="en-US"/>
+        </w:rPr>
+        <w:t>HR,28,30k,good</w:t>
+      </w:r>
+    </w:p>
+    <w:p>
+      <w:pPr>
+        <w:pStyle w:val="style0"/>
+        <w:rPr>
+          <w:lang w:val="en-US"/>
+        </w:rPr>
+      </w:pPr>
+      <w:r>
+        <w:rPr>
+          <w:lang w:val="en-US"/>
+        </w:rPr>
+        <w:t>Finance,30,60k,good</w:t>
+      </w:r>
+    </w:p>
+    <w:p>
+      <w:pPr>
+        <w:pStyle w:val="style0"/>
+        <w:rPr>
+          <w:lang w:val="en-US"/>
+        </w:rPr>
+      </w:pPr>
+    </w:p>
+    <w:p>
+      <w:pPr>
+        <w:pStyle w:val="style0"/>
+        <w:rPr>
+          <w:lang w:val="en-US"/>
+        </w:rPr>
+      </w:pPr>
+    </w:p>
+    <w:p>
+      <w:pPr>
+        <w:pStyle w:val="style0"/>
+        <w:rPr>
+          <w:lang w:val="en-US"/>
+        </w:rPr>
+      </w:pPr>
+    </w:p>
+    <w:p>
+      <w:pPr>
+        <w:pStyle w:val="style0"/>
+        <w:rPr/>
+      </w:pPr>
+    </w:p>
+    <w:p>
+      <w:pPr>
+        <w:pStyle w:val="style0"/>
+        <w:rPr/>
+      </w:pPr>
+    </w:p>
+    <w:p>
+      <w:pPr>
+        <w:pStyle w:val="style0"/>
+        <w:rPr>
+          <w:lang w:val="en-US"/>
+        </w:rPr>
+      </w:pPr>
+      <w:r>
+        <w:rPr>
+          <w:lang w:val="en-US"/>
+        </w:rPr>
+        <w:t>@relation iris</w:t>
+      </w:r>
+    </w:p>
+    <w:p>
+      <w:pPr>
+        <w:pStyle w:val="style0"/>
+        <w:rPr/>
+      </w:pPr>
+    </w:p>
+    <w:p>
+      <w:pPr>
+        <w:pStyle w:val="style0"/>
+        <w:rPr>
+          <w:lang w:val="en-US"/>
+        </w:rPr>
+      </w:pPr>
+      <w:r>
+        <w:rPr>
+          <w:lang w:val="en-US"/>
+        </w:rPr>
+        <w:t>@attribute sepallength NUMERIC</w:t>
+      </w:r>
+    </w:p>
+    <w:p>
+      <w:pPr>
+        <w:pStyle w:val="style0"/>
+        <w:rPr>
+          <w:lang w:val="en-US"/>
+        </w:rPr>
+      </w:pPr>
+      <w:r>
+        <w:rPr>
+          <w:lang w:val="en-US"/>
+        </w:rPr>
+        <w:t>@attribute sepalwidth NUMERIC</w:t>
+      </w:r>
+    </w:p>
+    <w:p>
+      <w:pPr>
+        <w:pStyle w:val="style0"/>
+        <w:rPr>
+          <w:lang w:val="en-US"/>
+        </w:rPr>
+      </w:pPr>
+      <w:r>
+        <w:rPr>
+          <w:lang w:val="en-US"/>
+        </w:rPr>
+        <w:t>@attribute petallength NUMERIC</w:t>
+      </w:r>
+    </w:p>
+    <w:p>
+      <w:pPr>
+        <w:pStyle w:val="style0"/>
+        <w:rPr>
+          <w:lang w:val="en-US"/>
+        </w:rPr>
+      </w:pPr>
+      <w:r>
+        <w:rPr>
+          <w:lang w:val="en-US"/>
+        </w:rPr>
+        <w:t>@attribute petalwidth NUMERIC</w:t>
+      </w:r>
+    </w:p>
+    <w:p>
+      <w:pPr>
+        <w:pStyle w:val="style0"/>
+        <w:rPr>
+          <w:lang w:val="en-US"/>
+        </w:rPr>
+      </w:pPr>
+      <w:r>
+        <w:rPr>
+          <w:lang w:val="en-US"/>
+        </w:rPr>
+        <w:t>@attribute class{iris-setosa,iris-versicolor,iris-virginica}</w:t>
+      </w:r>
+    </w:p>
+    <w:p>
+      <w:pPr>
+        <w:pStyle w:val="style0"/>
+        <w:rPr/>
+      </w:pPr>
+    </w:p>
+    <w:p>
+      <w:pPr>
+        <w:pStyle w:val="style0"/>
+        <w:rPr>
+          <w:lang w:val="en-US"/>
+        </w:rPr>
+      </w:pPr>
+      <w:r>
+        <w:rPr>
+          <w:lang w:val="en-US"/>
+        </w:rPr>
+        <w:t>@data</w:t>
+      </w:r>
+    </w:p>
+    <w:p>
+      <w:pPr>
+        <w:pStyle w:val="style0"/>
+        <w:rPr>
+          <w:lang w:val="en-US"/>
+        </w:rPr>
+      </w:pPr>
+      <w:r>
+        <w:rPr>
+          <w:lang w:val="en-US"/>
+        </w:rPr>
+        <w:t>1,3,5,7,iris-setosa</w:t>
+      </w:r>
+    </w:p>
+    <w:p>
+      <w:pPr>
+        <w:pStyle w:val="style0"/>
+        <w:rPr>
+          <w:lang w:val="en-US"/>
+        </w:rPr>
+      </w:pPr>
+      <w:r>
+        <w:rPr>
+          <w:lang w:val="en-US"/>
+        </w:rPr>
+        <w:t>2,4,6,8,iris-versicolor</w:t>
+      </w:r>
+    </w:p>
+    <w:p>
+      <w:pPr>
+        <w:pStyle w:val="style0"/>
+        <w:rPr>
+          <w:lang w:val="en-US"/>
+        </w:rPr>
+      </w:pPr>
+      <w:r>
+        <w:rPr>
+          <w:lang w:val="en-US"/>
+        </w:rPr>
+        <w:t>9,11,13,15,iris-virginica</w:t>
+      </w:r>
+    </w:p>
+    <w:p>
+      <w:pPr>
+        <w:pStyle w:val="style0"/>
+        <w:rPr>
+          <w:lang w:val="en-US"/>
+        </w:rPr>
+      </w:pPr>
+      <w:r>
+        <w:rPr>
+          <w:lang w:val="en-US"/>
+        </w:rPr>
+        <w:t>10,12,14,16,iris-setosa</w:t>
+      </w:r>
+    </w:p>
+    <w:p>
+      <w:pPr>
+        <w:pStyle w:val="style0"/>
+        <w:rPr>
+          <w:lang w:val="en-US"/>
+        </w:rPr>
+      </w:pPr>
+      <w:r>
+        <w:rPr>
+          <w:lang w:val="en-US"/>
+        </w:rPr>
+        <w:t>17,19,21,23,iris-versicolor</w:t>
+      </w:r>
+    </w:p>
+    <w:p>
+      <w:pPr>
+        <w:pStyle w:val="style0"/>
+        <w:rPr>
+          <w:lang w:val="en-US"/>
+        </w:rPr>
+      </w:pPr>
+      <w:r>
+        <w:rPr>
+          <w:lang w:val="en-US"/>
+        </w:rPr>
+        <w:t>18,20,22,24,iris-virginica</w:t>
+      </w:r>
+    </w:p>
+    <w:p>
+      <w:pPr>
+        <w:pStyle w:val="style0"/>
+        <w:rPr>
+          <w:lang w:val="en-US"/>
+        </w:rPr>
+      </w:pPr>
+      <w:r>
+        <w:rPr>
+          <w:lang w:val="en-US"/>
+        </w:rPr>
+        <w:t>25,27,29,31,iris-setosa</w:t>
+      </w:r>
+    </w:p>
+    <w:p>
+      <w:pPr>
+        <w:pStyle w:val="style0"/>
+        <w:rPr>
+          <w:lang w:val="en-US"/>
+        </w:rPr>
+      </w:pPr>
+      <w:r>
+        <w:rPr>
+          <w:lang w:val="en-US"/>
+        </w:rPr>
+        <w:t>26,28,30,32,iris-versicolor</w:t>
+      </w:r>
+    </w:p>
+    <w:p>
+      <w:pPr>
+        <w:pStyle w:val="style0"/>
+        <w:rPr>
+          <w:lang w:val="en-US"/>
+        </w:rPr>
+      </w:pPr>
+      <w:r>
+        <w:rPr>
+          <w:lang w:val="en-US"/>
+        </w:rPr>
+        <w:t>33,35,37,39,iris-virginica</w:t>
+      </w:r>
+    </w:p>
+    <w:p>
+      <w:pPr>
+        <w:pStyle w:val="style0"/>
+        <w:rPr>
+          <w:lang w:val="en-US"/>
+        </w:rPr>
+      </w:pPr>
+      <w:r>
+        <w:rPr>
+          <w:lang w:val="en-US"/>
+        </w:rPr>
+        <w:t>12,13,14,15,iris-setosa</w:t>
+      </w:r>
+    </w:p>
+    <w:p>
+      <w:pPr>
+        <w:pStyle w:val="style0"/>
+        <w:rPr/>
+      </w:pPr>
+    </w:p>
+    <w:p>
+      <w:pPr>
+        <w:pStyle w:val="style0"/>
+        <w:rPr/>
+      </w:pPr>
+    </w:p>
+    <w:p>
+      <w:pPr>
+        <w:pStyle w:val="style0"/>
+        <w:rPr/>
+      </w:pPr>
+    </w:p>
+    <w:p>
+      <w:pPr>
+        <w:pStyle w:val="style0"/>
+        <w:rPr/>
+      </w:pPr>
+    </w:p>
+    <w:p>
+      <w:pPr>
+        <w:pStyle w:val="style0"/>
+        <w:rPr/>
+      </w:pPr>
+    </w:p>
+    <w:p>
+      <w:pPr>
+        <w:pStyle w:val="style0"/>
+        <w:rPr/>
+      </w:pPr>
+    </w:p>
+    <w:p>
+      <w:pPr>
+        <w:pStyle w:val="style0"/>
+        <w:rPr/>
+      </w:pPr>
+    </w:p>
+    <w:p>
+      <w:pPr>
+        <w:pStyle w:val="style0"/>
+        <w:rPr/>
+      </w:pPr>
+    </w:p>
+    <w:p>
+      <w:pPr>
+        <w:pStyle w:val="style0"/>
+        <w:rPr/>
+      </w:pPr>
+    </w:p>
+    <w:p>
+      <w:pPr>
+        <w:pStyle w:val="style0"/>
+        <w:rPr/>
+      </w:pPr>
+    </w:p>
+    <w:p>
+      <w:pPr>
+        <w:pStyle w:val="style0"/>
+        <w:rPr>
+          <w:lang w:val="en-US"/>
+        </w:rPr>
+      </w:pPr>
+      <w:r>
+        <w:rPr>
+          <w:lang w:val="en-US"/>
+        </w:rPr>
+        <w:t>@RELATION STUDENT</w:t>
+      </w:r>
+    </w:p>
+    <w:p>
+      <w:pPr>
+        <w:pStyle w:val="style0"/>
+        <w:rPr/>
+      </w:pPr>
+    </w:p>
+    <w:p>
+      <w:pPr>
+        <w:pStyle w:val="style0"/>
+        <w:rPr>
+          <w:lang w:val="en-US"/>
+        </w:rPr>
+      </w:pPr>
+      <w:r>
+        <w:rPr>
+          <w:lang w:val="en-US"/>
+        </w:rPr>
+        <w:t>@ATTRIBUTE StudentID NUMERIC</w:t>
+      </w:r>
+    </w:p>
+    <w:p>
+      <w:pPr>
+        <w:pStyle w:val="style0"/>
+        <w:rPr>
+          <w:lang w:val="en-US"/>
+        </w:rPr>
+      </w:pPr>
+      <w:r>
+        <w:rPr>
+          <w:lang w:val="en-US"/>
+        </w:rPr>
+        <w:t>@ATTRIBUTE Age NUMERIC</w:t>
+      </w:r>
+    </w:p>
+    <w:p>
+      <w:pPr>
+        <w:pStyle w:val="style0"/>
+        <w:rPr>
+          <w:lang w:val="en-US"/>
+        </w:rPr>
+      </w:pPr>
+      <w:r>
+        <w:rPr>
+          <w:lang w:val="en-US"/>
+        </w:rPr>
+        <w:t>@ATTRIBUTE Gender STRING</w:t>
+      </w:r>
+    </w:p>
+    <w:p>
+      <w:pPr>
+        <w:pStyle w:val="style0"/>
+        <w:rPr>
+          <w:lang w:val="en-US"/>
+        </w:rPr>
+      </w:pPr>
+      <w:r>
+        <w:rPr>
+          <w:lang w:val="en-US"/>
+        </w:rPr>
+        <w:t>@ATTRIBUTE Marks NUMERIC</w:t>
+      </w:r>
+    </w:p>
+    <w:p>
+      <w:pPr>
+        <w:pStyle w:val="style0"/>
+        <w:rPr>
+          <w:lang w:val="en-US"/>
+        </w:rPr>
+      </w:pPr>
+      <w:r>
+        <w:rPr>
+          <w:lang w:val="en-US"/>
+        </w:rPr>
+        <w:t>@ATTRIBUTE StudyHours NUMERIC</w:t>
+      </w:r>
+    </w:p>
+    <w:p>
+      <w:pPr>
+        <w:pStyle w:val="style0"/>
+        <w:rPr>
+          <w:lang w:val="en-US"/>
+        </w:rPr>
+      </w:pPr>
+      <w:r>
+        <w:rPr>
+          <w:lang w:val="en-US"/>
+        </w:rPr>
+        <w:t>@ATTRIBUTE Attendance NUMERIC</w:t>
+      </w:r>
+    </w:p>
+    <w:p>
+      <w:pPr>
+        <w:pStyle w:val="style0"/>
+        <w:rPr>
+          <w:lang w:val="en-US"/>
+        </w:rPr>
+      </w:pPr>
+      <w:r>
+        <w:rPr>
+          <w:lang w:val="en-US"/>
+        </w:rPr>
+        <w:t>@ATTRIBUTE Result STRING</w:t>
+      </w:r>
+    </w:p>
+    <w:p>
+      <w:pPr>
+        <w:pStyle w:val="style0"/>
+        <w:rPr/>
+      </w:pPr>
+    </w:p>
+    <w:p>
+      <w:pPr>
+        <w:pStyle w:val="style0"/>
+        <w:rPr>
+          <w:lang w:val="en-US"/>
+        </w:rPr>
+      </w:pPr>
+      <w:r>
+        <w:rPr>
+          <w:lang w:val="en-US"/>
+        </w:rPr>
+        <w:t>@DATA</w:t>
+      </w:r>
+    </w:p>
+    <w:p>
+      <w:pPr>
+        <w:pStyle w:val="style0"/>
+        <w:rPr>
+          <w:lang w:val="en-US"/>
+        </w:rPr>
+      </w:pPr>
+      <w:r>
+        <w:rPr>
+          <w:lang w:val="en-US"/>
+        </w:rPr>
+        <w:t>1,18,Male,45,3,75,Pass</w:t>
+      </w:r>
+    </w:p>
+    <w:p>
+      <w:pPr>
+        <w:pStyle w:val="style0"/>
+        <w:rPr>
+          <w:lang w:val="en-US"/>
+        </w:rPr>
+      </w:pPr>
+      <w:r>
+        <w:rPr>
+          <w:lang w:val="en-US"/>
+        </w:rPr>
+        <w:t>2,17,Male,55,4,80,Pass</w:t>
+      </w:r>
+    </w:p>
+    <w:p>
+      <w:pPr>
+        <w:pStyle w:val="style0"/>
+        <w:rPr>
+          <w:lang w:val="en-US"/>
+        </w:rPr>
+      </w:pPr>
+      <w:r>
+        <w:rPr>
+          <w:lang w:val="en-US"/>
+        </w:rPr>
+        <w:t>3,19,Female,30,2,65,Fail</w:t>
+      </w:r>
+    </w:p>
+    <w:p>
+      <w:pPr>
+        <w:pStyle w:val="style0"/>
+        <w:rPr>
+          <w:lang w:val="en-US"/>
+        </w:rPr>
+      </w:pPr>
+      <w:r>
+        <w:rPr>
+          <w:lang w:val="en-US"/>
+        </w:rPr>
+        <w:t>4,17,Female,66,5,89,Pass</w:t>
+      </w:r>
+    </w:p>
+    <w:p>
+      <w:pPr>
+        <w:pStyle w:val="style0"/>
+        <w:rPr>
+          <w:lang w:val="en-US"/>
+        </w:rPr>
+      </w:pPr>
+      <w:r>
+        <w:rPr>
+          <w:lang w:val="en-US"/>
+        </w:rPr>
+        <w:t>5,18,?,77,3,88,Pass</w:t>
+      </w:r>
+    </w:p>
+    <w:p>
+      <w:pPr>
+        <w:pStyle w:val="style0"/>
+        <w:rPr>
+          <w:lang w:val="en-US"/>
+        </w:rPr>
+      </w:pPr>
+      <w:r>
+        <w:rPr>
+          <w:lang w:val="en-US"/>
+        </w:rPr>
+        <w:t>6,19,Male,?,2,45,Fail</w:t>
+      </w:r>
+    </w:p>
+    <w:p>
+      <w:pPr>
+        <w:pStyle w:val="style0"/>
+        <w:rPr>
+          <w:lang w:val="en-US"/>
+        </w:rPr>
+      </w:pPr>
+      <w:r>
+        <w:rPr>
+          <w:lang w:val="en-US"/>
+        </w:rPr>
+        <w:t>7,20,Male,35,2,55,?</w:t>
+      </w:r>
+    </w:p>
+    <w:p>
+      <w:pPr>
+        <w:pStyle w:val="style0"/>
+        <w:rPr>
+          <w:lang w:val="en-US"/>
+        </w:rPr>
+      </w:pPr>
+      <w:r>
+        <w:rPr>
+          <w:lang w:val="en-US"/>
+        </w:rPr>
+        <w:t>8,21,Female,46,3,54,Fail</w:t>
+      </w:r>
+    </w:p>
+    <w:p>
+      <w:pPr>
+        <w:pStyle w:val="style0"/>
+        <w:rPr>
+          <w:lang w:val="en-US"/>
+        </w:rPr>
+      </w:pPr>
+      <w:r>
+        <w:rPr>
+          <w:lang w:val="en-US"/>
+        </w:rPr>
+        <w:t>9,19,Female,78,4,98,Pass</w:t>
+      </w:r>
+    </w:p>
+    <w:p>
+      <w:pPr>
+        <w:pStyle w:val="style0"/>
+        <w:rPr/>
+      </w:pPr>
+      <w:r>
+        <w:rPr>
+          <w:lang w:val="en-US"/>
+        </w:rPr>
+        <w:t>10,18,Male,75,?,45,Pass</w:t>
+      </w:r>
+    </w:p>
     <w:sectPr>
-      <w:pgSz w:w="11906" w:h="16838"/>
+      <w:pgSz w:w="11906" w:h="16838" w:orient="portrait"/>
       <w:pgMar w:top="1440" w:right="1440" w:bottom="1440" w:left="1440" w:header="708" w:footer="708" w:gutter="0"/>
       <w:cols w:space="708"/>
       <w:docGrid w:linePitch="360"/>
@@ -4168,415 +6664,42 @@
 </w:document>
 </file>
 
+<file path=word/numbering.xml><?xml version="1.0" encoding="utf-8"?>
+<w:numbering xmlns:wpc="http://schemas.microsoft.com/office/word/2010/wordprocessingCanvas" xmlns:mc="http://schemas.openxmlformats.org/markup-compatibility/2006" xmlns:o="urn:schemas-microsoft-com:office:office" xmlns:r="http://schemas.openxmlformats.org/package/2006/relationships" xmlns:m="http://schemas.openxmlformats.org/officeDocument/2006/math" xmlns:v="urn:schemas-microsoft-com:vml" xmlns:wp14="http://schemas.microsoft.com/office/word/2010/wordprocessingDrawing" xmlns:wp="http://schemas.openxmlformats.org/drawingml/2006/wordprocessingDrawing" xmlns:w10="urn:schemas-microsoft-com:office:word" xmlns:w="http://schemas.openxmlformats.org/wordprocessingml/2006/main" xmlns:w14="http://schemas.microsoft.com/office/word/2010/wordml" xmlns:wpg="http://schemas.microsoft.com/office/word/2010/wordprocessingGroup" xmlns:wpi="http://schemas.microsoft.com/office/word/2010/wordprocessingInk" xmlns:wne="http://schemas.microsoft.com/office/word/2006/wordml" xmlns:wps="http://schemas.microsoft.com/office/word/2010/wordprocessingShape" mc:Ignorable="w14 wp14"/>
+</file>
+
 <file path=word/styles.xml><?xml version="1.0" encoding="utf-8"?>
-<w:styles xmlns:mc="http://schemas.openxmlformats.org/markup-compatibility/2006" xmlns:r="http://schemas.openxmlformats.org/officeDocument/2006/relationships" xmlns:w="http://schemas.openxmlformats.org/wordprocessingml/2006/main" xmlns:w14="http://schemas.microsoft.com/office/word/2010/wordml" xmlns:w15="http://schemas.microsoft.com/office/word/2012/wordml" xmlns:w16cex="http://schemas.microsoft.com/office/word/2018/wordml/cex" xmlns:w16cid="http://schemas.microsoft.com/office/word/2016/wordml/cid" xmlns:w16="http://schemas.microsoft.com/office/word/2018/wordml" xmlns:w16du="http://schemas.microsoft.com/office/word/2023/wordml/word16du" xmlns:w16sdtdh="http://schemas.microsoft.com/office/word/2020/wordml/sdtdatahash" xmlns:w16sdtfl="http://schemas.microsoft.com/office/word/2024/wordml/sdtformatlock" xmlns:w16se="http://schemas.microsoft.com/office/word/2015/wordml/symex" mc:Ignorable="w14 w15 w16se w16cid w16 w16cex w16sdtdh w16sdtfl w16du">
+<w:styles xmlns:mc="http://schemas.openxmlformats.org/markup-compatibility/2006" xmlns:w="http://schemas.openxmlformats.org/wordprocessingml/2006/main" xmlns:w14="http://schemas.microsoft.com/office/word/2010/wordml" mc:Ignorable="w14">
   <w:docDefaults>
     <w:rPrDefault>
       <w:rPr>
-        <w:rFonts w:asciiTheme="minorHAnsi" w:eastAsiaTheme="minorHAnsi" w:hAnsiTheme="minorHAnsi" w:cstheme="minorBidi"/>
+        <w:rFonts w:ascii="Aptos" w:cs="Gautami" w:eastAsia="Aptos" w:hAnsi="Aptos"/>
         <w:kern w:val="2"/>
         <w:sz w:val="24"/>
         <w:szCs w:val="24"/>
-        <w:lang w:val="en-IN" w:eastAsia="en-US" w:bidi="te-IN"/>
-        <w14:ligatures w14:val="standardContextual"/>
+        <w:lang w:val="en-IN" w:bidi="te-IN" w:eastAsia="en-US"/>
+        <w14:ligatures xmlns:w14="http://schemas.microsoft.com/office/word/2010/wordml" w14:val="standardContextual"/>
       </w:rPr>
     </w:rPrDefault>
     <w:pPrDefault>
       <w:pPr>
-        <w:spacing w:after="160" w:line="278" w:lineRule="auto"/>
+        <w:spacing w:after="160" w:lineRule="auto" w:line="278"/>
       </w:pPr>
     </w:pPrDefault>
   </w:docDefaults>
-  <w:latentStyles w:defLockedState="0" w:defUIPriority="99" w:defSemiHidden="0" w:defUnhideWhenUsed="0" w:defQFormat="0" w:count="376">
-    <w:lsdException w:name="Normal" w:uiPriority="0" w:qFormat="1"/>
-    <w:lsdException w:name="heading 1" w:uiPriority="9" w:qFormat="1"/>
-    <w:lsdException w:name="heading 2" w:semiHidden="1" w:uiPriority="9" w:unhideWhenUsed="1" w:qFormat="1"/>
-    <w:lsdException w:name="heading 3" w:semiHidden="1" w:uiPriority="9" w:unhideWhenUsed="1" w:qFormat="1"/>
-    <w:lsdException w:name="heading 4" w:semiHidden="1" w:uiPriority="9" w:unhideWhenUsed="1" w:qFormat="1"/>
-    <w:lsdException w:name="heading 5" w:semiHidden="1" w:uiPriority="9" w:unhideWhenUsed="1" w:qFormat="1"/>
-    <w:lsdException w:name="heading 6" w:semiHidden="1" w:uiPriority="9" w:unhideWhenUsed="1" w:qFormat="1"/>
-    <w:lsdException w:name="heading 7" w:semiHidden="1" w:uiPriority="9" w:unhideWhenUsed="1" w:qFormat="1"/>
-    <w:lsdException w:name="heading 8" w:semiHidden="1" w:uiPriority="9" w:unhideWhenUsed="1" w:qFormat="1"/>
-    <w:lsdException w:name="heading 9" w:semiHidden="1" w:uiPriority="9" w:unhideWhenUsed="1" w:qFormat="1"/>
-    <w:lsdException w:name="index 1" w:semiHidden="1" w:unhideWhenUsed="1"/>
-    <w:lsdException w:name="index 2" w:semiHidden="1" w:unhideWhenUsed="1"/>
-    <w:lsdException w:name="index 3" w:semiHidden="1" w:unhideWhenUsed="1"/>
-    <w:lsdException w:name="index 4" w:semiHidden="1" w:unhideWhenUsed="1"/>
-    <w:lsdException w:name="index 5" w:semiHidden="1" w:unhideWhenUsed="1"/>
-    <w:lsdException w:name="index 6" w:semiHidden="1" w:unhideWhenUsed="1"/>
-    <w:lsdException w:name="index 7" w:semiHidden="1" w:unhideWhenUsed="1"/>
-    <w:lsdException w:name="index 8" w:semiHidden="1" w:unhideWhenUsed="1"/>
-    <w:lsdException w:name="index 9" w:semiHidden="1" w:unhideWhenUsed="1"/>
-    <w:lsdException w:name="toc 1" w:semiHidden="1" w:uiPriority="39" w:unhideWhenUsed="1"/>
-    <w:lsdException w:name="toc 2" w:semiHidden="1" w:uiPriority="39" w:unhideWhenUsed="1"/>
-    <w:lsdException w:name="toc 3" w:semiHidden="1" w:uiPriority="39" w:unhideWhenUsed="1"/>
-    <w:lsdException w:name="toc 4" w:semiHidden="1" w:uiPriority="39" w:unhideWhenUsed="1"/>
-    <w:lsdException w:name="toc 5" w:semiHidden="1" w:uiPriority="39" w:unhideWhenUsed="1"/>
-    <w:lsdException w:name="toc 6" w:semiHidden="1" w:uiPriority="39" w:unhideWhenUsed="1"/>
-    <w:lsdException w:name="toc 7" w:semiHidden="1" w:uiPriority="39" w:unhideWhenUsed="1"/>
-    <w:lsdException w:name="toc 8" w:semiHidden="1" w:uiPriority="39" w:unhideWhenUsed="1"/>
-    <w:lsdException w:name="toc 9" w:semiHidden="1" w:uiPriority="39" w:unhideWhenUsed="1"/>
-    <w:lsdException w:name="Normal Indent" w:semiHidden="1" w:unhideWhenUsed="1"/>
-    <w:lsdException w:name="footnote text" w:semiHidden="1" w:unhideWhenUsed="1"/>
-    <w:lsdException w:name="annotation text" w:semiHidden="1" w:unhideWhenUsed="1"/>
-    <w:lsdException w:name="header" w:semiHidden="1" w:unhideWhenUsed="1"/>
-    <w:lsdException w:name="footer" w:semiHidden="1" w:unhideWhenUsed="1"/>
-    <w:lsdException w:name="index heading" w:semiHidden="1" w:unhideWhenUsed="1"/>
-    <w:lsdException w:name="caption" w:semiHidden="1" w:uiPriority="35" w:unhideWhenUsed="1" w:qFormat="1"/>
-    <w:lsdException w:name="table of figures" w:semiHidden="1" w:unhideWhenUsed="1"/>
-    <w:lsdException w:name="envelope address" w:semiHidden="1" w:unhideWhenUsed="1"/>
-    <w:lsdException w:name="envelope return" w:semiHidden="1" w:unhideWhenUsed="1"/>
-    <w:lsdException w:name="footnote reference" w:semiHidden="1" w:unhideWhenUsed="1"/>
-    <w:lsdException w:name="annotation reference" w:semiHidden="1" w:unhideWhenUsed="1"/>
-    <w:lsdException w:name="line number" w:semiHidden="1" w:unhideWhenUsed="1"/>
-    <w:lsdException w:name="page number" w:semiHidden="1" w:unhideWhenUsed="1"/>
-    <w:lsdException w:name="endnote reference" w:semiHidden="1" w:unhideWhenUsed="1"/>
-    <w:lsdException w:name="endnote text" w:semiHidden="1" w:unhideWhenUsed="1"/>
-    <w:lsdException w:name="table of authorities" w:semiHidden="1" w:unhideWhenUsed="1"/>
-    <w:lsdException w:name="macro" w:semiHidden="1" w:unhideWhenUsed="1"/>
-    <w:lsdException w:name="toa heading" w:semiHidden="1" w:unhideWhenUsed="1"/>
-    <w:lsdException w:name="List" w:semiHidden="1" w:unhideWhenUsed="1"/>
-    <w:lsdException w:name="List Bullet" w:semiHidden="1" w:unhideWhenUsed="1"/>
-    <w:lsdException w:name="List Number" w:semiHidden="1" w:unhideWhenUsed="1"/>
-    <w:lsdException w:name="List 2" w:semiHidden="1" w:unhideWhenUsed="1"/>
-    <w:lsdException w:name="List 3" w:semiHidden="1" w:unhideWhenUsed="1"/>
-    <w:lsdException w:name="List 4" w:semiHidden="1" w:unhideWhenUsed="1"/>
-    <w:lsdException w:name="List 5" w:semiHidden="1" w:unhideWhenUsed="1"/>
-    <w:lsdException w:name="List Bullet 2" w:semiHidden="1" w:unhideWhenUsed="1"/>
-    <w:lsdException w:name="List Bullet 3" w:semiHidden="1" w:unhideWhenUsed="1"/>
-    <w:lsdException w:name="List Bullet 4" w:semiHidden="1" w:unhideWhenUsed="1"/>
-    <w:lsdException w:name="List Bullet 5" w:semiHidden="1" w:unhideWhenUsed="1"/>
-    <w:lsdException w:name="List Number 2" w:semiHidden="1" w:unhideWhenUsed="1"/>
-    <w:lsdException w:name="List Number 3" w:semiHidden="1" w:unhideWhenUsed="1"/>
-    <w:lsdException w:name="List Number 4" w:semiHidden="1" w:unhideWhenUsed="1"/>
-    <w:lsdException w:name="List Number 5" w:semiHidden="1" w:unhideWhenUsed="1"/>
-    <w:lsdException w:name="Title" w:uiPriority="10" w:qFormat="1"/>
-    <w:lsdException w:name="Closing" w:semiHidden="1" w:unhideWhenUsed="1"/>
-    <w:lsdException w:name="Signature" w:semiHidden="1" w:unhideWhenUsed="1"/>
-    <w:lsdException w:name="Default Paragraph Font" w:semiHidden="1" w:uiPriority="1" w:unhideWhenUsed="1"/>
-    <w:lsdException w:name="Body Text" w:semiHidden="1" w:unhideWhenUsed="1"/>
-    <w:lsdException w:name="Body Text Indent" w:semiHidden="1" w:unhideWhenUsed="1"/>
-    <w:lsdException w:name="List Continue" w:semiHidden="1" w:unhideWhenUsed="1"/>
-    <w:lsdException w:name="List Continue 2" w:semiHidden="1" w:unhideWhenUsed="1"/>
-    <w:lsdException w:name="List Continue 3" w:semiHidden="1" w:unhideWhenUsed="1"/>
-    <w:lsdException w:name="List Continue 4" w:semiHidden="1" w:unhideWhenUsed="1"/>
-    <w:lsdException w:name="List Continue 5" w:semiHidden="1" w:unhideWhenUsed="1"/>
-    <w:lsdException w:name="Message Header" w:semiHidden="1" w:unhideWhenUsed="1"/>
-    <w:lsdException w:name="Subtitle" w:uiPriority="11" w:qFormat="1"/>
-    <w:lsdException w:name="Salutation" w:semiHidden="1" w:unhideWhenUsed="1"/>
-    <w:lsdException w:name="Date" w:semiHidden="1" w:unhideWhenUsed="1"/>
-    <w:lsdException w:name="Body Text First Indent" w:semiHidden="1" w:unhideWhenUsed="1"/>
-    <w:lsdException w:name="Body Text First Indent 2" w:semiHidden="1" w:unhideWhenUsed="1"/>
-    <w:lsdException w:name="Note Heading" w:semiHidden="1" w:unhideWhenUsed="1"/>
-    <w:lsdException w:name="Body Text 2" w:semiHidden="1" w:unhideWhenUsed="1"/>
-    <w:lsdException w:name="Body Text 3" w:semiHidden="1" w:unhideWhenUsed="1"/>
-    <w:lsdException w:name="Body Text Indent 2" w:semiHidden="1" w:unhideWhenUsed="1"/>
-    <w:lsdException w:name="Body Text Indent 3" w:semiHidden="1" w:unhideWhenUsed="1"/>
-    <w:lsdException w:name="Block Text" w:semiHidden="1" w:unhideWhenUsed="1"/>
-    <w:lsdException w:name="Hyperlink" w:semiHidden="1" w:unhideWhenUsed="1"/>
-    <w:lsdException w:name="FollowedHyperlink" w:semiHidden="1" w:unhideWhenUsed="1"/>
-    <w:lsdException w:name="Strong" w:uiPriority="22" w:qFormat="1"/>
-    <w:lsdException w:name="Emphasis" w:uiPriority="20" w:qFormat="1"/>
-    <w:lsdException w:name="Document Map" w:semiHidden="1" w:unhideWhenUsed="1"/>
-    <w:lsdException w:name="Plain Text" w:semiHidden="1" w:unhideWhenUsed="1"/>
-    <w:lsdException w:name="E-mail Signature" w:semiHidden="1" w:unhideWhenUsed="1"/>
-    <w:lsdException w:name="HTML Top of Form" w:semiHidden="1" w:unhideWhenUsed="1"/>
-    <w:lsdException w:name="HTML Bottom of Form" w:semiHidden="1" w:unhideWhenUsed="1"/>
-    <w:lsdException w:name="Normal (Web)" w:semiHidden="1" w:unhideWhenUsed="1"/>
-    <w:lsdException w:name="HTML Acronym" w:semiHidden="1" w:unhideWhenUsed="1"/>
-    <w:lsdException w:name="HTML Address" w:semiHidden="1" w:unhideWhenUsed="1"/>
-    <w:lsdException w:name="HTML Cite" w:semiHidden="1" w:unhideWhenUsed="1"/>
-    <w:lsdException w:name="HTML Code" w:semiHidden="1" w:unhideWhenUsed="1"/>
-    <w:lsdException w:name="HTML Definition" w:semiHidden="1" w:unhideWhenUsed="1"/>
-    <w:lsdException w:name="HTML Keyboard" w:semiHidden="1" w:unhideWhenUsed="1"/>
-    <w:lsdException w:name="HTML Preformatted" w:semiHidden="1" w:unhideWhenUsed="1"/>
-    <w:lsdException w:name="HTML Sample" w:semiHidden="1" w:unhideWhenUsed="1"/>
-    <w:lsdException w:name="HTML Typewriter" w:semiHidden="1" w:unhideWhenUsed="1"/>
-    <w:lsdException w:name="HTML Variable" w:semiHidden="1" w:unhideWhenUsed="1"/>
-    <w:lsdException w:name="Normal Table" w:semiHidden="1" w:unhideWhenUsed="1"/>
-    <w:lsdException w:name="annotation subject" w:semiHidden="1" w:unhideWhenUsed="1"/>
-    <w:lsdException w:name="No List" w:semiHidden="1" w:unhideWhenUsed="1"/>
-    <w:lsdException w:name="Outline List 1" w:semiHidden="1" w:unhideWhenUsed="1"/>
-    <w:lsdException w:name="Outline List 2" w:semiHidden="1" w:unhideWhenUsed="1"/>
-    <w:lsdException w:name="Outline List 3" w:semiHidden="1" w:unhideWhenUsed="1"/>
-    <w:lsdException w:name="Table Simple 1" w:semiHidden="1" w:unhideWhenUsed="1"/>
-    <w:lsdException w:name="Table Simple 2" w:semiHidden="1" w:unhideWhenUsed="1"/>
-    <w:lsdException w:name="Table Simple 3" w:semiHidden="1" w:unhideWhenUsed="1"/>
-    <w:lsdException w:name="Table Classic 1" w:semiHidden="1" w:unhideWhenUsed="1"/>
-    <w:lsdException w:name="Table Classic 2" w:semiHidden="1" w:unhideWhenUsed="1"/>
-    <w:lsdException w:name="Table Classic 3" w:semiHidden="1" w:unhideWhenUsed="1"/>
-    <w:lsdException w:name="Table Classic 4" w:semiHidden="1" w:unhideWhenUsed="1"/>
-    <w:lsdException w:name="Table Colorful 1" w:semiHidden="1" w:unhideWhenUsed="1"/>
-    <w:lsdException w:name="Table Colorful 2" w:semiHidden="1" w:unhideWhenUsed="1"/>
-    <w:lsdException w:name="Table Colorful 3" w:semiHidden="1" w:unhideWhenUsed="1"/>
-    <w:lsdException w:name="Table Columns 1" w:semiHidden="1" w:unhideWhenUsed="1"/>
-    <w:lsdException w:name="Table Columns 2" w:semiHidden="1" w:unhideWhenUsed="1"/>
-    <w:lsdException w:name="Table Columns 3" w:semiHidden="1" w:unhideWhenUsed="1"/>
-    <w:lsdException w:name="Table Columns 4" w:semiHidden="1" w:unhideWhenUsed="1"/>
-    <w:lsdException w:name="Table Columns 5" w:semiHidden="1" w:unhideWhenUsed="1"/>
-    <w:lsdException w:name="Table Grid 1" w:semiHidden="1" w:unhideWhenUsed="1"/>
-    <w:lsdException w:name="Table Grid 2" w:semiHidden="1" w:unhideWhenUsed="1"/>
-    <w:lsdException w:name="Table Grid 3" w:semiHidden="1" w:unhideWhenUsed="1"/>
-    <w:lsdException w:name="Table Grid 4" w:semiHidden="1" w:unhideWhenUsed="1"/>
-    <w:lsdException w:name="Table Grid 5" w:semiHidden="1" w:unhideWhenUsed="1"/>
-    <w:lsdException w:name="Table Grid 6" w:semiHidden="1" w:unhideWhenUsed="1"/>
-    <w:lsdException w:name="Table Grid 7" w:semiHidden="1" w:unhideWhenUsed="1"/>
-    <w:lsdException w:name="Table Grid 8" w:semiHidden="1" w:unhideWhenUsed="1"/>
-    <w:lsdException w:name="Table List 1" w:semiHidden="1" w:unhideWhenUsed="1"/>
-    <w:lsdException w:name="Table List 2" w:semiHidden="1" w:unhideWhenUsed="1"/>
-    <w:lsdException w:name="Table List 3" w:semiHidden="1" w:unhideWhenUsed="1"/>
-    <w:lsdException w:name="Table List 4" w:semiHidden="1" w:unhideWhenUsed="1"/>
-    <w:lsdException w:name="Table List 5" w:semiHidden="1" w:unhideWhenUsed="1"/>
-    <w:lsdException w:name="Table List 6" w:semiHidden="1" w:unhideWhenUsed="1"/>
-    <w:lsdException w:name="Table List 7" w:semiHidden="1" w:unhideWhenUsed="1"/>
-    <w:lsdException w:name="Table List 8" w:semiHidden="1" w:unhideWhenUsed="1"/>
-    <w:lsdException w:name="Table 3D effects 1" w:semiHidden="1" w:unhideWhenUsed="1"/>
-    <w:lsdException w:name="Table 3D effects 2" w:semiHidden="1" w:unhideWhenUsed="1"/>
-    <w:lsdException w:name="Table 3D effects 3" w:semiHidden="1" w:unhideWhenUsed="1"/>
-    <w:lsdException w:name="Table Contemporary" w:semiHidden="1" w:unhideWhenUsed="1"/>
-    <w:lsdException w:name="Table Elegant" w:semiHidden="1" w:unhideWhenUsed="1"/>
-    <w:lsdException w:name="Table Professional" w:semiHidden="1" w:unhideWhenUsed="1"/>
-    <w:lsdException w:name="Table Subtle 1" w:semiHidden="1" w:unhideWhenUsed="1"/>
-    <w:lsdException w:name="Table Subtle 2" w:semiHidden="1" w:unhideWhenUsed="1"/>
-    <w:lsdException w:name="Table Web 1" w:semiHidden="1" w:unhideWhenUsed="1"/>
-    <w:lsdException w:name="Table Web 2" w:semiHidden="1" w:unhideWhenUsed="1"/>
-    <w:lsdException w:name="Table Web 3" w:semiHidden="1" w:unhideWhenUsed="1"/>
-    <w:lsdException w:name="Balloon Text" w:semiHidden="1" w:unhideWhenUsed="1"/>
-    <w:lsdException w:name="Table Grid" w:uiPriority="39"/>
-    <w:lsdException w:name="Table Theme" w:semiHidden="1" w:unhideWhenUsed="1"/>
-    <w:lsdException w:name="Placeholder Text" w:semiHidden="1"/>
-    <w:lsdException w:name="No Spacing" w:uiPriority="1" w:qFormat="1"/>
-    <w:lsdException w:name="Light Shading" w:uiPriority="60"/>
-    <w:lsdException w:name="Light List" w:uiPriority="61"/>
-    <w:lsdException w:name="Light Grid" w:uiPriority="62"/>
-    <w:lsdException w:name="Medium Shading 1" w:uiPriority="63"/>
-    <w:lsdException w:name="Medium Shading 2" w:uiPriority="64"/>
-    <w:lsdException w:name="Medium List 1" w:uiPriority="65"/>
-    <w:lsdException w:name="Medium List 2" w:uiPriority="66"/>
-    <w:lsdException w:name="Medium Grid 1" w:uiPriority="67"/>
-    <w:lsdException w:name="Medium Grid 2" w:uiPriority="68"/>
-    <w:lsdException w:name="Medium Grid 3" w:uiPriority="69"/>
-    <w:lsdException w:name="Dark List" w:uiPriority="70"/>
-    <w:lsdException w:name="Colorful Shading" w:uiPriority="71"/>
-    <w:lsdException w:name="Colorful List" w:uiPriority="72"/>
-    <w:lsdException w:name="Colorful Grid" w:uiPriority="73"/>
-    <w:lsdException w:name="Light Shading Accent 1" w:uiPriority="60"/>
-    <w:lsdException w:name="Light List Accent 1" w:uiPriority="61"/>
-    <w:lsdException w:name="Light Grid Accent 1" w:uiPriority="62"/>
-    <w:lsdException w:name="Medium Shading 1 Accent 1" w:uiPriority="63"/>
-    <w:lsdException w:name="Medium Shading 2 Accent 1" w:uiPriority="64"/>
-    <w:lsdException w:name="Medium List 1 Accent 1" w:uiPriority="65"/>
-    <w:lsdException w:name="Revision" w:semiHidden="1"/>
-    <w:lsdException w:name="List Paragraph" w:uiPriority="34" w:qFormat="1"/>
-    <w:lsdException w:name="Quote" w:uiPriority="29" w:qFormat="1"/>
-    <w:lsdException w:name="Intense Quote" w:uiPriority="30" w:qFormat="1"/>
-    <w:lsdException w:name="Medium List 2 Accent 1" w:uiPriority="66"/>
-    <w:lsdException w:name="Medium Grid 1 Accent 1" w:uiPriority="67"/>
-    <w:lsdException w:name="Medium Grid 2 Accent 1" w:uiPriority="68"/>
-    <w:lsdException w:name="Medium Grid 3 Accent 1" w:uiPriority="69"/>
-    <w:lsdException w:name="Dark List Accent 1" w:uiPriority="70"/>
-    <w:lsdException w:name="Colorful Shading Accent 1" w:uiPriority="71"/>
-    <w:lsdException w:name="Colorful List Accent 1" w:uiPriority="72"/>
-    <w:lsdException w:name="Colorful Grid Accent 1" w:uiPriority="73"/>
-    <w:lsdException w:name="Light Shading Accent 2" w:uiPriority="60"/>
-    <w:lsdException w:name="Light List Accent 2" w:uiPriority="61"/>
-    <w:lsdException w:name="Light Grid Accent 2" w:uiPriority="62"/>
-    <w:lsdException w:name="Medium Shading 1 Accent 2" w:uiPriority="63"/>
-    <w:lsdException w:name="Medium Shading 2 Accent 2" w:uiPriority="64"/>
-    <w:lsdException w:name="Medium List 1 Accent 2" w:uiPriority="65"/>
-    <w:lsdException w:name="Medium List 2 Accent 2" w:uiPriority="66"/>
-    <w:lsdException w:name="Medium Grid 1 Accent 2" w:uiPriority="67"/>
-    <w:lsdException w:name="Medium Grid 2 Accent 2" w:uiPriority="68"/>
-    <w:lsdException w:name="Medium Grid 3 Accent 2" w:uiPriority="69"/>
-    <w:lsdException w:name="Dark List Accent 2" w:uiPriority="70"/>
-    <w:lsdException w:name="Colorful Shading Accent 2" w:uiPriority="71"/>
-    <w:lsdException w:name="Colorful List Accent 2" w:uiPriority="72"/>
-    <w:lsdException w:name="Colorful Grid Accent 2" w:uiPriority="73"/>
-    <w:lsdException w:name="Light Shading Accent 3" w:uiPriority="60"/>
-    <w:lsdException w:name="Light List Accent 3" w:uiPriority="61"/>
-    <w:lsdException w:name="Light Grid Accent 3" w:uiPriority="62"/>
-    <w:lsdException w:name="Medium Shading 1 Accent 3" w:uiPriority="63"/>
-    <w:lsdException w:name="Medium Shading 2 Accent 3" w:uiPriority="64"/>
-    <w:lsdException w:name="Medium List 1 Accent 3" w:uiPriority="65"/>
-    <w:lsdException w:name="Medium List 2 Accent 3" w:uiPriority="66"/>
-    <w:lsdException w:name="Medium Grid 1 Accent 3" w:uiPriority="67"/>
-    <w:lsdException w:name="Medium Grid 2 Accent 3" w:uiPriority="68"/>
-    <w:lsdException w:name="Medium Grid 3 Accent 3" w:uiPriority="69"/>
-    <w:lsdException w:name="Dark List Accent 3" w:uiPriority="70"/>
-    <w:lsdException w:name="Colorful Shading Accent 3" w:uiPriority="71"/>
-    <w:lsdException w:name="Colorful List Accent 3" w:uiPriority="72"/>
-    <w:lsdException w:name="Colorful Grid Accent 3" w:uiPriority="73"/>
-    <w:lsdException w:name="Light Shading Accent 4" w:uiPriority="60"/>
-    <w:lsdException w:name="Light List Accent 4" w:uiPriority="61"/>
-    <w:lsdException w:name="Light Grid Accent 4" w:uiPriority="62"/>
-    <w:lsdException w:name="Medium Shading 1 Accent 4" w:uiPriority="63"/>
-    <w:lsdException w:name="Medium Shading 2 Accent 4" w:uiPriority="64"/>
-    <w:lsdException w:name="Medium List 1 Accent 4" w:uiPriority="65"/>
-    <w:lsdException w:name="Medium List 2 Accent 4" w:uiPriority="66"/>
-    <w:lsdException w:name="Medium Grid 1 Accent 4" w:uiPriority="67"/>
-    <w:lsdException w:name="Medium Grid 2 Accent 4" w:uiPriority="68"/>
-    <w:lsdException w:name="Medium Grid 3 Accent 4" w:uiPriority="69"/>
-    <w:lsdException w:name="Dark List Accent 4" w:uiPriority="70"/>
-    <w:lsdException w:name="Colorful Shading Accent 4" w:uiPriority="71"/>
-    <w:lsdException w:name="Colorful List Accent 4" w:uiPriority="72"/>
-    <w:lsdException w:name="Colorful Grid Accent 4" w:uiPriority="73"/>
-    <w:lsdException w:name="Light Shading Accent 5" w:uiPriority="60"/>
-    <w:lsdException w:name="Light List Accent 5" w:uiPriority="61"/>
-    <w:lsdException w:name="Light Grid Accent 5" w:uiPriority="62"/>
-    <w:lsdException w:name="Medium Shading 1 Accent 5" w:uiPriority="63"/>
-    <w:lsdException w:name="Medium Shading 2 Accent 5" w:uiPriority="64"/>
-    <w:lsdException w:name="Medium List 1 Accent 5" w:uiPriority="65"/>
-    <w:lsdException w:name="Medium List 2 Accent 5" w:uiPriority="66"/>
-    <w:lsdException w:name="Medium Grid 1 Accent 5" w:uiPriority="67"/>
-    <w:lsdException w:name="Medium Grid 2 Accent 5" w:uiPriority="68"/>
-    <w:lsdException w:name="Medium Grid 3 Accent 5" w:uiPriority="69"/>
-    <w:lsdException w:name="Dark List Accent 5" w:uiPriority="70"/>
-    <w:lsdException w:name="Colorful Shading Accent 5" w:uiPriority="71"/>
-    <w:lsdException w:name="Colorful List Accent 5" w:uiPriority="72"/>
-    <w:lsdException w:name="Colorful Grid Accent 5" w:uiPriority="73"/>
-    <w:lsdException w:name="Light Shading Accent 6" w:uiPriority="60"/>
-    <w:lsdException w:name="Light List Accent 6" w:uiPriority="61"/>
-    <w:lsdException w:name="Light Grid Accent 6" w:uiPriority="62"/>
-    <w:lsdException w:name="Medium Shading 1 Accent 6" w:uiPriority="63"/>
-    <w:lsdException w:name="Medium Shading 2 Accent 6" w:uiPriority="64"/>
-    <w:lsdException w:name="Medium List 1 Accent 6" w:uiPriority="65"/>
-    <w:lsdException w:name="Medium List 2 Accent 6" w:uiPriority="66"/>
-    <w:lsdException w:name="Medium Grid 1 Accent 6" w:uiPriority="67"/>
-    <w:lsdException w:name="Medium Grid 2 Accent 6" w:uiPriority="68"/>
-    <w:lsdException w:name="Medium Grid 3 Accent 6" w:uiPriority="69"/>
-    <w:lsdException w:name="Dark List Accent 6" w:uiPriority="70"/>
-    <w:lsdException w:name="Colorful Shading Accent 6" w:uiPriority="71"/>
-    <w:lsdException w:name="Colorful List Accent 6" w:uiPriority="72"/>
-    <w:lsdException w:name="Colorful Grid Accent 6" w:uiPriority="73"/>
-    <w:lsdException w:name="Subtle Emphasis" w:uiPriority="19" w:qFormat="1"/>
-    <w:lsdException w:name="Intense Emphasis" w:uiPriority="21" w:qFormat="1"/>
-    <w:lsdException w:name="Subtle Reference" w:uiPriority="31" w:qFormat="1"/>
-    <w:lsdException w:name="Intense Reference" w:uiPriority="32" w:qFormat="1"/>
-    <w:lsdException w:name="Book Title" w:uiPriority="33" w:qFormat="1"/>
-    <w:lsdException w:name="Bibliography" w:semiHidden="1" w:uiPriority="37" w:unhideWhenUsed="1"/>
-    <w:lsdException w:name="TOC Heading" w:semiHidden="1" w:uiPriority="39" w:unhideWhenUsed="1" w:qFormat="1"/>
-    <w:lsdException w:name="Plain Table 1" w:uiPriority="41"/>
-    <w:lsdException w:name="Plain Table 2" w:uiPriority="42"/>
-    <w:lsdException w:name="Plain Table 3" w:uiPriority="43"/>
-    <w:lsdException w:name="Plain Table 4" w:uiPriority="44"/>
-    <w:lsdException w:name="Plain Table 5" w:uiPriority="45"/>
-    <w:lsdException w:name="Grid Table Light" w:uiPriority="40"/>
-    <w:lsdException w:name="Grid Table 1 Light" w:uiPriority="46"/>
-    <w:lsdException w:name="Grid Table 2" w:uiPriority="47"/>
-    <w:lsdException w:name="Grid Table 3" w:uiPriority="48"/>
-    <w:lsdException w:name="Grid Table 4" w:uiPriority="49"/>
-    <w:lsdException w:name="Grid Table 5 Dark" w:uiPriority="50"/>
-    <w:lsdException w:name="Grid Table 6 Colorful" w:uiPriority="51"/>
-    <w:lsdException w:name="Grid Table 7 Colorful" w:uiPriority="52"/>
-    <w:lsdException w:name="Grid Table 1 Light Accent 1" w:uiPriority="46"/>
-    <w:lsdException w:name="Grid Table 2 Accent 1" w:uiPriority="47"/>
-    <w:lsdException w:name="Grid Table 3 Accent 1" w:uiPriority="48"/>
-    <w:lsdException w:name="Grid Table 4 Accent 1" w:uiPriority="49"/>
-    <w:lsdException w:name="Grid Table 5 Dark Accent 1" w:uiPriority="50"/>
-    <w:lsdException w:name="Grid Table 6 Colorful Accent 1" w:uiPriority="51"/>
-    <w:lsdException w:name="Grid Table 7 Colorful Accent 1" w:uiPriority="52"/>
-    <w:lsdException w:name="Grid Table 1 Light Accent 2" w:uiPriority="46"/>
-    <w:lsdException w:name="Grid Table 2 Accent 2" w:uiPriority="47"/>
-    <w:lsdException w:name="Grid Table 3 Accent 2" w:uiPriority="48"/>
-    <w:lsdException w:name="Grid Table 4 Accent 2" w:uiPriority="49"/>
-    <w:lsdException w:name="Grid Table 5 Dark Accent 2" w:uiPriority="50"/>
-    <w:lsdException w:name="Grid Table 6 Colorful Accent 2" w:uiPriority="51"/>
-    <w:lsdException w:name="Grid Table 7 Colorful Accent 2" w:uiPriority="52"/>
-    <w:lsdException w:name="Grid Table 1 Light Accent 3" w:uiPriority="46"/>
-    <w:lsdException w:name="Grid Table 2 Accent 3" w:uiPriority="47"/>
-    <w:lsdException w:name="Grid Table 3 Accent 3" w:uiPriority="48"/>
-    <w:lsdException w:name="Grid Table 4 Accent 3" w:uiPriority="49"/>
-    <w:lsdException w:name="Grid Table 5 Dark Accent 3" w:uiPriority="50"/>
-    <w:lsdException w:name="Grid Table 6 Colorful Accent 3" w:uiPriority="51"/>
-    <w:lsdException w:name="Grid Table 7 Colorful Accent 3" w:uiPriority="52"/>
-    <w:lsdException w:name="Grid Table 1 Light Accent 4" w:uiPriority="46"/>
-    <w:lsdException w:name="Grid Table 2 Accent 4" w:uiPriority="47"/>
-    <w:lsdException w:name="Grid Table 3 Accent 4" w:uiPriority="48"/>
-    <w:lsdException w:name="Grid Table 4 Accent 4" w:uiPriority="49"/>
-    <w:lsdException w:name="Grid Table 5 Dark Accent 4" w:uiPriority="50"/>
-    <w:lsdException w:name="Grid Table 6 Colorful Accent 4" w:uiPriority="51"/>
-    <w:lsdException w:name="Grid Table 7 Colorful Accent 4" w:uiPriority="52"/>
-    <w:lsdException w:name="Grid Table 1 Light Accent 5" w:uiPriority="46"/>
-    <w:lsdException w:name="Grid Table 2 Accent 5" w:uiPriority="47"/>
-    <w:lsdException w:name="Grid Table 3 Accent 5" w:uiPriority="48"/>
-    <w:lsdException w:name="Grid Table 4 Accent 5" w:uiPriority="49"/>
-    <w:lsdException w:name="Grid Table 5 Dark Accent 5" w:uiPriority="50"/>
-    <w:lsdException w:name="Grid Table 6 Colorful Accent 5" w:uiPriority="51"/>
-    <w:lsdException w:name="Grid Table 7 Colorful Accent 5" w:uiPriority="52"/>
-    <w:lsdException w:name="Grid Table 1 Light Accent 6" w:uiPriority="46"/>
-    <w:lsdException w:name="Grid Table 2 Accent 6" w:uiPriority="47"/>
-    <w:lsdException w:name="Grid Table 3 Accent 6" w:uiPriority="48"/>
-    <w:lsdException w:name="Grid Table 4 Accent 6" w:uiPriority="49"/>
-    <w:lsdException w:name="Grid Table 5 Dark Accent 6" w:uiPriority="50"/>
-    <w:lsdException w:name="Grid Table 6 Colorful Accent 6" w:uiPriority="51"/>
-    <w:lsdException w:name="Grid Table 7 Colorful Accent 6" w:uiPriority="52"/>
-    <w:lsdException w:name="List Table 1 Light" w:uiPriority="46"/>
-    <w:lsdException w:name="List Table 2" w:uiPriority="47"/>
-    <w:lsdException w:name="List Table 3" w:uiPriority="48"/>
-    <w:lsdException w:name="List Table 4" w:uiPriority="49"/>
-    <w:lsdException w:name="List Table 5 Dark" w:uiPriority="50"/>
-    <w:lsdException w:name="List Table 6 Colorful" w:uiPriority="51"/>
-    <w:lsdException w:name="List Table 7 Colorful" w:uiPriority="52"/>
-    <w:lsdException w:name="List Table 1 Light Accent 1" w:uiPriority="46"/>
-    <w:lsdException w:name="List Table 2 Accent 1" w:uiPriority="47"/>
-    <w:lsdException w:name="List Table 3 Accent 1" w:uiPriority="48"/>
-    <w:lsdException w:name="List Table 4 Accent 1" w:uiPriority="49"/>
-    <w:lsdException w:name="List Table 5 Dark Accent 1" w:uiPriority="50"/>
-    <w:lsdException w:name="List Table 6 Colorful Accent 1" w:uiPriority="51"/>
-    <w:lsdException w:name="List Table 7 Colorful Accent 1" w:uiPriority="52"/>
-    <w:lsdException w:name="List Table 1 Light Accent 2" w:uiPriority="46"/>
-    <w:lsdException w:name="List Table 2 Accent 2" w:uiPriority="47"/>
-    <w:lsdException w:name="List Table 3 Accent 2" w:uiPriority="48"/>
-    <w:lsdException w:name="List Table 4 Accent 2" w:uiPriority="49"/>
-    <w:lsdException w:name="List Table 5 Dark Accent 2" w:uiPriority="50"/>
-    <w:lsdException w:name="List Table 6 Colorful Accent 2" w:uiPriority="51"/>
-    <w:lsdException w:name="List Table 7 Colorful Accent 2" w:uiPriority="52"/>
-    <w:lsdException w:name="List Table 1 Light Accent 3" w:uiPriority="46"/>
-    <w:lsdException w:name="List Table 2 Accent 3" w:uiPriority="47"/>
-    <w:lsdException w:name="List Table 3 Accent 3" w:uiPriority="48"/>
-    <w:lsdException w:name="List Table 4 Accent 3" w:uiPriority="49"/>
-    <w:lsdException w:name="List Table 5 Dark Accent 3" w:uiPriority="50"/>
-    <w:lsdException w:name="List Table 6 Colorful Accent 3" w:uiPriority="51"/>
-    <w:lsdException w:name="List Table 7 Colorful Accent 3" w:uiPriority="52"/>
-    <w:lsdException w:name="List Table 1 Light Accent 4" w:uiPriority="46"/>
-    <w:lsdException w:name="List Table 2 Accent 4" w:uiPriority="47"/>
-    <w:lsdException w:name="List Table 3 Accent 4" w:uiPriority="48"/>
-    <w:lsdException w:name="List Table 4 Accent 4" w:uiPriority="49"/>
-    <w:lsdException w:name="List Table 5 Dark Accent 4" w:uiPriority="50"/>
-    <w:lsdException w:name="List Table 6 Colorful Accent 4" w:uiPriority="51"/>
-    <w:lsdException w:name="List Table 7 Colorful Accent 4" w:uiPriority="52"/>
-    <w:lsdException w:name="List Table 1 Light Accent 5" w:uiPriority="46"/>
-    <w:lsdException w:name="List Table 2 Accent 5" w:uiPriority="47"/>
-    <w:lsdException w:name="List Table 3 Accent 5" w:uiPriority="48"/>
-    <w:lsdException w:name="List Table 4 Accent 5" w:uiPriority="49"/>
-    <w:lsdException w:name="List Table 5 Dark Accent 5" w:uiPriority="50"/>
-    <w:lsdException w:name="List Table 6 Colorful Accent 5" w:uiPriority="51"/>
-    <w:lsdException w:name="List Table 7 Colorful Accent 5" w:uiPriority="52"/>
-    <w:lsdException w:name="List Table 1 Light Accent 6" w:uiPriority="46"/>
-    <w:lsdException w:name="List Table 2 Accent 6" w:uiPriority="47"/>
-    <w:lsdException w:name="List Table 3 Accent 6" w:uiPriority="48"/>
-    <w:lsdException w:name="List Table 4 Accent 6" w:uiPriority="49"/>
-    <w:lsdException w:name="List Table 5 Dark Accent 6" w:uiPriority="50"/>
-    <w:lsdException w:name="List Table 6 Colorful Accent 6" w:uiPriority="51"/>
-    <w:lsdException w:name="List Table 7 Colorful Accent 6" w:uiPriority="52"/>
-    <w:lsdException w:name="Mention" w:semiHidden="1" w:unhideWhenUsed="1"/>
-    <w:lsdException w:name="Smart Hyperlink" w:semiHidden="1" w:unhideWhenUsed="1"/>
-    <w:lsdException w:name="Hashtag" w:semiHidden="1" w:unhideWhenUsed="1"/>
-    <w:lsdException w:name="Unresolved Mention" w:semiHidden="1" w:unhideWhenUsed="1"/>
-    <w:lsdException w:name="Smart Link" w:semiHidden="1" w:unhideWhenUsed="1"/>
-  </w:latentStyles>
-  <w:style w:type="paragraph" w:default="1" w:styleId="Normal">
+  <w:style w:type="paragraph" w:default="1" w:styleId="style0">
     <w:name w:val="Normal"/>
+    <w:next w:val="style0"/>
     <w:qFormat/>
+    <w:pPr/>
   </w:style>
-  <w:style w:type="paragraph" w:styleId="Heading1">
+  <w:style w:type="paragraph" w:styleId="style1">
     <w:name w:val="heading 1"/>
-    <w:basedOn w:val="Normal"/>
-    <w:next w:val="Normal"/>
-    <w:link w:val="Heading1Char"/>
+    <w:basedOn w:val="style0"/>
+    <w:next w:val="style0"/>
+    <w:link w:val="style4097"/>
+    <w:qFormat/>
     <w:uiPriority w:val="9"/>
-    <w:qFormat/>
-    <w:rsid w:val="00906147"/>
     <w:pPr>
       <w:keepNext/>
       <w:keepLines/>
@@ -4584,22 +6707,19 @@
       <w:outlineLvl w:val="0"/>
     </w:pPr>
     <w:rPr>
-      <w:rFonts w:asciiTheme="majorHAnsi" w:eastAsiaTheme="majorEastAsia" w:hAnsiTheme="majorHAnsi" w:cstheme="majorBidi"/>
-      <w:color w:val="0F4761" w:themeColor="accent1" w:themeShade="BF"/>
+      <w:rFonts w:ascii="Aptos Display" w:cs="Gautami" w:eastAsia="宋体" w:hAnsi="Aptos Display"/>
+      <w:color w:val="0f4761"/>
       <w:sz w:val="40"/>
       <w:szCs w:val="40"/>
     </w:rPr>
   </w:style>
-  <w:style w:type="paragraph" w:styleId="Heading2">
+  <w:style w:type="paragraph" w:styleId="style2">
     <w:name w:val="heading 2"/>
-    <w:basedOn w:val="Normal"/>
-    <w:next w:val="Normal"/>
-    <w:link w:val="Heading2Char"/>
+    <w:basedOn w:val="style0"/>
+    <w:next w:val="style0"/>
+    <w:link w:val="style4098"/>
+    <w:qFormat/>
     <w:uiPriority w:val="9"/>
-    <w:semiHidden/>
-    <w:unhideWhenUsed/>
-    <w:qFormat/>
-    <w:rsid w:val="00906147"/>
     <w:pPr>
       <w:keepNext/>
       <w:keepLines/>
@@ -4607,22 +6727,19 @@
       <w:outlineLvl w:val="1"/>
     </w:pPr>
     <w:rPr>
-      <w:rFonts w:asciiTheme="majorHAnsi" w:eastAsiaTheme="majorEastAsia" w:hAnsiTheme="majorHAnsi" w:cstheme="majorBidi"/>
-      <w:color w:val="0F4761" w:themeColor="accent1" w:themeShade="BF"/>
+      <w:rFonts w:ascii="Aptos Display" w:cs="Gautami" w:eastAsia="宋体" w:hAnsi="Aptos Display"/>
+      <w:color w:val="0f4761"/>
       <w:sz w:val="32"/>
       <w:szCs w:val="32"/>
     </w:rPr>
   </w:style>
-  <w:style w:type="paragraph" w:styleId="Heading3">
+  <w:style w:type="paragraph" w:styleId="style3">
     <w:name w:val="heading 3"/>
-    <w:basedOn w:val="Normal"/>
-    <w:next w:val="Normal"/>
-    <w:link w:val="Heading3Char"/>
+    <w:basedOn w:val="style0"/>
+    <w:next w:val="style0"/>
+    <w:link w:val="style4099"/>
+    <w:qFormat/>
     <w:uiPriority w:val="9"/>
-    <w:semiHidden/>
-    <w:unhideWhenUsed/>
-    <w:qFormat/>
-    <w:rsid w:val="00906147"/>
     <w:pPr>
       <w:keepNext/>
       <w:keepLines/>
@@ -4630,22 +6747,19 @@
       <w:outlineLvl w:val="2"/>
     </w:pPr>
     <w:rPr>
-      <w:rFonts w:eastAsiaTheme="majorEastAsia" w:cstheme="majorBidi"/>
-      <w:color w:val="0F4761" w:themeColor="accent1" w:themeShade="BF"/>
+      <w:rFonts w:cs="Gautami" w:eastAsia="宋体"/>
+      <w:color w:val="0f4761"/>
       <w:sz w:val="28"/>
       <w:szCs w:val="28"/>
     </w:rPr>
   </w:style>
-  <w:style w:type="paragraph" w:styleId="Heading4">
+  <w:style w:type="paragraph" w:styleId="style4">
     <w:name w:val="heading 4"/>
-    <w:basedOn w:val="Normal"/>
-    <w:next w:val="Normal"/>
-    <w:link w:val="Heading4Char"/>
+    <w:basedOn w:val="style0"/>
+    <w:next w:val="style0"/>
+    <w:link w:val="style4100"/>
+    <w:qFormat/>
     <w:uiPriority w:val="9"/>
-    <w:semiHidden/>
-    <w:unhideWhenUsed/>
-    <w:qFormat/>
-    <w:rsid w:val="00906147"/>
     <w:pPr>
       <w:keepNext/>
       <w:keepLines/>
@@ -4653,22 +6767,19 @@
       <w:outlineLvl w:val="3"/>
     </w:pPr>
     <w:rPr>
-      <w:rFonts w:eastAsiaTheme="majorEastAsia" w:cstheme="majorBidi"/>
+      <w:rFonts w:cs="Gautami" w:eastAsia="宋体"/>
       <w:i/>
       <w:iCs/>
-      <w:color w:val="0F4761" w:themeColor="accent1" w:themeShade="BF"/>
+      <w:color w:val="0f4761"/>
     </w:rPr>
   </w:style>
-  <w:style w:type="paragraph" w:styleId="Heading5">
+  <w:style w:type="paragraph" w:styleId="style5">
     <w:name w:val="heading 5"/>
-    <w:basedOn w:val="Normal"/>
-    <w:next w:val="Normal"/>
-    <w:link w:val="Heading5Char"/>
+    <w:basedOn w:val="style0"/>
+    <w:next w:val="style0"/>
+    <w:link w:val="style4101"/>
+    <w:qFormat/>
     <w:uiPriority w:val="9"/>
-    <w:semiHidden/>
-    <w:unhideWhenUsed/>
-    <w:qFormat/>
-    <w:rsid w:val="00906147"/>
     <w:pPr>
       <w:keepNext/>
       <w:keepLines/>
@@ -4676,20 +6787,17 @@
       <w:outlineLvl w:val="4"/>
     </w:pPr>
     <w:rPr>
-      <w:rFonts w:eastAsiaTheme="majorEastAsia" w:cstheme="majorBidi"/>
-      <w:color w:val="0F4761" w:themeColor="accent1" w:themeShade="BF"/>
+      <w:rFonts w:cs="Gautami" w:eastAsia="宋体"/>
+      <w:color w:val="0f4761"/>
     </w:rPr>
   </w:style>
-  <w:style w:type="paragraph" w:styleId="Heading6">
+  <w:style w:type="paragraph" w:styleId="style6">
     <w:name w:val="heading 6"/>
-    <w:basedOn w:val="Normal"/>
-    <w:next w:val="Normal"/>
-    <w:link w:val="Heading6Char"/>
+    <w:basedOn w:val="style0"/>
+    <w:next w:val="style0"/>
+    <w:link w:val="style4102"/>
+    <w:qFormat/>
     <w:uiPriority w:val="9"/>
-    <w:semiHidden/>
-    <w:unhideWhenUsed/>
-    <w:qFormat/>
-    <w:rsid w:val="00906147"/>
     <w:pPr>
       <w:keepNext/>
       <w:keepLines/>
@@ -4697,22 +6805,19 @@
       <w:outlineLvl w:val="5"/>
     </w:pPr>
     <w:rPr>
-      <w:rFonts w:eastAsiaTheme="majorEastAsia" w:cstheme="majorBidi"/>
+      <w:rFonts w:cs="Gautami" w:eastAsia="宋体"/>
       <w:i/>
       <w:iCs/>
-      <w:color w:val="595959" w:themeColor="text1" w:themeTint="A6"/>
+      <w:color w:val="595959"/>
     </w:rPr>
   </w:style>
-  <w:style w:type="paragraph" w:styleId="Heading7">
+  <w:style w:type="paragraph" w:styleId="style7">
     <w:name w:val="heading 7"/>
-    <w:basedOn w:val="Normal"/>
-    <w:next w:val="Normal"/>
-    <w:link w:val="Heading7Char"/>
+    <w:basedOn w:val="style0"/>
+    <w:next w:val="style0"/>
+    <w:link w:val="style4103"/>
+    <w:qFormat/>
     <w:uiPriority w:val="9"/>
-    <w:semiHidden/>
-    <w:unhideWhenUsed/>
-    <w:qFormat/>
-    <w:rsid w:val="00906147"/>
     <w:pPr>
       <w:keepNext/>
       <w:keepLines/>
@@ -4720,20 +6825,17 @@
       <w:outlineLvl w:val="6"/>
     </w:pPr>
     <w:rPr>
-      <w:rFonts w:eastAsiaTheme="majorEastAsia" w:cstheme="majorBidi"/>
-      <w:color w:val="595959" w:themeColor="text1" w:themeTint="A6"/>
+      <w:rFonts w:cs="Gautami" w:eastAsia="宋体"/>
+      <w:color w:val="595959"/>
     </w:rPr>
   </w:style>
-  <w:style w:type="paragraph" w:styleId="Heading8">
+  <w:style w:type="paragraph" w:styleId="style8">
     <w:name w:val="heading 8"/>
-    <w:basedOn w:val="Normal"/>
-    <w:next w:val="Normal"/>
-    <w:link w:val="Heading8Char"/>
+    <w:basedOn w:val="style0"/>
+    <w:next w:val="style0"/>
+    <w:link w:val="style4104"/>
+    <w:qFormat/>
     <w:uiPriority w:val="9"/>
-    <w:semiHidden/>
-    <w:unhideWhenUsed/>
-    <w:qFormat/>
-    <w:rsid w:val="00906147"/>
     <w:pPr>
       <w:keepNext/>
       <w:keepLines/>
@@ -4741,22 +6843,19 @@
       <w:outlineLvl w:val="7"/>
     </w:pPr>
     <w:rPr>
-      <w:rFonts w:eastAsiaTheme="majorEastAsia" w:cstheme="majorBidi"/>
+      <w:rFonts w:cs="Gautami" w:eastAsia="宋体"/>
       <w:i/>
       <w:iCs/>
-      <w:color w:val="272727" w:themeColor="text1" w:themeTint="D8"/>
+      <w:color w:val="272727"/>
     </w:rPr>
   </w:style>
-  <w:style w:type="paragraph" w:styleId="Heading9">
+  <w:style w:type="paragraph" w:styleId="style9">
     <w:name w:val="heading 9"/>
-    <w:basedOn w:val="Normal"/>
-    <w:next w:val="Normal"/>
-    <w:link w:val="Heading9Char"/>
+    <w:basedOn w:val="style0"/>
+    <w:next w:val="style0"/>
+    <w:link w:val="style4105"/>
+    <w:qFormat/>
     <w:uiPriority w:val="9"/>
-    <w:semiHidden/>
-    <w:unhideWhenUsed/>
-    <w:qFormat/>
-    <w:rsid w:val="00906147"/>
     <w:pPr>
       <w:keepNext/>
       <w:keepLines/>
@@ -4764,21 +6863,21 @@
       <w:outlineLvl w:val="8"/>
     </w:pPr>
     <w:rPr>
-      <w:rFonts w:eastAsiaTheme="majorEastAsia" w:cstheme="majorBidi"/>
-      <w:color w:val="272727" w:themeColor="text1" w:themeTint="D8"/>
+      <w:rFonts w:cs="Gautami" w:eastAsia="宋体"/>
+      <w:color w:val="272727"/>
     </w:rPr>
   </w:style>
-  <w:style w:type="character" w:default="1" w:styleId="DefaultParagraphFont">
+  <w:style w:type="character" w:default="1" w:styleId="style65">
     <w:name w:val="Default Paragraph Font"/>
+    <w:next w:val="style65"/>
     <w:uiPriority w:val="1"/>
-    <w:semiHidden/>
-    <w:unhideWhenUsed/>
   </w:style>
-  <w:style w:type="table" w:default="1" w:styleId="TableNormal">
+  <w:style w:type="table" w:default="1" w:styleId="style105">
     <w:name w:val="Normal Table"/>
+    <w:next w:val="style105"/>
     <w:uiPriority w:val="99"/>
-    <w:semiHidden/>
-    <w:unhideWhenUsed/>
+    <w:pPr/>
+    <w:rPr/>
     <w:tblPr>
       <w:tblInd w:w="0" w:type="dxa"/>
       <w:tblCellMar>
@@ -4788,209 +6887,202 @@
         <w:right w:w="108" w:type="dxa"/>
       </w:tblCellMar>
     </w:tblPr>
+    <w:tcPr>
+      <w:tcBorders/>
+    </w:tcPr>
   </w:style>
-  <w:style w:type="numbering" w:default="1" w:styleId="NoList">
+  <w:style w:type="numbering" w:default="1" w:styleId="style107">
     <w:name w:val="No List"/>
+    <w:next w:val="style107"/>
     <w:uiPriority w:val="99"/>
-    <w:semiHidden/>
-    <w:unhideWhenUsed/>
+    <w:pPr/>
   </w:style>
-  <w:style w:type="character" w:customStyle="1" w:styleId="Heading1Char">
-    <w:name w:val="Heading 1 Char"/>
-    <w:basedOn w:val="DefaultParagraphFont"/>
-    <w:link w:val="Heading1"/>
+  <w:style w:type="character" w:customStyle="1" w:styleId="style4097">
+    <w:name w:val="Heading 1 Char_e27ff4b1-68ea-49b8-b5ff-a67b77c3807c"/>
+    <w:basedOn w:val="style65"/>
+    <w:next w:val="style4097"/>
+    <w:link w:val="style1"/>
     <w:uiPriority w:val="9"/>
-    <w:rsid w:val="00906147"/>
     <w:rPr>
-      <w:rFonts w:asciiTheme="majorHAnsi" w:eastAsiaTheme="majorEastAsia" w:hAnsiTheme="majorHAnsi" w:cstheme="majorBidi"/>
-      <w:color w:val="0F4761" w:themeColor="accent1" w:themeShade="BF"/>
+      <w:rFonts w:ascii="Aptos Display" w:cs="Gautami" w:eastAsia="宋体" w:hAnsi="Aptos Display"/>
+      <w:color w:val="0f4761"/>
       <w:sz w:val="40"/>
       <w:szCs w:val="40"/>
     </w:rPr>
   </w:style>
-  <w:style w:type="character" w:customStyle="1" w:styleId="Heading2Char">
-    <w:name w:val="Heading 2 Char"/>
-    <w:basedOn w:val="DefaultParagraphFont"/>
-    <w:link w:val="Heading2"/>
+  <w:style w:type="character" w:customStyle="1" w:styleId="style4098">
+    <w:name w:val="Heading 2 Char_55b66bdc-f3de-4e88-be42-ba02294fa6ba"/>
+    <w:basedOn w:val="style65"/>
+    <w:next w:val="style4098"/>
+    <w:link w:val="style2"/>
     <w:uiPriority w:val="9"/>
-    <w:semiHidden/>
-    <w:rsid w:val="00906147"/>
     <w:rPr>
-      <w:rFonts w:asciiTheme="majorHAnsi" w:eastAsiaTheme="majorEastAsia" w:hAnsiTheme="majorHAnsi" w:cstheme="majorBidi"/>
-      <w:color w:val="0F4761" w:themeColor="accent1" w:themeShade="BF"/>
+      <w:rFonts w:ascii="Aptos Display" w:cs="Gautami" w:eastAsia="宋体" w:hAnsi="Aptos Display"/>
+      <w:color w:val="0f4761"/>
       <w:sz w:val="32"/>
       <w:szCs w:val="32"/>
     </w:rPr>
   </w:style>
-  <w:style w:type="character" w:customStyle="1" w:styleId="Heading3Char">
-    <w:name w:val="Heading 3 Char"/>
-    <w:basedOn w:val="DefaultParagraphFont"/>
-    <w:link w:val="Heading3"/>
+  <w:style w:type="character" w:customStyle="1" w:styleId="style4099">
+    <w:name w:val="Heading 3 Char_d33652a8-c520-4411-a3b0-6431a38ae27c"/>
+    <w:basedOn w:val="style65"/>
+    <w:next w:val="style4099"/>
+    <w:link w:val="style3"/>
     <w:uiPriority w:val="9"/>
-    <w:semiHidden/>
-    <w:rsid w:val="00906147"/>
     <w:rPr>
-      <w:rFonts w:eastAsiaTheme="majorEastAsia" w:cstheme="majorBidi"/>
-      <w:color w:val="0F4761" w:themeColor="accent1" w:themeShade="BF"/>
+      <w:rFonts w:cs="Gautami" w:eastAsia="宋体"/>
+      <w:color w:val="0f4761"/>
       <w:sz w:val="28"/>
       <w:szCs w:val="28"/>
     </w:rPr>
   </w:style>
-  <w:style w:type="character" w:customStyle="1" w:styleId="Heading4Char">
-    <w:name w:val="Heading 4 Char"/>
-    <w:basedOn w:val="DefaultParagraphFont"/>
-    <w:link w:val="Heading4"/>
+  <w:style w:type="character" w:customStyle="1" w:styleId="style4100">
+    <w:name w:val="Heading 4 Char_a97c791d-3164-4da9-a982-74d6312d6cfa"/>
+    <w:basedOn w:val="style65"/>
+    <w:next w:val="style4100"/>
+    <w:link w:val="style4"/>
     <w:uiPriority w:val="9"/>
-    <w:semiHidden/>
-    <w:rsid w:val="00906147"/>
     <w:rPr>
-      <w:rFonts w:eastAsiaTheme="majorEastAsia" w:cstheme="majorBidi"/>
+      <w:rFonts w:cs="Gautami" w:eastAsia="宋体"/>
       <w:i/>
       <w:iCs/>
-      <w:color w:val="0F4761" w:themeColor="accent1" w:themeShade="BF"/>
+      <w:color w:val="0f4761"/>
     </w:rPr>
   </w:style>
-  <w:style w:type="character" w:customStyle="1" w:styleId="Heading5Char">
-    <w:name w:val="Heading 5 Char"/>
-    <w:basedOn w:val="DefaultParagraphFont"/>
-    <w:link w:val="Heading5"/>
+  <w:style w:type="character" w:customStyle="1" w:styleId="style4101">
+    <w:name w:val="Heading 5 Char_cd9cafdb-f442-4f55-91b0-887ac76d855f"/>
+    <w:basedOn w:val="style65"/>
+    <w:next w:val="style4101"/>
+    <w:link w:val="style5"/>
     <w:uiPriority w:val="9"/>
-    <w:semiHidden/>
-    <w:rsid w:val="00906147"/>
     <w:rPr>
-      <w:rFonts w:eastAsiaTheme="majorEastAsia" w:cstheme="majorBidi"/>
-      <w:color w:val="0F4761" w:themeColor="accent1" w:themeShade="BF"/>
+      <w:rFonts w:cs="Gautami" w:eastAsia="宋体"/>
+      <w:color w:val="0f4761"/>
     </w:rPr>
   </w:style>
-  <w:style w:type="character" w:customStyle="1" w:styleId="Heading6Char">
-    <w:name w:val="Heading 6 Char"/>
-    <w:basedOn w:val="DefaultParagraphFont"/>
-    <w:link w:val="Heading6"/>
+  <w:style w:type="character" w:customStyle="1" w:styleId="style4102">
+    <w:name w:val="Heading 6 Char_54e319f9-280d-4dc8-8b68-642c21c09da7"/>
+    <w:basedOn w:val="style65"/>
+    <w:next w:val="style4102"/>
+    <w:link w:val="style6"/>
     <w:uiPriority w:val="9"/>
-    <w:semiHidden/>
-    <w:rsid w:val="00906147"/>
     <w:rPr>
-      <w:rFonts w:eastAsiaTheme="majorEastAsia" w:cstheme="majorBidi"/>
+      <w:rFonts w:cs="Gautami" w:eastAsia="宋体"/>
       <w:i/>
       <w:iCs/>
-      <w:color w:val="595959" w:themeColor="text1" w:themeTint="A6"/>
+      <w:color w:val="595959"/>
     </w:rPr>
   </w:style>
-  <w:style w:type="character" w:customStyle="1" w:styleId="Heading7Char">
-    <w:name w:val="Heading 7 Char"/>
-    <w:basedOn w:val="DefaultParagraphFont"/>
-    <w:link w:val="Heading7"/>
+  <w:style w:type="character" w:customStyle="1" w:styleId="style4103">
+    <w:name w:val="Heading 7 Char_03f7c963-9e00-4c2a-903f-2d2852c5b62c"/>
+    <w:basedOn w:val="style65"/>
+    <w:next w:val="style4103"/>
+    <w:link w:val="style7"/>
     <w:uiPriority w:val="9"/>
-    <w:semiHidden/>
-    <w:rsid w:val="00906147"/>
     <w:rPr>
-      <w:rFonts w:eastAsiaTheme="majorEastAsia" w:cstheme="majorBidi"/>
-      <w:color w:val="595959" w:themeColor="text1" w:themeTint="A6"/>
+      <w:rFonts w:cs="Gautami" w:eastAsia="宋体"/>
+      <w:color w:val="595959"/>
     </w:rPr>
   </w:style>
-  <w:style w:type="character" w:customStyle="1" w:styleId="Heading8Char">
-    <w:name w:val="Heading 8 Char"/>
-    <w:basedOn w:val="DefaultParagraphFont"/>
-    <w:link w:val="Heading8"/>
+  <w:style w:type="character" w:customStyle="1" w:styleId="style4104">
+    <w:name w:val="Heading 8 Char_25611db9-7575-430a-bf3d-28154ad939a2"/>
+    <w:basedOn w:val="style65"/>
+    <w:next w:val="style4104"/>
+    <w:link w:val="style8"/>
     <w:uiPriority w:val="9"/>
-    <w:semiHidden/>
-    <w:rsid w:val="00906147"/>
     <w:rPr>
-      <w:rFonts w:eastAsiaTheme="majorEastAsia" w:cstheme="majorBidi"/>
+      <w:rFonts w:cs="Gautami" w:eastAsia="宋体"/>
       <w:i/>
       <w:iCs/>
-      <w:color w:val="272727" w:themeColor="text1" w:themeTint="D8"/>
+      <w:color w:val="272727"/>
     </w:rPr>
   </w:style>
-  <w:style w:type="character" w:customStyle="1" w:styleId="Heading9Char">
-    <w:name w:val="Heading 9 Char"/>
-    <w:basedOn w:val="DefaultParagraphFont"/>
-    <w:link w:val="Heading9"/>
+  <w:style w:type="character" w:customStyle="1" w:styleId="style4105">
+    <w:name w:val="Heading 9 Char_22928eec-dd81-4434-bfa6-1785a41428ec"/>
+    <w:basedOn w:val="style65"/>
+    <w:next w:val="style4105"/>
+    <w:link w:val="style9"/>
     <w:uiPriority w:val="9"/>
-    <w:semiHidden/>
-    <w:rsid w:val="00906147"/>
     <w:rPr>
-      <w:rFonts w:eastAsiaTheme="majorEastAsia" w:cstheme="majorBidi"/>
-      <w:color w:val="272727" w:themeColor="text1" w:themeTint="D8"/>
+      <w:rFonts w:cs="Gautami" w:eastAsia="宋体"/>
+      <w:color w:val="272727"/>
     </w:rPr>
   </w:style>
-  <w:style w:type="paragraph" w:styleId="Title">
+  <w:style w:type="paragraph" w:styleId="style62">
     <w:name w:val="Title"/>
-    <w:basedOn w:val="Normal"/>
-    <w:next w:val="Normal"/>
-    <w:link w:val="TitleChar"/>
+    <w:basedOn w:val="style0"/>
+    <w:next w:val="style0"/>
+    <w:link w:val="style4106"/>
+    <w:qFormat/>
     <w:uiPriority w:val="10"/>
-    <w:qFormat/>
-    <w:rsid w:val="00906147"/>
     <w:pPr>
-      <w:spacing w:after="80" w:line="240" w:lineRule="auto"/>
+      <w:spacing w:after="80" w:lineRule="auto" w:line="240"/>
       <w:contextualSpacing/>
     </w:pPr>
     <w:rPr>
-      <w:rFonts w:asciiTheme="majorHAnsi" w:eastAsiaTheme="majorEastAsia" w:hAnsiTheme="majorHAnsi" w:cstheme="majorBidi"/>
+      <w:rFonts w:ascii="Aptos Display" w:cs="Gautami" w:eastAsia="宋体" w:hAnsi="Aptos Display"/>
       <w:spacing w:val="-10"/>
       <w:kern w:val="28"/>
       <w:sz w:val="56"/>
       <w:szCs w:val="56"/>
     </w:rPr>
   </w:style>
-  <w:style w:type="character" w:customStyle="1" w:styleId="TitleChar">
-    <w:name w:val="Title Char"/>
-    <w:basedOn w:val="DefaultParagraphFont"/>
-    <w:link w:val="Title"/>
+  <w:style w:type="character" w:customStyle="1" w:styleId="style4106">
+    <w:name w:val="Title Char_a91210d3-d5e1-4c43-b16f-5c23537b8ad0"/>
+    <w:basedOn w:val="style65"/>
+    <w:next w:val="style4106"/>
+    <w:link w:val="style62"/>
     <w:uiPriority w:val="10"/>
-    <w:rsid w:val="00906147"/>
     <w:rPr>
-      <w:rFonts w:asciiTheme="majorHAnsi" w:eastAsiaTheme="majorEastAsia" w:hAnsiTheme="majorHAnsi" w:cstheme="majorBidi"/>
+      <w:rFonts w:ascii="Aptos Display" w:cs="Gautami" w:eastAsia="宋体" w:hAnsi="Aptos Display"/>
       <w:spacing w:val="-10"/>
       <w:kern w:val="28"/>
       <w:sz w:val="56"/>
       <w:szCs w:val="56"/>
     </w:rPr>
   </w:style>
-  <w:style w:type="paragraph" w:styleId="Subtitle">
+  <w:style w:type="paragraph" w:styleId="style74">
     <w:name w:val="Subtitle"/>
-    <w:basedOn w:val="Normal"/>
-    <w:next w:val="Normal"/>
-    <w:link w:val="SubtitleChar"/>
+    <w:basedOn w:val="style0"/>
+    <w:next w:val="style0"/>
+    <w:link w:val="style4107"/>
+    <w:qFormat/>
     <w:uiPriority w:val="11"/>
-    <w:qFormat/>
-    <w:rsid w:val="00906147"/>
     <w:pPr>
       <w:numPr>
         <w:ilvl w:val="1"/>
+        <w:numId w:val="0"/>
       </w:numPr>
     </w:pPr>
     <w:rPr>
-      <w:rFonts w:eastAsiaTheme="majorEastAsia" w:cstheme="majorBidi"/>
-      <w:color w:val="595959" w:themeColor="text1" w:themeTint="A6"/>
+      <w:rFonts w:cs="Gautami" w:eastAsia="宋体"/>
+      <w:color w:val="595959"/>
       <w:spacing w:val="15"/>
       <w:sz w:val="28"/>
       <w:szCs w:val="28"/>
     </w:rPr>
   </w:style>
-  <w:style w:type="character" w:customStyle="1" w:styleId="SubtitleChar">
+  <w:style w:type="character" w:customStyle="1" w:styleId="style4107">
     <w:name w:val="Subtitle Char"/>
-    <w:basedOn w:val="DefaultParagraphFont"/>
-    <w:link w:val="Subtitle"/>
+    <w:basedOn w:val="style65"/>
+    <w:next w:val="style4107"/>
+    <w:link w:val="style74"/>
     <w:uiPriority w:val="11"/>
-    <w:rsid w:val="00906147"/>
     <w:rPr>
-      <w:rFonts w:eastAsiaTheme="majorEastAsia" w:cstheme="majorBidi"/>
-      <w:color w:val="595959" w:themeColor="text1" w:themeTint="A6"/>
+      <w:rFonts w:cs="Gautami" w:eastAsia="宋体"/>
+      <w:color w:val="595959"/>
       <w:spacing w:val="15"/>
       <w:sz w:val="28"/>
       <w:szCs w:val="28"/>
     </w:rPr>
   </w:style>
-  <w:style w:type="paragraph" w:styleId="Quote">
+  <w:style w:type="paragraph" w:styleId="style180">
     <w:name w:val="Quote"/>
-    <w:basedOn w:val="Normal"/>
-    <w:next w:val="Normal"/>
-    <w:link w:val="QuoteChar"/>
+    <w:basedOn w:val="style0"/>
+    <w:next w:val="style0"/>
+    <w:link w:val="style4108"/>
+    <w:qFormat/>
     <w:uiPriority w:val="29"/>
-    <w:qFormat/>
-    <w:rsid w:val="00906147"/>
     <w:pPr>
       <w:spacing w:before="160"/>
       <w:jc w:val="center"/>
@@ -4998,56 +7090,56 @@
     <w:rPr>
       <w:i/>
       <w:iCs/>
-      <w:color w:val="404040" w:themeColor="text1" w:themeTint="BF"/>
+      <w:color w:val="404040"/>
     </w:rPr>
   </w:style>
-  <w:style w:type="character" w:customStyle="1" w:styleId="QuoteChar">
-    <w:name w:val="Quote Char"/>
-    <w:basedOn w:val="DefaultParagraphFont"/>
-    <w:link w:val="Quote"/>
+  <w:style w:type="character" w:customStyle="1" w:styleId="style4108">
+    <w:name w:val="Quote Char_ca7e2802-ca6a-4d80-b6c9-86f4954737cb"/>
+    <w:basedOn w:val="style65"/>
+    <w:next w:val="style4108"/>
+    <w:link w:val="style180"/>
     <w:uiPriority w:val="29"/>
-    <w:rsid w:val="00906147"/>
     <w:rPr>
       <w:i/>
       <w:iCs/>
-      <w:color w:val="404040" w:themeColor="text1" w:themeTint="BF"/>
+      <w:color w:val="404040"/>
     </w:rPr>
   </w:style>
-  <w:style w:type="paragraph" w:styleId="ListParagraph">
+  <w:style w:type="paragraph" w:styleId="style179">
     <w:name w:val="List Paragraph"/>
-    <w:basedOn w:val="Normal"/>
+    <w:basedOn w:val="style0"/>
+    <w:next w:val="style179"/>
+    <w:qFormat/>
     <w:uiPriority w:val="34"/>
-    <w:qFormat/>
-    <w:rsid w:val="00906147"/>
     <w:pPr>
       <w:ind w:left="720"/>
       <w:contextualSpacing/>
     </w:pPr>
+    <w:rPr/>
   </w:style>
-  <w:style w:type="character" w:styleId="IntenseEmphasis">
+  <w:style w:type="character" w:styleId="style261">
     <w:name w:val="Intense Emphasis"/>
-    <w:basedOn w:val="DefaultParagraphFont"/>
+    <w:basedOn w:val="style65"/>
+    <w:next w:val="style261"/>
+    <w:qFormat/>
     <w:uiPriority w:val="21"/>
-    <w:qFormat/>
-    <w:rsid w:val="00906147"/>
     <w:rPr>
       <w:i/>
       <w:iCs/>
-      <w:color w:val="0F4761" w:themeColor="accent1" w:themeShade="BF"/>
+      <w:color w:val="0f4761"/>
     </w:rPr>
   </w:style>
-  <w:style w:type="paragraph" w:styleId="IntenseQuote">
+  <w:style w:type="paragraph" w:styleId="style181">
     <w:name w:val="Intense Quote"/>
-    <w:basedOn w:val="Normal"/>
-    <w:next w:val="Normal"/>
-    <w:link w:val="IntenseQuoteChar"/>
+    <w:basedOn w:val="style0"/>
+    <w:next w:val="style0"/>
+    <w:link w:val="style4109"/>
+    <w:qFormat/>
     <w:uiPriority w:val="30"/>
-    <w:qFormat/>
-    <w:rsid w:val="00906147"/>
     <w:pPr>
       <w:pBdr>
-        <w:top w:val="single" w:sz="4" w:space="10" w:color="0F4761" w:themeColor="accent1" w:themeShade="BF"/>
-        <w:bottom w:val="single" w:sz="4" w:space="10" w:color="0F4761" w:themeColor="accent1" w:themeShade="BF"/>
+        <w:top w:val="single" w:sz="4" w:space="10" w:color="0f4761"/>
+        <w:bottom w:val="single" w:sz="4" w:space="10" w:color="0f4761"/>
       </w:pBdr>
       <w:spacing w:before="360" w:after="360"/>
       <w:ind w:left="864" w:right="864"/>
@@ -5056,32 +7148,32 @@
     <w:rPr>
       <w:i/>
       <w:iCs/>
-      <w:color w:val="0F4761" w:themeColor="accent1" w:themeShade="BF"/>
+      <w:color w:val="0f4761"/>
     </w:rPr>
   </w:style>
-  <w:style w:type="character" w:customStyle="1" w:styleId="IntenseQuoteChar">
-    <w:name w:val="Intense Quote Char"/>
-    <w:basedOn w:val="DefaultParagraphFont"/>
-    <w:link w:val="IntenseQuote"/>
+  <w:style w:type="character" w:customStyle="1" w:styleId="style4109">
+    <w:name w:val="Intense Quote Char_4bb2fa5e-4fae-4f7c-b34e-efca8e151f12"/>
+    <w:basedOn w:val="style65"/>
+    <w:next w:val="style4109"/>
+    <w:link w:val="style181"/>
     <w:uiPriority w:val="30"/>
-    <w:rsid w:val="00906147"/>
     <w:rPr>
       <w:i/>
       <w:iCs/>
-      <w:color w:val="0F4761" w:themeColor="accent1" w:themeShade="BF"/>
+      <w:color w:val="0f4761"/>
     </w:rPr>
   </w:style>
-  <w:style w:type="character" w:styleId="IntenseReference">
+  <w:style w:type="character" w:styleId="style263">
     <w:name w:val="Intense Reference"/>
-    <w:basedOn w:val="DefaultParagraphFont"/>
+    <w:basedOn w:val="style65"/>
+    <w:next w:val="style263"/>
+    <w:qFormat/>
     <w:uiPriority w:val="32"/>
-    <w:qFormat/>
-    <w:rsid w:val="00906147"/>
     <w:rPr>
       <w:b/>
       <w:bCs/>
       <w:smallCaps/>
-      <w:color w:val="0F4761" w:themeColor="accent1" w:themeShade="BF"/>
+      <w:color w:val="0f4761"/>
       <w:spacing w:val="5"/>
     </w:rPr>
   </w:style>
@@ -5099,44 +7191,44 @@
         <a:sysClr val="window" lastClr="FFFFFF"/>
       </a:lt1>
       <a:dk2>
-        <a:srgbClr val="0E2841"/>
+        <a:srgbClr val="1F497D"/>
       </a:dk2>
       <a:lt2>
-        <a:srgbClr val="E8E8E8"/>
+        <a:srgbClr val="EEECE1"/>
       </a:lt2>
       <a:accent1>
-        <a:srgbClr val="156082"/>
+        <a:srgbClr val="4F81BD"/>
       </a:accent1>
       <a:accent2>
-        <a:srgbClr val="E97132"/>
+        <a:srgbClr val="C0504D"/>
       </a:accent2>
       <a:accent3>
-        <a:srgbClr val="196B24"/>
+        <a:srgbClr val="9BBB59"/>
       </a:accent3>
       <a:accent4>
-        <a:srgbClr val="0F9ED5"/>
+        <a:srgbClr val="8064A2"/>
       </a:accent4>
       <a:accent5>
-        <a:srgbClr val="A02B93"/>
+        <a:srgbClr val="4BACC6"/>
       </a:accent5>
       <a:accent6>
-        <a:srgbClr val="4EA72E"/>
+        <a:srgbClr val="F79646"/>
       </a:accent6>
       <a:hlink>
-        <a:srgbClr val="467886"/>
+        <a:srgbClr val="0000FF"/>
       </a:hlink>
       <a:folHlink>
-        <a:srgbClr val="96607D"/>
+        <a:srgbClr val="800080"/>
       </a:folHlink>
     </a:clrScheme>
     <a:fontScheme name="Office">
       <a:majorFont>
-        <a:latin typeface="Aptos Display" panose="02110004020202020204"/>
+        <a:latin typeface="Cambria"/>
         <a:ea typeface=""/>
         <a:cs typeface=""/>
-        <a:font script="Jpan" typeface="游ゴシック Light"/>
+        <a:font script="Jpan" typeface="ＭＳ ゴシック"/>
         <a:font script="Hang" typeface="맑은 고딕"/>
-        <a:font script="Hans" typeface="等线 Light"/>
+        <a:font script="Hans" typeface="宋体"/>
         <a:font script="Hant" typeface="新細明體"/>
         <a:font script="Arab" typeface="Times New Roman"/>
         <a:font script="Hebr" typeface="Times New Roman"/>
@@ -5164,31 +7256,14 @@
         <a:font script="Viet" typeface="Times New Roman"/>
         <a:font script="Uigh" typeface="Microsoft Uighur"/>
         <a:font script="Geor" typeface="Sylfaen"/>
-        <a:font script="Armn" typeface="Arial"/>
-        <a:font script="Bugi" typeface="Leelawadee UI"/>
-        <a:font script="Bopo" typeface="Microsoft JhengHei"/>
-        <a:font script="Java" typeface="Javanese Text"/>
-        <a:font script="Lisu" typeface="Segoe UI"/>
-        <a:font script="Mymr" typeface="Myanmar Text"/>
-        <a:font script="Nkoo" typeface="Ebrima"/>
-        <a:font script="Olck" typeface="Nirmala UI"/>
-        <a:font script="Osma" typeface="Ebrima"/>
-        <a:font script="Phag" typeface="Phagspa"/>
-        <a:font script="Syrn" typeface="Estrangelo Edessa"/>
-        <a:font script="Syrj" typeface="Estrangelo Edessa"/>
-        <a:font script="Syre" typeface="Estrangelo Edessa"/>
-        <a:font script="Sora" typeface="Nirmala UI"/>
-        <a:font script="Tale" typeface="Microsoft Tai Le"/>
-        <a:font script="Talu" typeface="Microsoft New Tai Lue"/>
-        <a:font script="Tfng" typeface="Ebrima"/>
       </a:majorFont>
       <a:minorFont>
-        <a:latin typeface="Aptos" panose="02110004020202020204"/>
+        <a:latin typeface="Calibri"/>
         <a:ea typeface=""/>
         <a:cs typeface=""/>
-        <a:font script="Jpan" typeface="游明朝"/>
+        <a:font script="Jpan" typeface="ＭＳ 明朝"/>
         <a:font script="Hang" typeface="맑은 고딕"/>
-        <a:font script="Hans" typeface="等线"/>
+        <a:font script="Hans" typeface="宋体"/>
         <a:font script="Hant" typeface="新細明體"/>
         <a:font script="Arab" typeface="Arial"/>
         <a:font script="Hebr" typeface="Arial"/>
@@ -5216,23 +7291,6 @@
         <a:font script="Viet" typeface="Arial"/>
         <a:font script="Uigh" typeface="Microsoft Uighur"/>
         <a:font script="Geor" typeface="Sylfaen"/>
-        <a:font script="Armn" typeface="Arial"/>
-        <a:font script="Bugi" typeface="Leelawadee UI"/>
-        <a:font script="Bopo" typeface="Microsoft JhengHei"/>
-        <a:font script="Java" typeface="Javanese Text"/>
-        <a:font script="Lisu" typeface="Segoe UI"/>
-        <a:font script="Mymr" typeface="Myanmar Text"/>
-        <a:font script="Nkoo" typeface="Ebrima"/>
-        <a:font script="Olck" typeface="Nirmala UI"/>
-        <a:font script="Osma" typeface="Ebrima"/>
-        <a:font script="Phag" typeface="Phagspa"/>
-        <a:font script="Syrn" typeface="Estrangelo Edessa"/>
-        <a:font script="Syrj" typeface="Estrangelo Edessa"/>
-        <a:font script="Syre" typeface="Estrangelo Edessa"/>
-        <a:font script="Sora" typeface="Nirmala UI"/>
-        <a:font script="Tale" typeface="Microsoft Tai Le"/>
-        <a:font script="Talu" typeface="Microsoft New Tai Lue"/>
-        <a:font script="Tfng" typeface="Ebrima"/>
       </a:minorFont>
     </a:fontScheme>
     <a:fmtScheme name="Office">
@@ -5244,161 +7302,165 @@
           <a:gsLst>
             <a:gs pos="0">
               <a:schemeClr val="phClr">
-                <a:lumMod val="110000"/>
-                <a:satMod val="105000"/>
-                <a:tint val="67000"/>
+                <a:tint val="50000"/>
+                <a:satMod val="300000"/>
               </a:schemeClr>
             </a:gs>
-            <a:gs pos="50000">
+            <a:gs pos="35000">
               <a:schemeClr val="phClr">
-                <a:lumMod val="105000"/>
-                <a:satMod val="103000"/>
-                <a:tint val="73000"/>
+                <a:tint val="37000"/>
+                <a:satMod val="300000"/>
               </a:schemeClr>
             </a:gs>
             <a:gs pos="100000">
               <a:schemeClr val="phClr">
-                <a:lumMod val="105000"/>
-                <a:satMod val="109000"/>
-                <a:tint val="81000"/>
+                <a:tint val="15000"/>
+                <a:satMod val="350000"/>
               </a:schemeClr>
             </a:gs>
           </a:gsLst>
-          <a:lin ang="5400000" scaled="0"/>
+          <a:lin ang="16200000" scaled="1"/>
         </a:gradFill>
         <a:gradFill rotWithShape="1">
           <a:gsLst>
             <a:gs pos="0">
               <a:schemeClr val="phClr">
-                <a:satMod val="103000"/>
-                <a:lumMod val="102000"/>
-                <a:tint val="94000"/>
+                <a:shade val="51000"/>
+                <a:satMod val="130000"/>
               </a:schemeClr>
             </a:gs>
-            <a:gs pos="50000">
+            <a:gs pos="80000">
               <a:schemeClr val="phClr">
-                <a:satMod val="110000"/>
-                <a:lumMod val="100000"/>
-                <a:shade val="100000"/>
+                <a:shade val="93000"/>
+                <a:satMod val="130000"/>
               </a:schemeClr>
             </a:gs>
             <a:gs pos="100000">
               <a:schemeClr val="phClr">
-                <a:lumMod val="99000"/>
-                <a:satMod val="120000"/>
-                <a:shade val="78000"/>
+                <a:shade val="94000"/>
+                <a:satMod val="135000"/>
               </a:schemeClr>
             </a:gs>
           </a:gsLst>
-          <a:lin ang="5400000" scaled="0"/>
+          <a:lin ang="16200000" scaled="0"/>
         </a:gradFill>
       </a:fillStyleLst>
       <a:lnStyleLst>
-        <a:ln w="12700" cap="flat" cmpd="sng" algn="ctr">
+        <a:ln w="9525" cap="flat" cmpd="sng" algn="ctr">
           <a:solidFill>
-            <a:schemeClr val="phClr"/>
+            <a:schemeClr val="phClr">
+              <a:shade val="95000"/>
+              <a:satMod val="105000"/>
+            </a:schemeClr>
           </a:solidFill>
           <a:prstDash val="solid"/>
-          <a:miter lim="800000"/>
-        </a:ln>
-        <a:ln w="19050" cap="flat" cmpd="sng" algn="ctr">
-          <a:solidFill>
-            <a:schemeClr val="phClr"/>
-          </a:solidFill>
-          <a:prstDash val="solid"/>
-          <a:miter lim="800000"/>
         </a:ln>
         <a:ln w="25400" cap="flat" cmpd="sng" algn="ctr">
           <a:solidFill>
             <a:schemeClr val="phClr"/>
           </a:solidFill>
           <a:prstDash val="solid"/>
-          <a:miter lim="800000"/>
+        </a:ln>
+        <a:ln w="38100" cap="flat" cmpd="sng" algn="ctr">
+          <a:solidFill>
+            <a:schemeClr val="phClr"/>
+          </a:solidFill>
+          <a:prstDash val="solid"/>
         </a:ln>
       </a:lnStyleLst>
       <a:effectStyleLst>
         <a:effectStyle>
-          <a:effectLst/>
-        </a:effectStyle>
-        <a:effectStyle>
-          <a:effectLst/>
+          <a:effectLst>
+            <a:outerShdw blurRad="40000" dist="20000" dir="5400000" rotWithShape="0">
+              <a:srgbClr val="000000">
+                <a:alpha val="38000"/>
+              </a:srgbClr>
+            </a:outerShdw>
+          </a:effectLst>
         </a:effectStyle>
         <a:effectStyle>
           <a:effectLst>
-            <a:outerShdw blurRad="57150" dist="19050" dir="5400000" algn="ctr" rotWithShape="0">
+            <a:outerShdw blurRad="40000" dist="23000" dir="5400000" rotWithShape="0">
               <a:srgbClr val="000000">
-                <a:alpha val="63000"/>
+                <a:alpha val="35000"/>
               </a:srgbClr>
             </a:outerShdw>
           </a:effectLst>
+        </a:effectStyle>
+        <a:effectStyle>
+          <a:effectLst>
+            <a:outerShdw blurRad="40000" dist="23000" dir="5400000" rotWithShape="0">
+              <a:srgbClr val="000000">
+                <a:alpha val="35000"/>
+              </a:srgbClr>
+            </a:outerShdw>
+          </a:effectLst>
+          <a:scene3d>
+            <a:camera prst="orthographicFront">
+              <a:rot lat="0" lon="0" rev="0"/>
+            </a:camera>
+            <a:lightRig rig="threePt" dir="t">
+              <a:rot lat="0" lon="0" rev="1200000"/>
+            </a:lightRig>
+          </a:scene3d>
+          <a:sp3d>
+            <a:bevelT w="63500" h="25400"/>
+          </a:sp3d>
         </a:effectStyle>
       </a:effectStyleLst>
       <a:bgFillStyleLst>
         <a:solidFill>
           <a:schemeClr val="phClr"/>
         </a:solidFill>
-        <a:solidFill>
-          <a:schemeClr val="phClr">
-            <a:tint val="95000"/>
-            <a:satMod val="170000"/>
-          </a:schemeClr>
-        </a:solidFill>
         <a:gradFill rotWithShape="1">
           <a:gsLst>
             <a:gs pos="0">
               <a:schemeClr val="phClr">
-                <a:tint val="93000"/>
-                <a:satMod val="150000"/>
-                <a:shade val="98000"/>
-                <a:lumMod val="102000"/>
+                <a:tint val="40000"/>
+                <a:satMod val="350000"/>
               </a:schemeClr>
             </a:gs>
-            <a:gs pos="50000">
+            <a:gs pos="40000">
               <a:schemeClr val="phClr">
-                <a:tint val="98000"/>
-                <a:satMod val="130000"/>
-                <a:shade val="90000"/>
-                <a:lumMod val="103000"/>
+                <a:tint val="45000"/>
+                <a:shade val="99000"/>
+                <a:satMod val="350000"/>
               </a:schemeClr>
             </a:gs>
             <a:gs pos="100000">
               <a:schemeClr val="phClr">
-                <a:shade val="63000"/>
-                <a:satMod val="120000"/>
+                <a:shade val="20000"/>
+                <a:satMod val="255000"/>
               </a:schemeClr>
             </a:gs>
           </a:gsLst>
-          <a:lin ang="5400000" scaled="0"/>
+          <a:path path="circle">
+            <a:fillToRect l="50000" t="-80000" r="50000" b="180000"/>
+          </a:path>
+        </a:gradFill>
+        <a:gradFill rotWithShape="1">
+          <a:gsLst>
+            <a:gs pos="0">
+              <a:schemeClr val="phClr">
+                <a:tint val="80000"/>
+                <a:satMod val="300000"/>
+              </a:schemeClr>
+            </a:gs>
+            <a:gs pos="100000">
+              <a:schemeClr val="phClr">
+                <a:shade val="30000"/>
+                <a:satMod val="200000"/>
+              </a:schemeClr>
+            </a:gs>
+          </a:gsLst>
+          <a:path path="circle">
+            <a:fillToRect l="50000" t="50000" r="50000" b="50000"/>
+          </a:path>
         </a:gradFill>
       </a:bgFillStyleLst>
     </a:fmtScheme>
   </a:themeElements>
-  <a:objectDefaults>
-    <a:lnDef>
-      <a:spPr/>
-      <a:bodyPr/>
-      <a:lstStyle/>
-      <a:style>
-        <a:lnRef idx="2">
-          <a:schemeClr val="accent1"/>
-        </a:lnRef>
-        <a:fillRef idx="0">
-          <a:schemeClr val="accent1"/>
-        </a:fillRef>
-        <a:effectRef idx="1">
-          <a:schemeClr val="accent1"/>
-        </a:effectRef>
-        <a:fontRef idx="minor">
-          <a:schemeClr val="tx1"/>
-        </a:fontRef>
-      </a:style>
-    </a:lnDef>
-  </a:objectDefaults>
+  <a:objectDefaults/>
   <a:extraClrSchemeLst/>
-  <a:extLst>
-    <a:ext uri="{05A4C25C-085E-4340-85A3-A5531E510DB2}">
-      <thm15:themeFamily xmlns:thm15="http://schemas.microsoft.com/office/thememl/2012/main" name="Office Theme" id="{2E142A2C-CD16-42D6-873A-C26D2A0506FA}" vid="{1BDDFF52-6CD6-40A5-AB3C-68EB2F1E4D0A}"/>
-    </a:ext>
-  </a:extLst>
 </a:theme>
 </file>